--- a/Copia de Plantilla_RF.docx
+++ b/Copia de Plantilla_RF.docx
@@ -34,6 +34,7 @@
     </w:p>
     <w:p>
       <w:pPr>
+        <w:spacing w:after="240" w:before="240" w:lineRule="auto"/>
         <w:rPr>
           <w:b w:val="1"/>
           <w:bCs w:val="1"/>
@@ -45,13 +46,13 @@
           <w:bCs w:val="1"/>
           <w:rtl w:val="0"/>
         </w:rPr>
-        <w:t xml:space="preserve">RF-001 : INICIAR SESIÓN. </w:t>
+        <w:t xml:space="preserve">RF-010 : FILTRAR PRODUCTOS. </w:t>
       </w:r>
     </w:p>
     <w:sdt>
       <w:sdtPr>
         <w:lock w:val="contentLocked"/>
-        <w:id w:val="-666419660"/>
+        <w:id w:val="-1485035946"/>
         <w:tag w:val="goog_rdk_0"/>
       </w:sdtPr>
       <w:sdtContent>
@@ -135,7 +136,7 @@
                   <w:rPr>
                     <w:rtl w:val="0"/>
                   </w:rPr>
-                  <w:t xml:space="preserve">RF-001</w:t>
+                  <w:t xml:space="preserve">RF-010</w:t>
                 </w:r>
               </w:p>
             </w:tc>
@@ -208,7 +209,7 @@
                   <w:rPr>
                     <w:rtl w:val="0"/>
                   </w:rPr>
-                  <w:t xml:space="preserve">Iniciar Sesión </w:t>
+                  <w:t xml:space="preserve">Filtrar productos </w:t>
                 </w:r>
               </w:p>
             </w:tc>
@@ -354,7 +355,7 @@
                   <w:rPr>
                     <w:rtl w:val="0"/>
                   </w:rPr>
-                  <w:t xml:space="preserve">Autenticación / Acceso al Sistema </w:t>
+                  <w:t xml:space="preserve">Catálogo y Búsqueda </w:t>
                 </w:r>
               </w:p>
             </w:tc>
@@ -427,7 +428,7 @@
                   <w:rPr>
                     <w:rtl w:val="0"/>
                   </w:rPr>
-                  <w:t xml:space="preserve">Usuario sin registrar / Cliente / Administrador </w:t>
+                  <w:t xml:space="preserve">Usuario / Cliente </w:t>
                 </w:r>
               </w:p>
             </w:tc>
@@ -500,7 +501,7 @@
                   <w:rPr>
                     <w:rtl w:val="0"/>
                   </w:rPr>
-                  <w:t xml:space="preserve">Sistema de Base de Datos, Servicio de Encriptación/Verificación </w:t>
+                  <w:t xml:space="preserve">Sistema de Base de Datos </w:t>
                 </w:r>
               </w:p>
             </w:tc>
@@ -938,7 +939,7 @@
                   <w:rPr>
                     <w:rtl w:val="0"/>
                   </w:rPr>
-                  <w:t xml:space="preserve">Permitir el acceso seguro de los usuarios al sistema web de combinación de prendas mediante la validación de credenciales, garantizando que cada rol acceda a sus funcionalidades correspondientes. </w:t>
+                  <w:t xml:space="preserve">Facilitar al usuario la segmentación del catálogo según criterios específicos para optimizar la experiencia de búsqueda de prendas. </w:t>
                 </w:r>
               </w:p>
             </w:tc>
@@ -1009,17 +1010,9 @@
                 </w:pPr>
                 <w:r>
                   <w:rPr>
-                    <w:b w:val="1"/>
-                    <w:bCs w:val="1"/>
-                    <w:rtl w:val="0"/>
-                  </w:rPr>
-                  <w:t xml:space="preserve">Descripción General:</w:t>
-                </w:r>
-                <w:r>
-                  <w:rPr>
-                    <w:rtl w:val="0"/>
-                  </w:rPr>
-                  <w:t xml:space="preserve"> El sistema debe recibir datos como correo (debe contener obligatoriamente el carácter '@') y contraseña (mínimo 6 y máximo 20 caracteres), los cuales deben estar previamente almacenados en la base de datos. Al verificar, debe permitir el acceso al presionar el botón de inicio de sesión. Adicionalmente, debe contar con accesos directos ("Olvide mi contraseña" y "Registrarse"). </w:t>
+                    <w:rtl w:val="0"/>
+                  </w:rPr>
+                  <w:t xml:space="preserve">Permite filtrar los productos del catálogo utilizando criterios ya definidos tales como la categoría o el género para el cual está destinado el producto. </w:t>
                 </w:r>
               </w:p>
             </w:tc>
@@ -1078,9 +1071,17 @@
                 </w:pPr>
                 <w:r>
                   <w:rPr>
-                    <w:rtl w:val="0"/>
-                  </w:rPr>
-                  <w:t xml:space="preserve">Incluye: Validación de formato de correo y contraseña, verificación en base de datos, redirección a vistas según rol, y enlaces a registro y recuperación de contraseña. </w:t>
+                    <w:b w:val="1"/>
+                    <w:bCs w:val="1"/>
+                    <w:rtl w:val="0"/>
+                  </w:rPr>
+                  <w:t xml:space="preserve">Incluye:</w:t>
+                </w:r>
+                <w:r>
+                  <w:rPr>
+                    <w:rtl w:val="0"/>
+                  </w:rPr>
+                  <w:t xml:space="preserve"> Aplicación de filtros por categoría y género sobre el listado general de prendas. </w:t>
                 </w:r>
               </w:p>
             </w:tc>
@@ -1142,13 +1143,23 @@
               </w:tcPr>
               <w:p>
                 <w:pPr>
-                  <w:rPr/>
-                </w:pPr>
-                <w:r>
-                  <w:rPr>
-                    <w:rtl w:val="0"/>
-                  </w:rPr>
-                  <w:t xml:space="preserve">No incluye: El proceso interno de creación de cuentas (ver RF de registro) ni el restablecimiento por token de correo avanzado (ver RF de modificar contraseña). </w:t>
+                  <w:spacing w:after="240" w:before="240" w:lineRule="auto"/>
+                  <w:ind w:left="0" w:firstLine="0"/>
+                  <w:rPr/>
+                </w:pPr>
+                <w:r>
+                  <w:rPr>
+                    <w:b w:val="1"/>
+                    <w:bCs w:val="1"/>
+                    <w:rtl w:val="0"/>
+                  </w:rPr>
+                  <w:t xml:space="preserve">No incluye:</w:t>
+                </w:r>
+                <w:r>
+                  <w:rPr>
+                    <w:rtl w:val="0"/>
+                  </w:rPr>
+                  <w:t xml:space="preserve"> Búsqueda avanzada mediante texto libre (la cual corresponde a otro requisito).</w:t>
                 </w:r>
               </w:p>
             </w:tc>
@@ -1207,7 +1218,7 @@
                   <w:rPr>
                     <w:rtl w:val="0"/>
                   </w:rPr>
-                  <w:t xml:space="preserve">Usuario sin registrar, Cliente, Administrador. </w:t>
+                  <w:t xml:space="preserve">Cliente, Sistema. </w:t>
                 </w:r>
               </w:p>
             </w:tc>
@@ -1278,63 +1289,13 @@
               </w:tcPr>
               <w:p>
                 <w:pPr>
-                  <w:rPr>
-                    <w:rFonts w:ascii="Arial" w:cs="Arial" w:eastAsia="Arial" w:hAnsi="Arial"/>
-                  </w:rPr>
-                </w:pPr>
-                <w:r>
-                  <w:rPr>
-                    <w:rFonts w:ascii="Arial" w:cs="Arial" w:eastAsia="Arial" w:hAnsi="Arial"/>
-                    <w:i w:val="1"/>
-                    <w:iCs w:val="1"/>
-                    <w:rtl w:val="0"/>
-                  </w:rPr>
-                  <w:t xml:space="preserve">RN-001:</w:t>
-                </w:r>
-                <w:r>
-                  <w:rPr>
-                    <w:rFonts w:ascii="Arial" w:cs="Arial" w:eastAsia="Arial" w:hAnsi="Arial"/>
-                    <w:rtl w:val="0"/>
-                  </w:rPr>
-                  <w:t xml:space="preserve"> El correo debe contener obligatoriamente el carácter </w:t>
-                </w:r>
-                <w:r>
-                  <w:rPr>
-                    <w:rFonts w:ascii="Arial" w:cs="Arial" w:eastAsia="Arial" w:hAnsi="Arial"/>
-                    <w:color w:val="188038"/>
-                    <w:rtl w:val="0"/>
-                  </w:rPr>
-                  <w:t xml:space="preserve">@</w:t>
-                </w:r>
-                <w:r>
-                  <w:rPr>
-                    <w:rFonts w:ascii="Arial" w:cs="Arial" w:eastAsia="Arial" w:hAnsi="Arial"/>
-                    <w:rtl w:val="0"/>
-                  </w:rPr>
-                  <w:t xml:space="preserve">. </w:t>
-                </w:r>
-              </w:p>
-              <w:p>
-                <w:pPr>
-                  <w:rPr>
-                    <w:rFonts w:ascii="Arial" w:cs="Arial" w:eastAsia="Arial" w:hAnsi="Arial"/>
-                  </w:rPr>
-                </w:pPr>
-                <w:r>
-                  <w:rPr>
-                    <w:rFonts w:ascii="Arial" w:cs="Arial" w:eastAsia="Arial" w:hAnsi="Arial"/>
-                    <w:i w:val="1"/>
-                    <w:iCs w:val="1"/>
-                    <w:rtl w:val="0"/>
-                  </w:rPr>
-                  <w:t xml:space="preserve">RN-002:</w:t>
-                </w:r>
-                <w:r>
-                  <w:rPr>
-                    <w:rFonts w:ascii="Arial" w:cs="Arial" w:eastAsia="Arial" w:hAnsi="Arial"/>
-                    <w:rtl w:val="0"/>
-                  </w:rPr>
-                  <w:t xml:space="preserve"> La contraseña debe tener entre 6 y 20 caracteres. </w:t>
+                  <w:rPr/>
+                </w:pPr>
+                <w:r>
+                  <w:rPr>
+                    <w:rtl w:val="0"/>
+                  </w:rPr>
+                  <w:t xml:space="preserve">RN-001: Los filtros aplicados deben corresponder estrictamente a las categorías y géneros registrados en la base de datos.Garantiza la coherencia en los resultados mostrados al usuario (Prioridad: Alta)</w:t>
                 </w:r>
               </w:p>
             </w:tc>
@@ -1393,7 +1354,7 @@
                   <w:rPr>
                     <w:rtl w:val="0"/>
                   </w:rPr>
-                  <w:t xml:space="preserve">RNF-002 (Seguridad - Cifrado de contraseñas). </w:t>
+                  <w:t xml:space="preserve">RNF-001 (Disponibilidad). </w:t>
                 </w:r>
               </w:p>
             </w:tc>
@@ -1511,7 +1472,7 @@
                   <w:rPr>
                     <w:rtl w:val="0"/>
                   </w:rPr>
-                  <w:t xml:space="preserve">Base de datos activa. </w:t>
+                  <w:t xml:space="preserve">RF-007 (Ver catálogo). </w:t>
                 </w:r>
               </w:p>
             </w:tc>
@@ -1570,7 +1531,7 @@
                   <w:rPr>
                     <w:rtl w:val="0"/>
                   </w:rPr>
-                  <w:t xml:space="preserve">Ataques de fuerza bruta (Medio). </w:t>
+                  <w:t xml:space="preserve">Retorno de listas vacías si los filtros no coinciden con stock activo (Bajo). </w:t>
                 </w:r>
               </w:p>
             </w:tc>
@@ -1629,7 +1590,7 @@
                   <w:rPr>
                     <w:rtl w:val="0"/>
                   </w:rPr>
-                  <w:t xml:space="preserve">El sistema solo permite el ingreso si las credenciales coinciden exactamente con los registros. </w:t>
+                  <w:t xml:space="preserve">El sistema mostrará únicamente los productos que coincidan de forma exacta con los filtros de categoría y género seleccionados. </w:t>
                 </w:r>
               </w:p>
             </w:tc>
@@ -1688,7 +1649,7 @@
                   <w:rPr>
                     <w:rtl w:val="0"/>
                   </w:rPr>
-                  <w:t xml:space="preserve">Casos de uso: CUU001. </w:t>
+                  <w:t xml:space="preserve">Casos de uso: Catálogo y Filtros. </w:t>
                 </w:r>
               </w:p>
             </w:tc>
@@ -1747,7 +1708,7 @@
                   <w:rPr>
                     <w:rtl w:val="0"/>
                   </w:rPr>
-                  <w:t xml:space="preserve">Puerta de entrada principal al sistema. </w:t>
+                  <w:t xml:space="preserve">Mejora la usabilidad y velocidad de navegación del usuario en la plataforma. </w:t>
                 </w:r>
               </w:p>
             </w:tc>
@@ -1778,16 +1739,17 @@
     <w:p>
       <w:pPr>
         <w:pStyle w:val="Heading1"/>
+        <w:spacing w:after="240" w:before="240" w:lineRule="auto"/>
         <w:rPr/>
       </w:pPr>
-      <w:bookmarkStart w:colFirst="0" w:colLast="0" w:name="_heading=h.ruqhs7a5l6uf" w:id="1"/>
+      <w:bookmarkStart w:colFirst="0" w:colLast="0" w:name="_heading=h.d8qet0c4my4c" w:id="1"/>
       <w:bookmarkEnd w:id="1"/>
       <w:r>
         <w:rPr>
           <w:color w:val="000000"/>
           <w:rtl w:val="0"/>
         </w:rPr>
-        <w:t xml:space="preserve">RF-002: Registrar Usuario </w:t>
+        <w:t xml:space="preserve">RF-011 : AGREGAR PRODUCTOS AL CARRITO.</w:t>
       </w:r>
       <w:r>
         <w:rPr>
@@ -1811,7 +1773,7 @@
     <w:sdt>
       <w:sdtPr>
         <w:lock w:val="contentLocked"/>
-        <w:id w:val="1769328487"/>
+        <w:id w:val="1842806084"/>
         <w:tag w:val="goog_rdk_1"/>
       </w:sdtPr>
       <w:sdtContent>
@@ -1895,7 +1857,7 @@
                   <w:rPr>
                     <w:rtl w:val="0"/>
                   </w:rPr>
-                  <w:t xml:space="preserve">RF-002</w:t>
+                  <w:t xml:space="preserve">RF-011</w:t>
                 </w:r>
               </w:p>
             </w:tc>
@@ -1956,7 +1918,12 @@
                   <w:rPr>
                     <w:rtl w:val="0"/>
                   </w:rPr>
-                  <w:t xml:space="preserve">Registrar Usuario </w:t>
+                  <w:t xml:space="preserve">Agregar productos al carrito </w:t>
+                </w:r>
+                <w:r>
+                  <w:rPr>
+                    <w:rtl w:val="0"/>
+                  </w:rPr>
                 </w:r>
               </w:p>
             </w:tc>
@@ -2078,7 +2045,7 @@
                   <w:rPr>
                     <w:rtl w:val="0"/>
                   </w:rPr>
-                  <w:t xml:space="preserve">Autenticación y Gestión de Usuarios </w:t>
+                  <w:t xml:space="preserve">Carrito de Compras </w:t>
                 </w:r>
                 <w:r>
                   <w:rPr>
@@ -2144,7 +2111,12 @@
                   <w:rPr>
                     <w:rtl w:val="0"/>
                   </w:rPr>
-                  <w:t xml:space="preserve">Usuario sin registrar </w:t>
+                  <w:t xml:space="preserve">Usuario autenticado </w:t>
+                </w:r>
+                <w:r>
+                  <w:rPr>
+                    <w:rtl w:val="0"/>
+                  </w:rPr>
                 </w:r>
               </w:p>
             </w:tc>
@@ -2205,7 +2177,7 @@
                   <w:rPr>
                     <w:rtl w:val="0"/>
                   </w:rPr>
-                  <w:t xml:space="preserve">Sistema de Base de Datos, Servicio de Encriptación </w:t>
+                  <w:t xml:space="preserve">Sistema de Base de Datos, Gestión del Carrito </w:t>
                 </w:r>
                 <w:r>
                   <w:rPr>
@@ -2576,7 +2548,12 @@
                   <w:rPr>
                     <w:rtl w:val="0"/>
                   </w:rPr>
-                  <w:t xml:space="preserve">Permitir el acceso seguro de los usuarios al sistema web de combinación de prendas mediante la validación de credenciales, garantizando que cada rol acceda a sus funcionalidades correspondientes. </w:t>
+                  <w:t xml:space="preserve">Permitir a los usuarios seleccionar prendas del catálogo y acumularlas en su carrito de compras virtual antes de proceder al pago. </w:t>
+                </w:r>
+                <w:r>
+                  <w:rPr>
+                    <w:rtl w:val="0"/>
+                  </w:rPr>
                 </w:r>
               </w:p>
             </w:tc>
@@ -2635,17 +2612,14 @@
                 </w:pPr>
                 <w:r>
                   <w:rPr>
-                    <w:b w:val="1"/>
-                    <w:bCs w:val="1"/>
-                    <w:rtl w:val="0"/>
-                  </w:rPr>
-                  <w:t xml:space="preserve">Descripción General:</w:t>
-                </w:r>
-                <w:r>
-                  <w:rPr>
-                    <w:rtl w:val="0"/>
-                  </w:rPr>
-                  <w:t xml:space="preserve"> El sistema debe recibir datos como correo (debe contener obligatoriamente el carácter '@') y contraseña (mínimo 6 y máximo 20 caracteres), los cuales deben estar previamente almacenados en la base de datos. Al verificar, debe permitir el acceso al presionar el botón de inicio de sesión. Adicionalmente, debe contar con accesos directos ("Olvide mi contraseña" y "Registrarse"). </w:t>
+                    <w:rtl w:val="0"/>
+                  </w:rPr>
+                  <w:t xml:space="preserve">Desde el catálogo o visualización de la prenda, se podrá escoger la talla del producto elegido y llevarlo al carrito de compras por medio de un botón con la imagen del mismo. </w:t>
+                </w:r>
+                <w:r>
+                  <w:rPr>
+                    <w:rtl w:val="0"/>
+                  </w:rPr>
                 </w:r>
               </w:p>
             </w:tc>
@@ -2704,9 +2678,22 @@
                 </w:pPr>
                 <w:r>
                   <w:rPr>
-                    <w:rtl w:val="0"/>
-                  </w:rPr>
-                  <w:t xml:space="preserve">Incluye: Validación de formato de correo y contraseña, verificación en base de datos, redirección a vistas según rol, y enlaces a registro y recuperación de contraseña. </w:t>
+                    <w:b w:val="1"/>
+                    <w:bCs w:val="1"/>
+                    <w:rtl w:val="0"/>
+                  </w:rPr>
+                  <w:t xml:space="preserve">Incluye:</w:t>
+                </w:r>
+                <w:r>
+                  <w:rPr>
+                    <w:rtl w:val="0"/>
+                  </w:rPr>
+                  <w:t xml:space="preserve"> Selección obligatoria de talla, identificación del ID del producto y adición al almacenamiento temporal del carrito. </w:t>
+                </w:r>
+                <w:r>
+                  <w:rPr>
+                    <w:rtl w:val="0"/>
+                  </w:rPr>
                 </w:r>
               </w:p>
             </w:tc>
@@ -2755,13 +2742,23 @@
               </w:tcPr>
               <w:p>
                 <w:pPr>
-                  <w:rPr/>
-                </w:pPr>
-                <w:r>
-                  <w:rPr>
-                    <w:rtl w:val="0"/>
-                  </w:rPr>
-                  <w:t xml:space="preserve">No incluye: El proceso interno de creación de cuentas (ver RF de registro) ni el restablecimiento por token de correo avanzado (ver RF de modificar contraseña). </w:t>
+                  <w:spacing w:after="240" w:before="240" w:lineRule="auto"/>
+                  <w:ind w:left="0" w:firstLine="0"/>
+                  <w:rPr/>
+                </w:pPr>
+                <w:r>
+                  <w:rPr>
+                    <w:b w:val="1"/>
+                    <w:bCs w:val="1"/>
+                    <w:rtl w:val="0"/>
+                  </w:rPr>
+                  <w:t xml:space="preserve">No incluye:</w:t>
+                </w:r>
+                <w:r>
+                  <w:rPr>
+                    <w:rtl w:val="0"/>
+                  </w:rPr>
+                  <w:t xml:space="preserve"> El proceso de pago o pasarela de transacciones.</w:t>
                 </w:r>
               </w:p>
             </w:tc>
@@ -2820,7 +2817,12 @@
                   <w:rPr>
                     <w:rtl w:val="0"/>
                   </w:rPr>
-                  <w:t xml:space="preserve">Usuario sin registrar, Cliente, Administrador. </w:t>
+                  <w:t xml:space="preserve">Cliente. </w:t>
+                </w:r>
+                <w:r>
+                  <w:rPr>
+                    <w:rtl w:val="0"/>
+                  </w:rPr>
                 </w:r>
               </w:p>
             </w:tc>
@@ -2891,63 +2893,29 @@
               </w:tcPr>
               <w:p>
                 <w:pPr>
-                  <w:rPr>
-                    <w:rFonts w:ascii="Arial" w:cs="Arial" w:eastAsia="Arial" w:hAnsi="Arial"/>
-                  </w:rPr>
-                </w:pPr>
-                <w:r>
-                  <w:rPr>
-                    <w:rFonts w:ascii="Arial" w:cs="Arial" w:eastAsia="Arial" w:hAnsi="Arial"/>
-                    <w:i w:val="1"/>
-                    <w:iCs w:val="1"/>
-                    <w:rtl w:val="0"/>
-                  </w:rPr>
-                  <w:t xml:space="preserve">RN-001:</w:t>
-                </w:r>
-                <w:r>
-                  <w:rPr>
-                    <w:rFonts w:ascii="Arial" w:cs="Arial" w:eastAsia="Arial" w:hAnsi="Arial"/>
-                    <w:rtl w:val="0"/>
-                  </w:rPr>
-                  <w:t xml:space="preserve"> El correo debe contener obligatoriamente el carácter </w:t>
-                </w:r>
-                <w:r>
-                  <w:rPr>
-                    <w:rFonts w:ascii="Arial" w:cs="Arial" w:eastAsia="Arial" w:hAnsi="Arial"/>
-                    <w:color w:val="188038"/>
-                    <w:rtl w:val="0"/>
-                  </w:rPr>
-                  <w:t xml:space="preserve">@</w:t>
-                </w:r>
-                <w:r>
-                  <w:rPr>
-                    <w:rFonts w:ascii="Arial" w:cs="Arial" w:eastAsia="Arial" w:hAnsi="Arial"/>
-                    <w:rtl w:val="0"/>
-                  </w:rPr>
-                  <w:t xml:space="preserve">. </w:t>
-                </w:r>
-              </w:p>
-              <w:p>
-                <w:pPr>
-                  <w:rPr>
-                    <w:rFonts w:ascii="Arial" w:cs="Arial" w:eastAsia="Arial" w:hAnsi="Arial"/>
-                  </w:rPr>
-                </w:pPr>
-                <w:r>
-                  <w:rPr>
-                    <w:rFonts w:ascii="Arial" w:cs="Arial" w:eastAsia="Arial" w:hAnsi="Arial"/>
-                    <w:i w:val="1"/>
-                    <w:iCs w:val="1"/>
-                    <w:rtl w:val="0"/>
-                  </w:rPr>
-                  <w:t xml:space="preserve">RN-002:</w:t>
-                </w:r>
-                <w:r>
-                  <w:rPr>
-                    <w:rFonts w:ascii="Arial" w:cs="Arial" w:eastAsia="Arial" w:hAnsi="Arial"/>
-                    <w:rtl w:val="0"/>
-                  </w:rPr>
-                  <w:t xml:space="preserve"> La contraseña debe tener entre 6 y 20 caracteres. </w:t>
+                  <w:rPr/>
+                </w:pPr>
+                <w:r>
+                  <w:rPr>
+                    <w:rtl w:val="0"/>
+                  </w:rPr>
+                  <w:t xml:space="preserve">RN-001: El usuario debe seleccionar obligatoriamente una talla disponible antes de añadir la prenda al carrito.</w:t>
+                </w:r>
+              </w:p>
+              <w:p>
+                <w:pPr>
+                  <w:rPr/>
+                </w:pPr>
+                <w:r>
+                  <w:rPr>
+                    <w:rtl w:val="0"/>
+                  </w:rPr>
+                  <w:t xml:space="preserve">Asegurar que el producto cumpla con las especificaciones del cliente (Prioridad: Alta) </w:t>
+                </w:r>
+                <w:r>
+                  <w:rPr>
+                    <w:rtl w:val="0"/>
+                  </w:rPr>
                 </w:r>
               </w:p>
             </w:tc>
@@ -3006,7 +2974,12 @@
                   <w:rPr>
                     <w:rtl w:val="0"/>
                   </w:rPr>
-                  <w:t xml:space="preserve">RNF-002 (Seguridad - Cifrado de contraseñas). </w:t>
+                  <w:t xml:space="preserve">RNF-003 (Usabilidad), RNF-007 (Compatibilidad). </w:t>
+                </w:r>
+                <w:r>
+                  <w:rPr>
+                    <w:rtl w:val="0"/>
+                  </w:rPr>
                 </w:r>
               </w:p>
             </w:tc>
@@ -3065,7 +3038,12 @@
                   <w:rPr>
                     <w:rtl w:val="0"/>
                   </w:rPr>
-                  <w:t xml:space="preserve">Ninguno. </w:t>
+                  <w:t xml:space="preserve">RF-006 (Ver carrito), RF-008 (Buscar prenda). </w:t>
+                </w:r>
+                <w:r>
+                  <w:rPr>
+                    <w:rtl w:val="0"/>
+                  </w:rPr>
                 </w:r>
               </w:p>
             </w:tc>
@@ -3124,7 +3102,12 @@
                   <w:rPr>
                     <w:rtl w:val="0"/>
                   </w:rPr>
-                  <w:t xml:space="preserve">Base de datos activa. </w:t>
+                  <w:t xml:space="preserve">RF-006 (Ver catálogo). </w:t>
+                </w:r>
+                <w:r>
+                  <w:rPr>
+                    <w:rtl w:val="0"/>
+                  </w:rPr>
                 </w:r>
               </w:p>
             </w:tc>
@@ -3183,7 +3166,12 @@
                   <w:rPr>
                     <w:rtl w:val="0"/>
                   </w:rPr>
-                  <w:t xml:space="preserve">Ataques de fuerza bruta (Medio). </w:t>
+                  <w:t xml:space="preserve">Confusión de stock o tallas agotadas (Medio). </w:t>
+                </w:r>
+                <w:r>
+                  <w:rPr>
+                    <w:rtl w:val="0"/>
+                  </w:rPr>
                 </w:r>
               </w:p>
             </w:tc>
@@ -3242,7 +3230,12 @@
                   <w:rPr>
                     <w:rtl w:val="0"/>
                   </w:rPr>
-                  <w:t xml:space="preserve">El sistema solo permite el ingreso si las credenciales coinciden exactamente con los registros. </w:t>
+                  <w:t xml:space="preserve">El sistema añadirá el producto con su respectiva talla e imagen al carrito de compras al presionar el botón correspondiente. </w:t>
+                </w:r>
+                <w:r>
+                  <w:rPr>
+                    <w:rtl w:val="0"/>
+                  </w:rPr>
                 </w:r>
               </w:p>
             </w:tc>
@@ -3301,7 +3294,12 @@
                   <w:rPr>
                     <w:rtl w:val="0"/>
                   </w:rPr>
-                  <w:t xml:space="preserve">Casos de uso: CUU001. </w:t>
+                  <w:t xml:space="preserve">Casos de uso: CUU006, CUU008. </w:t>
+                </w:r>
+                <w:r>
+                  <w:rPr>
+                    <w:rtl w:val="0"/>
+                  </w:rPr>
                 </w:r>
               </w:p>
             </w:tc>
@@ -3360,7 +3358,12 @@
                   <w:rPr>
                     <w:rtl w:val="0"/>
                   </w:rPr>
-                  <w:t xml:space="preserve">Puerta de entrada principal al sistema. </w:t>
+                  <w:t xml:space="preserve">Paso previo esencial para concretar cualquier compra en la web. </w:t>
+                </w:r>
+                <w:r>
+                  <w:rPr>
+                    <w:rtl w:val="0"/>
+                  </w:rPr>
                 </w:r>
               </w:p>
             </w:tc>
@@ -3400,7 +3403,7 @@
           <w:color w:val="000000"/>
           <w:rtl w:val="0"/>
         </w:rPr>
-        <w:t xml:space="preserve">RF-003 : RECUPERAR CONTRASEÑA. </w:t>
+        <w:t xml:space="preserve">RF-012 : ELIMINAR PRODUCTOS DEL CARRITO. </w:t>
       </w:r>
       <w:r>
         <w:rPr>
@@ -3424,7 +3427,7 @@
     <w:sdt>
       <w:sdtPr>
         <w:lock w:val="contentLocked"/>
-        <w:id w:val="-1843714257"/>
+        <w:id w:val="1625971394"/>
         <w:tag w:val="goog_rdk_2"/>
       </w:sdtPr>
       <w:sdtContent>
@@ -3508,7 +3511,7 @@
                   <w:rPr>
                     <w:rtl w:val="0"/>
                   </w:rPr>
-                  <w:t xml:space="preserve">RF-003 </w:t>
+                  <w:t xml:space="preserve">RF-012</w:t>
                 </w:r>
                 <w:r>
                   <w:rPr>
@@ -3574,7 +3577,7 @@
                   <w:rPr>
                     <w:rtl w:val="0"/>
                   </w:rPr>
-                  <w:t xml:space="preserve">Recuperar Contraseña </w:t>
+                  <w:t xml:space="preserve">Eliminar productos del carrito </w:t>
                 </w:r>
                 <w:r>
                   <w:rPr>
@@ -3701,7 +3704,12 @@
                   <w:rPr>
                     <w:rtl w:val="0"/>
                   </w:rPr>
-                  <w:t xml:space="preserve">Autenticación y Gestión de Usuarios </w:t>
+                  <w:t xml:space="preserve">Carrito de Compras </w:t>
+                </w:r>
+                <w:r>
+                  <w:rPr>
+                    <w:rtl w:val="0"/>
+                  </w:rPr>
                 </w:r>
               </w:p>
             </w:tc>
@@ -3762,7 +3770,12 @@
                   <w:rPr>
                     <w:rtl w:val="0"/>
                   </w:rPr>
-                  <w:t xml:space="preserve">Usuario sin registrar / Cliente </w:t>
+                  <w:t xml:space="preserve">Cliente </w:t>
+                </w:r>
+                <w:r>
+                  <w:rPr>
+                    <w:rtl w:val="0"/>
+                  </w:rPr>
                 </w:r>
               </w:p>
             </w:tc>
@@ -3823,7 +3836,7 @@
                   <w:rPr>
                     <w:rtl w:val="0"/>
                   </w:rPr>
-                  <w:t xml:space="preserve">Sistema de Base de Datos, Servicio de Encriptación </w:t>
+                  <w:t xml:space="preserve">Sistema de Carrito de Compras </w:t>
                 </w:r>
                 <w:r>
                   <w:rPr>
@@ -4199,7 +4212,7 @@
                   <w:rPr>
                     <w:rtl w:val="0"/>
                   </w:rPr>
-                  <w:t xml:space="preserve">Permitir al usuario cambiar la contraseña en caso de olvido para restablecer el acceso a su cuenta de forma segura. </w:t>
+                  <w:t xml:space="preserve">Brindar flexibilidad al usuario para remover los productos que ya no desea adquirir dentro de su carrito de compras. </w:t>
                 </w:r>
                 <w:r>
                   <w:rPr>
@@ -4265,7 +4278,7 @@
                   <w:rPr>
                     <w:rtl w:val="0"/>
                   </w:rPr>
-                  <w:t xml:space="preserve">Permite al usuario cambiar la contraseña en caso de ser olvidada; para esto debe solicitar el correo y nombre, ingresar una nueva contraseña (mínimo 6 y máximo 20 caracteres entre letras, números y caracteres especiales), la cual debe almacenarse encriptada, y escribirla de nuevo en un campo de confirmación para lograr la actualización por medio de un botón de actualizar contraseña. </w:t>
+                  <w:t xml:space="preserve">En el apartado de carrito de compras habrá un botón con forma de papelera que dejará eliminar el producto que el usuario desee (el cual debió ser agregado previamente), confirmando la acción mediante una ventana emergente que indique "¿Realmente desea eliminar el producto?". </w:t>
                 </w:r>
                 <w:r>
                   <w:rPr>
@@ -4339,7 +4352,7 @@
                   <w:rPr>
                     <w:rtl w:val="0"/>
                   </w:rPr>
-                  <w:t xml:space="preserve"> Solicitud de correo y nombre, validación de nueva contraseña (6 a 20 caracteres), campo de confirmación, encriptación de la clave y actualización en la base de datos mediante botón. </w:t>
+                  <w:t xml:space="preserve"> Activación de ventana emergente de confirmación y remoción del ítem del carrito basado en la decisión del usuario. </w:t>
                 </w:r>
                 <w:r>
                   <w:rPr>
@@ -4393,6 +4406,8 @@
               </w:tcPr>
               <w:p>
                 <w:pPr>
+                  <w:spacing w:after="240" w:before="240" w:lineRule="auto"/>
+                  <w:ind w:left="0" w:firstLine="0"/>
                   <w:rPr/>
                 </w:pPr>
                 <w:r>
@@ -4407,7 +4422,7 @@
                   <w:rPr>
                     <w:rtl w:val="0"/>
                   </w:rPr>
-                  <w:t xml:space="preserve"> Recuperación avanzada automatizada por envío de token masivo por correo electrónico. </w:t>
+                  <w:t xml:space="preserve"> Eliminación definitiva del inventario general de la tienda.</w:t>
                 </w:r>
               </w:p>
             </w:tc>
@@ -4466,7 +4481,7 @@
                   <w:rPr>
                     <w:rtl w:val="0"/>
                   </w:rPr>
-                  <w:t xml:space="preserve">Cliente / Usuario, Sistema de Base de Datos. </w:t>
+                  <w:t xml:space="preserve">Cliente.</w:t>
                 </w:r>
                 <w:r>
                   <w:rPr>
@@ -4542,112 +4557,24 @@
               </w:tcPr>
               <w:p>
                 <w:pPr>
-                  <w:rPr>
-                    <w:rFonts w:ascii="Arial" w:cs="Arial" w:eastAsia="Arial" w:hAnsi="Arial"/>
-                    <w:i w:val="1"/>
-                    <w:iCs w:val="1"/>
-                  </w:rPr>
-                </w:pPr>
-                <w:r>
-                  <w:rPr>
-                    <w:rFonts w:ascii="Arial" w:cs="Arial" w:eastAsia="Arial" w:hAnsi="Arial"/>
-                    <w:i w:val="1"/>
-                    <w:iCs w:val="1"/>
-                    <w:rtl w:val="0"/>
-                  </w:rPr>
-                  <w:t xml:space="preserve">RN-001</w:t>
-                </w:r>
-              </w:p>
-              <w:p>
-                <w:pPr>
-                  <w:spacing w:after="240" w:line="276" w:lineRule="auto"/>
-                  <w:rPr>
-                    <w:rFonts w:ascii="Arial" w:cs="Arial" w:eastAsia="Arial" w:hAnsi="Arial"/>
-                    <w:i w:val="1"/>
-                    <w:iCs w:val="1"/>
-                  </w:rPr>
-                </w:pPr>
-                <w:r>
-                  <w:rPr>
-                    <w:rFonts w:ascii="Arial" w:cs="Arial" w:eastAsia="Arial" w:hAnsi="Arial"/>
-                    <w:i w:val="1"/>
-                    <w:iCs w:val="1"/>
-                    <w:rtl w:val="0"/>
-                  </w:rPr>
-                  <w:t xml:space="preserve">La nueva contraseña debe cumplir estrictamente con la longitud de 6 a 20 caracteres.</w:t>
-                </w:r>
-              </w:p>
-              <w:p>
-                <w:pPr>
-                  <w:rPr>
-                    <w:rFonts w:ascii="Arial" w:cs="Arial" w:eastAsia="Arial" w:hAnsi="Arial"/>
-                    <w:i w:val="1"/>
-                    <w:iCs w:val="1"/>
-                  </w:rPr>
-                </w:pPr>
-                <w:r>
-                  <w:rPr>
-                    <w:rFonts w:ascii="Arial" w:cs="Arial" w:eastAsia="Arial" w:hAnsi="Arial"/>
-                    <w:i w:val="1"/>
-                    <w:iCs w:val="1"/>
-                    <w:rtl w:val="0"/>
-                  </w:rPr>
-                  <w:t xml:space="preserve">Mantener los estándares mínimos de seguridad del sistema (Prioridad: Media).</w:t>
-                </w:r>
-              </w:p>
-              <w:p>
-                <w:pPr>
-                  <w:rPr>
-                    <w:rFonts w:ascii="Arial" w:cs="Arial" w:eastAsia="Arial" w:hAnsi="Arial"/>
-                    <w:i w:val="1"/>
-                    <w:iCs w:val="1"/>
-                  </w:rPr>
-                </w:pPr>
-                <w:r>
-                  <w:rPr>
-                    <w:rFonts w:ascii="Arial" w:cs="Arial" w:eastAsia="Arial" w:hAnsi="Arial"/>
-                    <w:i w:val="1"/>
-                    <w:iCs w:val="1"/>
-                    <w:rtl w:val="0"/>
-                  </w:rPr>
-                  <w:t xml:space="preserve">RN-002</w:t>
-                </w:r>
-              </w:p>
-              <w:p>
-                <w:pPr>
-                  <w:spacing w:after="240" w:line="276" w:lineRule="auto"/>
-                  <w:rPr>
-                    <w:rFonts w:ascii="Arial" w:cs="Arial" w:eastAsia="Arial" w:hAnsi="Arial"/>
-                    <w:i w:val="1"/>
-                    <w:iCs w:val="1"/>
-                  </w:rPr>
-                </w:pPr>
-                <w:r>
-                  <w:rPr>
-                    <w:rFonts w:ascii="Arial" w:cs="Arial" w:eastAsia="Arial" w:hAnsi="Arial"/>
-                    <w:i w:val="1"/>
-                    <w:iCs w:val="1"/>
-                    <w:rtl w:val="0"/>
-                  </w:rPr>
-                  <w:t xml:space="preserve">La nueva contraseña debe almacenarse de forma encriptada tras la confirmación.</w:t>
-                </w:r>
-              </w:p>
-              <w:p>
-                <w:pPr>
-                  <w:rPr>
-                    <w:rFonts w:ascii="Arial" w:cs="Arial" w:eastAsia="Arial" w:hAnsi="Arial"/>
-                    <w:i w:val="1"/>
-                    <w:iCs w:val="1"/>
-                  </w:rPr>
-                </w:pPr>
-                <w:r>
-                  <w:rPr>
-                    <w:rFonts w:ascii="Arial" w:cs="Arial" w:eastAsia="Arial" w:hAnsi="Arial"/>
-                    <w:i w:val="1"/>
-                    <w:iCs w:val="1"/>
-                    <w:rtl w:val="0"/>
-                  </w:rPr>
-                  <w:t xml:space="preserve">Proteger la confidencialidad de las credenciales de usuario (Prioridad: Alta).</w:t>
+                  <w:rPr/>
+                </w:pPr>
+                <w:r>
+                  <w:rPr>
+                    <w:rtl w:val="0"/>
+                  </w:rPr>
+                  <w:t xml:space="preserve">RN-001: Toda eliminación de un producto del carrito requerirá la confirmación explícita del usuario mediante una ventana emergente.</w:t>
+                </w:r>
+              </w:p>
+              <w:p>
+                <w:pPr>
+                  <w:rPr/>
+                </w:pPr>
+                <w:r>
+                  <w:rPr>
+                    <w:rtl w:val="0"/>
+                  </w:rPr>
+                  <w:t xml:space="preserve">Evitar remociones accidentales de artículos seleccionados (Prioridad: Media).</w:t>
                 </w:r>
                 <w:r>
                   <w:rPr>
@@ -4711,7 +4638,7 @@
                   <w:rPr>
                     <w:rtl w:val="0"/>
                   </w:rPr>
-                  <w:t xml:space="preserve">RNF-002 (Seguridad - Las contraseñas deben almacenarse cifradas). </w:t>
+                  <w:t xml:space="preserve">RNF-003 (Usabilidad). </w:t>
                 </w:r>
                 <w:r>
                   <w:rPr>
@@ -4775,7 +4702,12 @@
                   <w:rPr>
                     <w:rtl w:val="0"/>
                   </w:rPr>
-                  <w:t xml:space="preserve">Ninguno. </w:t>
+                  <w:t xml:space="preserve">RF-008 (Carrito de compras). </w:t>
+                </w:r>
+                <w:r>
+                  <w:rPr>
+                    <w:rtl w:val="0"/>
+                  </w:rPr>
                 </w:r>
               </w:p>
             </w:tc>
@@ -4834,7 +4766,7 @@
                   <w:rPr>
                     <w:rtl w:val="0"/>
                   </w:rPr>
-                  <w:t xml:space="preserve">RF-001 (Iniciar Sesión) y RF-002 (Registrar Usuario). </w:t>
+                  <w:t xml:space="preserve">RF-011 (Agregar productos al carrito). </w:t>
                 </w:r>
                 <w:r>
                   <w:rPr>
@@ -4892,18 +4824,15 @@
               </w:tcPr>
               <w:p>
                 <w:pPr>
-                  <w:numPr>
-                    <w:ilvl w:val="0"/>
-                    <w:numId w:val="4"/>
-                  </w:numPr>
                   <w:spacing w:after="240" w:before="240" w:lineRule="auto"/>
-                  <w:ind w:left="720" w:hanging="360"/>
-                </w:pPr>
-                <w:r>
-                  <w:rPr>
-                    <w:rtl w:val="0"/>
-                  </w:rPr>
-                  <w:t xml:space="preserve">Suplantación de identidad si los datos de validación (correo y nombre) son interceptados o adivinados (Medio).</w:t>
+                  <w:ind w:left="0" w:firstLine="0"/>
+                  <w:rPr/>
+                </w:pPr>
+                <w:r>
+                  <w:rPr>
+                    <w:rtl w:val="0"/>
+                  </w:rPr>
+                  <w:t xml:space="preserve">Eliminación errónea de artículos por clics accidentales (Bajo). </w:t>
                 </w:r>
                 <w:r>
                   <w:rPr>
@@ -4967,7 +4896,7 @@
                   <w:rPr>
                     <w:rtl w:val="0"/>
                   </w:rPr>
-                  <w:t xml:space="preserve">El sistema actualizará la contraseña de forma encriptada únicamente si el usuario ingresa correctamente los datos solicitados y la confirmación de la contraseña coincide. </w:t>
+                  <w:t xml:space="preserve">El producto se eliminará del listado del carrito y se recalculará el precio total solo si el usuario acepta la ventana emergente de confirmación. </w:t>
                 </w:r>
                 <w:r>
                   <w:rPr>
@@ -5031,7 +4960,7 @@
                   <w:rPr>
                     <w:rtl w:val="0"/>
                   </w:rPr>
-                  <w:t xml:space="preserve">Casos de uso: CUU003. </w:t>
+                  <w:t xml:space="preserve">Casos de uso: CUU007. </w:t>
                 </w:r>
                 <w:r>
                   <w:rPr>
@@ -5095,7 +5024,7 @@
                   <w:rPr>
                     <w:rtl w:val="0"/>
                   </w:rPr>
-                  <w:t xml:space="preserve">Proceso clave para la retención y el soporte de usuarios que pierden el acceso a la plataforma. </w:t>
+                  <w:t xml:space="preserve">Elemento clave de control y experiencia de usuario en el proceso de compra. </w:t>
                 </w:r>
                 <w:r>
                   <w:rPr>
@@ -5140,7 +5069,7 @@
           <w:color w:val="000000"/>
           <w:rtl w:val="0"/>
         </w:rPr>
-        <w:t xml:space="preserve">RF-004 : CERRAR SESIÓN. </w:t>
+        <w:t xml:space="preserve">RF-013 : FINALIZAR COMPRA. </w:t>
       </w:r>
       <w:r>
         <w:rPr>
@@ -5164,7 +5093,7 @@
     <w:sdt>
       <w:sdtPr>
         <w:lock w:val="contentLocked"/>
-        <w:id w:val="912318810"/>
+        <w:id w:val="1197223708"/>
         <w:tag w:val="goog_rdk_3"/>
       </w:sdtPr>
       <w:sdtContent>
@@ -5248,7 +5177,7 @@
                   <w:rPr>
                     <w:rtl w:val="0"/>
                   </w:rPr>
-                  <w:t xml:space="preserve">RF-004 </w:t>
+                  <w:t xml:space="preserve">RF-013 </w:t>
                 </w:r>
                 <w:r>
                   <w:rPr>
@@ -5315,7 +5244,7 @@
                   <w:rPr>
                     <w:rtl w:val="0"/>
                   </w:rPr>
-                  <w:t xml:space="preserve">Cerrar Sesión </w:t>
+                  <w:t xml:space="preserve">Finalizar compra </w:t>
                 </w:r>
                 <w:r>
                   <w:rPr>
@@ -5442,7 +5371,7 @@
                   <w:rPr>
                     <w:rtl w:val="0"/>
                   </w:rPr>
-                  <w:t xml:space="preserve">Autenticación / Acceso al Sistema </w:t>
+                  <w:t xml:space="preserve">Carrito de Compras y Pedidos </w:t>
                 </w:r>
                 <w:r>
                   <w:rPr>
@@ -5508,7 +5437,7 @@
                   <w:rPr>
                     <w:rtl w:val="0"/>
                   </w:rPr>
-                  <w:t xml:space="preserve">Usuario autenticado (Cliente / Administrador) </w:t>
+                  <w:t xml:space="preserve">Cliente autenticado </w:t>
                 </w:r>
                 <w:r>
                   <w:rPr>
@@ -5574,7 +5503,7 @@
                   <w:rPr>
                     <w:rtl w:val="0"/>
                   </w:rPr>
-                  <w:t xml:space="preserve">Sistema de Gestión de Sesiones </w:t>
+                  <w:t xml:space="preserve">Sistema de Base de Datos, Módulo de Inventario </w:t>
                 </w:r>
                 <w:r>
                   <w:rPr>
@@ -5950,7 +5879,7 @@
                   <w:rPr>
                     <w:rtl w:val="0"/>
                   </w:rPr>
-                  <w:t xml:space="preserve">Garantizar la seguridad de la cuenta del usuario finalizando la sesión activa de forma controlada y segura. </w:t>
+                  <w:t xml:space="preserve">Consolidar los productos seleccionados en el carrito de compras en un pedido formal y descontar las unidades correspondientes del inventario. </w:t>
                 </w:r>
                 <w:r>
                   <w:rPr>
@@ -6016,7 +5945,7 @@
                   <w:rPr>
                     <w:rtl w:val="0"/>
                   </w:rPr>
-                  <w:t xml:space="preserve">El usuario debe poder cerrar sesión en el sistema por medio de un botón ubicado en la parte superior de la pantalla principal; al cerrar, no se podrá devolver con el navegador para mayor seguridad, estando en la obligación de ingresar los datos de inicio nuevamente. </w:t>
+                  <w:t xml:space="preserve">Permite procesar el cierre del carrito de compras tomando como base el precio total calculado por la sumatoria de las prendas, generando el registro de la transacción y el pedido. </w:t>
                 </w:r>
                 <w:r>
                   <w:rPr>
@@ -6076,10 +6005,7 @@
               </w:tcPr>
               <w:p>
                 <w:pPr>
-                  <w:rPr>
-                    <w:b w:val="1"/>
-                    <w:bCs w:val="1"/>
-                  </w:rPr>
+                  <w:rPr/>
                 </w:pPr>
                 <w:r>
                   <w:rPr>
@@ -6093,7 +6019,7 @@
                   <w:rPr>
                     <w:rtl w:val="0"/>
                   </w:rPr>
-                  <w:t xml:space="preserve"> Destrucción del token o estado de la sesión activa y redirección a la vista de inicio de sesión o pantalla principal.</w:t>
+                  <w:t xml:space="preserve"> Cálculo del precio total acumulado del carrito, generación de orden de compra y actualización automática del stock en inventario. </w:t>
                 </w:r>
                 <w:r>
                   <w:rPr>
@@ -6149,10 +6075,7 @@
                 <w:pPr>
                   <w:spacing w:after="240" w:before="240" w:lineRule="auto"/>
                   <w:ind w:left="0" w:firstLine="0"/>
-                  <w:rPr>
-                    <w:b w:val="1"/>
-                    <w:bCs w:val="1"/>
-                  </w:rPr>
+                  <w:rPr/>
                 </w:pPr>
                 <w:r>
                   <w:rPr>
@@ -6166,12 +6089,7 @@
                   <w:rPr>
                     <w:rtl w:val="0"/>
                   </w:rPr>
-                  <w:t xml:space="preserve"> Cierre automático por inactividad avanzada (si no está especificado).</w:t>
-                </w:r>
-                <w:r>
-                  <w:rPr>
-                    <w:rtl w:val="0"/>
-                  </w:rPr>
+                  <w:t xml:space="preserve"> Integración con pasarelas de pago externas complejas (si se maneja de forma interna o simulada).</w:t>
                 </w:r>
               </w:p>
             </w:tc>
@@ -6230,7 +6148,7 @@
                   <w:rPr>
                     <w:rtl w:val="0"/>
                   </w:rPr>
-                  <w:t xml:space="preserve">Cliente, Administrador. </w:t>
+                  <w:t xml:space="preserve">Cliente, Administrador (visualización de ventas). </w:t>
                 </w:r>
                 <w:r>
                   <w:rPr>
@@ -6306,57 +6224,24 @@
               </w:tcPr>
               <w:p>
                 <w:pPr>
-                  <w:rPr>
-                    <w:rFonts w:ascii="Arial" w:cs="Arial" w:eastAsia="Arial" w:hAnsi="Arial"/>
-                    <w:i w:val="1"/>
-                    <w:iCs w:val="1"/>
-                  </w:rPr>
-                </w:pPr>
-                <w:r>
-                  <w:rPr>
-                    <w:rFonts w:ascii="Arial" w:cs="Arial" w:eastAsia="Arial" w:hAnsi="Arial"/>
-                    <w:i w:val="1"/>
-                    <w:iCs w:val="1"/>
-                    <w:rtl w:val="0"/>
-                  </w:rPr>
-                  <w:t xml:space="preserve">RN-001</w:t>
-                </w:r>
-              </w:p>
-              <w:p>
-                <w:pPr>
-                  <w:spacing w:after="240" w:line="276" w:lineRule="auto"/>
-                  <w:rPr>
-                    <w:rFonts w:ascii="Arial" w:cs="Arial" w:eastAsia="Arial" w:hAnsi="Arial"/>
-                    <w:i w:val="1"/>
-                    <w:iCs w:val="1"/>
-                  </w:rPr>
-                </w:pPr>
-                <w:r>
-                  <w:rPr>
-                    <w:rFonts w:ascii="Arial" w:cs="Arial" w:eastAsia="Arial" w:hAnsi="Arial"/>
-                    <w:i w:val="1"/>
-                    <w:iCs w:val="1"/>
-                    <w:rtl w:val="0"/>
-                  </w:rPr>
-                  <w:t xml:space="preserve">Tras el cierre de sesión, el historial del navegador debe bloquear el acceso mediante el botón "Atrás".</w:t>
-                </w:r>
-              </w:p>
-              <w:p>
-                <w:pPr>
-                  <w:rPr>
-                    <w:rFonts w:ascii="Arial" w:cs="Arial" w:eastAsia="Arial" w:hAnsi="Arial"/>
-                    <w:i w:val="1"/>
-                    <w:iCs w:val="1"/>
-                  </w:rPr>
-                </w:pPr>
-                <w:r>
-                  <w:rPr>
-                    <w:rFonts w:ascii="Arial" w:cs="Arial" w:eastAsia="Arial" w:hAnsi="Arial"/>
-                    <w:i w:val="1"/>
-                    <w:iCs w:val="1"/>
-                    <w:rtl w:val="0"/>
-                  </w:rPr>
-                  <w:t xml:space="preserve">Prevenir accesos no autorizados a cuentas abiertas en equipos compartidos o públicos (Prioridad: Alta).</w:t>
+                  <w:rPr/>
+                </w:pPr>
+                <w:r>
+                  <w:rPr>
+                    <w:rtl w:val="0"/>
+                  </w:rPr>
+                  <w:t xml:space="preserve">RN-001: El precio total del carrito debe calcularse estrictamente mediante la sumatoria del valor unitario por la cantidad de todas las prendas que se encuentran allí. Garantizar precisión financiera en el cobro al cliente (Prioridad: Alta).</w:t>
+                </w:r>
+              </w:p>
+              <w:p>
+                <w:pPr>
+                  <w:rPr/>
+                </w:pPr>
+                <w:r>
+                  <w:rPr>
+                    <w:rtl w:val="0"/>
+                  </w:rPr>
+                  <w:t xml:space="preserve">RN-002: Al finalizar la compra, las cantidades adquiridas deben restarse automáticamente del stock del inventario.Evitar sobreventa de artículos agotados (Prioridad: Alta).</w:t>
                 </w:r>
                 <w:r>
                   <w:rPr>
@@ -6420,7 +6305,7 @@
                   <w:rPr>
                     <w:rtl w:val="0"/>
                   </w:rPr>
-                  <w:t xml:space="preserve">RNF-002 (Seguridad). </w:t>
+                  <w:t xml:space="preserve">RNF-002 (Seguridad), RNF-008 (Respaldo de datos). </w:t>
                 </w:r>
                 <w:r>
                   <w:rPr>
@@ -6484,7 +6369,12 @@
                   <w:rPr>
                     <w:rtl w:val="0"/>
                   </w:rPr>
-                  <w:t xml:space="preserve">Ninguno. </w:t>
+                  <w:t xml:space="preserve">RF-008 (Carrito), RF-014 (Historial de pedidos). </w:t>
+                </w:r>
+                <w:r>
+                  <w:rPr>
+                    <w:rtl w:val="0"/>
+                  </w:rPr>
                 </w:r>
               </w:p>
             </w:tc>
@@ -6543,7 +6433,7 @@
                   <w:rPr>
                     <w:rtl w:val="0"/>
                   </w:rPr>
-                  <w:t xml:space="preserve">RF-001 (Iniciar Sesión). </w:t>
+                  <w:t xml:space="preserve">RF-011, RF-012. </w:t>
                 </w:r>
                 <w:r>
                   <w:rPr>
@@ -6609,7 +6499,7 @@
                   <w:rPr>
                     <w:rtl w:val="0"/>
                   </w:rPr>
-                  <w:t xml:space="preserve">Sesiones colgadas o activas si el usuario cierra la pestaña sin presionar el botón de salida (Bajo-Medio).</w:t>
+                  <w:t xml:space="preserve">Desincronización de inventario ante compras simultáneas (Medio-Alto). </w:t>
                 </w:r>
                 <w:r>
                   <w:rPr>
@@ -6673,7 +6563,7 @@
                   <w:rPr>
                     <w:rtl w:val="0"/>
                   </w:rPr>
-                  <w:t xml:space="preserve">El sistema invalida la sesión actual de manera inmediata al hacer clic en el botón de cerrar sesión y restringe la navegación hacia atrás. </w:t>
+                  <w:t xml:space="preserve">El sistema genera un pedido exitoso reflejando el precio total correcto y vacía el carrito de compras tras confirmar la transacción. </w:t>
                 </w:r>
                 <w:r>
                   <w:rPr>
@@ -6737,7 +6627,7 @@
                   <w:rPr>
                     <w:rtl w:val="0"/>
                   </w:rPr>
-                  <w:t xml:space="preserve">Casos de uso: CUU010. </w:t>
+                  <w:t xml:space="preserve">Casos de uso: Gestión de Pedidos. </w:t>
                 </w:r>
                 <w:r>
                   <w:rPr>
@@ -6801,7 +6691,7 @@
                   <w:rPr>
                     <w:rtl w:val="0"/>
                   </w:rPr>
-                  <w:t xml:space="preserve">Elemento fundamental para la privacidad y protección de los datos del usuario dentro de la plataforma web. </w:t>
+                  <w:t xml:space="preserve">Funcionalidad central para la monetización del sistema web de combinación de prendas. </w:t>
                 </w:r>
                 <w:r>
                   <w:rPr>
@@ -6814,6 +6704,8361 @@
         </w:tbl>
       </w:sdtContent>
     </w:sdt>
+    <w:p>
+      <w:pPr>
+        <w:rPr/>
+      </w:pPr>
+      <w:r>
+        <w:rPr>
+          <w:rtl w:val="0"/>
+        </w:rPr>
+      </w:r>
+    </w:p>
+    <w:p>
+      <w:pPr>
+        <w:pStyle w:val="Heading1"/>
+        <w:rPr/>
+      </w:pPr>
+      <w:bookmarkStart w:colFirst="0" w:colLast="0" w:name="_heading=h.3qjfwwm4gc67" w:id="4"/>
+      <w:bookmarkEnd w:id="4"/>
+      <w:r>
+        <w:rPr>
+          <w:color w:val="000000"/>
+          <w:rtl w:val="0"/>
+        </w:rPr>
+        <w:t xml:space="preserve">RF-014 : HISTORIAL DE PEDIDOS. </w:t>
+      </w:r>
+      <w:r>
+        <w:rPr>
+          <w:rtl w:val="0"/>
+        </w:rPr>
+      </w:r>
+    </w:p>
+    <w:p>
+      <w:pPr>
+        <w:rPr>
+          <w:b w:val="1"/>
+          <w:bCs w:val="1"/>
+        </w:rPr>
+      </w:pPr>
+      <w:r>
+        <w:rPr>
+          <w:rtl w:val="0"/>
+        </w:rPr>
+      </w:r>
+    </w:p>
+    <w:sdt>
+      <w:sdtPr>
+        <w:lock w:val="contentLocked"/>
+        <w:id w:val="885952052"/>
+        <w:tag w:val="goog_rdk_4"/>
+      </w:sdtPr>
+      <w:sdtContent>
+        <w:tbl>
+          <w:tblPr>
+            <w:tblStyle w:val="Table5"/>
+            <w:tblW w:w="8640.0" w:type="dxa"/>
+            <w:jc w:val="left"/>
+            <w:tblBorders>
+              <w:top w:color="000000" w:space="0" w:sz="8" w:val="single"/>
+              <w:left w:color="000000" w:space="0" w:sz="8" w:val="single"/>
+              <w:bottom w:color="000000" w:space="0" w:sz="8" w:val="single"/>
+              <w:right w:color="000000" w:space="0" w:sz="8" w:val="single"/>
+              <w:insideH w:color="000000" w:space="0" w:sz="8" w:val="single"/>
+              <w:insideV w:color="000000" w:space="0" w:sz="8" w:val="single"/>
+            </w:tblBorders>
+            <w:tblLayout w:type="fixed"/>
+            <w:tblLook w:val="0600"/>
+          </w:tblPr>
+          <w:tblGrid>
+            <w:gridCol w:w="4320"/>
+            <w:gridCol w:w="4320"/>
+            <w:tblGridChange w:id="0">
+              <w:tblGrid>
+                <w:gridCol w:w="4320"/>
+                <w:gridCol w:w="4320"/>
+              </w:tblGrid>
+            </w:tblGridChange>
+          </w:tblGrid>
+          <w:tr>
+            <w:trPr>
+              <w:cantSplit w:val="0"/>
+              <w:tblHeader w:val="0"/>
+            </w:trPr>
+            <w:tc>
+              <w:tcPr>
+                <w:shd w:fill="366091" w:val="clear"/>
+                <w:tcMar>
+                  <w:top w:w="100.0" w:type="dxa"/>
+                  <w:left w:w="100.0" w:type="dxa"/>
+                  <w:bottom w:w="100.0" w:type="dxa"/>
+                  <w:right w:w="100.0" w:type="dxa"/>
+                </w:tcMar>
+                <w:vAlign w:val="top"/>
+              </w:tcPr>
+              <w:p>
+                <w:pPr>
+                  <w:rPr>
+                    <w:b w:val="1"/>
+                    <w:bCs w:val="1"/>
+                    <w:color w:val="ffffff"/>
+                  </w:rPr>
+                </w:pPr>
+                <w:r>
+                  <w:rPr>
+                    <w:b w:val="1"/>
+                    <w:bCs w:val="1"/>
+                    <w:color w:val="ffffff"/>
+                    <w:rtl w:val="0"/>
+                  </w:rPr>
+                  <w:t xml:space="preserve">ID:</w:t>
+                </w:r>
+              </w:p>
+            </w:tc>
+            <w:tc>
+              <w:tcPr>
+                <w:shd w:fill="auto" w:val="clear"/>
+                <w:tcMar>
+                  <w:top w:w="100.0" w:type="dxa"/>
+                  <w:left w:w="100.0" w:type="dxa"/>
+                  <w:bottom w:w="100.0" w:type="dxa"/>
+                  <w:right w:w="100.0" w:type="dxa"/>
+                </w:tcMar>
+                <w:vAlign w:val="top"/>
+              </w:tcPr>
+              <w:p>
+                <w:pPr>
+                  <w:rPr/>
+                </w:pPr>
+                <w:r>
+                  <w:rPr>
+                    <w:rtl w:val="0"/>
+                  </w:rPr>
+                  <w:t xml:space="preserve">RF-014</w:t>
+                </w:r>
+              </w:p>
+            </w:tc>
+          </w:tr>
+          <w:tr>
+            <w:trPr>
+              <w:cantSplit w:val="0"/>
+              <w:tblHeader w:val="0"/>
+            </w:trPr>
+            <w:tc>
+              <w:tcPr>
+                <w:shd w:fill="366091" w:val="clear"/>
+                <w:tcMar>
+                  <w:top w:w="100.0" w:type="dxa"/>
+                  <w:left w:w="100.0" w:type="dxa"/>
+                  <w:bottom w:w="100.0" w:type="dxa"/>
+                  <w:right w:w="100.0" w:type="dxa"/>
+                </w:tcMar>
+                <w:vAlign w:val="top"/>
+              </w:tcPr>
+              <w:p>
+                <w:pPr>
+                  <w:rPr>
+                    <w:b w:val="1"/>
+                    <w:bCs w:val="1"/>
+                    <w:color w:val="ffffff"/>
+                  </w:rPr>
+                </w:pPr>
+                <w:r>
+                  <w:rPr>
+                    <w:b w:val="1"/>
+                    <w:bCs w:val="1"/>
+                    <w:color w:val="ffffff"/>
+                    <w:rtl w:val="0"/>
+                  </w:rPr>
+                  <w:t xml:space="preserve">Nombre:</w:t>
+                </w:r>
+              </w:p>
+            </w:tc>
+            <w:tc>
+              <w:tcPr>
+                <w:shd w:fill="auto" w:val="clear"/>
+                <w:tcMar>
+                  <w:top w:w="100.0" w:type="dxa"/>
+                  <w:left w:w="100.0" w:type="dxa"/>
+                  <w:bottom w:w="100.0" w:type="dxa"/>
+                  <w:right w:w="100.0" w:type="dxa"/>
+                </w:tcMar>
+                <w:vAlign w:val="top"/>
+              </w:tcPr>
+              <w:p>
+                <w:pPr>
+                  <w:widowControl w:val="0"/>
+                  <w:spacing w:after="0" w:line="240" w:lineRule="auto"/>
+                  <w:rPr/>
+                </w:pPr>
+                <w:r>
+                  <w:rPr>
+                    <w:rtl w:val="0"/>
+                  </w:rPr>
+                  <w:t xml:space="preserve">Historial de pedidos </w:t>
+                </w:r>
+                <w:r>
+                  <w:rPr>
+                    <w:rtl w:val="0"/>
+                  </w:rPr>
+                </w:r>
+              </w:p>
+            </w:tc>
+          </w:tr>
+          <w:tr>
+            <w:trPr>
+              <w:cantSplit w:val="0"/>
+              <w:tblHeader w:val="0"/>
+            </w:trPr>
+            <w:tc>
+              <w:tcPr>
+                <w:shd w:fill="366091" w:val="clear"/>
+                <w:tcMar>
+                  <w:top w:w="100.0" w:type="dxa"/>
+                  <w:left w:w="100.0" w:type="dxa"/>
+                  <w:bottom w:w="100.0" w:type="dxa"/>
+                  <w:right w:w="100.0" w:type="dxa"/>
+                </w:tcMar>
+                <w:vAlign w:val="top"/>
+              </w:tcPr>
+              <w:p>
+                <w:pPr>
+                  <w:rPr>
+                    <w:b w:val="1"/>
+                    <w:bCs w:val="1"/>
+                    <w:color w:val="ffffff"/>
+                  </w:rPr>
+                </w:pPr>
+                <w:r>
+                  <w:rPr>
+                    <w:b w:val="1"/>
+                    <w:bCs w:val="1"/>
+                    <w:color w:val="ffffff"/>
+                    <w:rtl w:val="0"/>
+                  </w:rPr>
+                  <w:t xml:space="preserve">Tipo </w:t>
+                </w:r>
+              </w:p>
+            </w:tc>
+            <w:tc>
+              <w:tcPr>
+                <w:shd w:fill="auto" w:val="clear"/>
+                <w:tcMar>
+                  <w:top w:w="100.0" w:type="dxa"/>
+                  <w:left w:w="100.0" w:type="dxa"/>
+                  <w:bottom w:w="100.0" w:type="dxa"/>
+                  <w:right w:w="100.0" w:type="dxa"/>
+                </w:tcMar>
+                <w:vAlign w:val="top"/>
+              </w:tcPr>
+              <w:p>
+                <w:pPr>
+                  <w:widowControl w:val="0"/>
+                  <w:spacing w:after="0" w:line="240" w:lineRule="auto"/>
+                  <w:rPr/>
+                </w:pPr>
+                <w:r>
+                  <w:rPr>
+                    <w:rtl w:val="0"/>
+                  </w:rPr>
+                  <w:t xml:space="preserve">Gestión </w:t>
+                </w:r>
+              </w:p>
+            </w:tc>
+          </w:tr>
+          <w:tr>
+            <w:trPr>
+              <w:cantSplit w:val="0"/>
+              <w:tblHeader w:val="0"/>
+            </w:trPr>
+            <w:tc>
+              <w:tcPr>
+                <w:shd w:fill="366091" w:val="clear"/>
+                <w:tcMar>
+                  <w:top w:w="100.0" w:type="dxa"/>
+                  <w:left w:w="100.0" w:type="dxa"/>
+                  <w:bottom w:w="100.0" w:type="dxa"/>
+                  <w:right w:w="100.0" w:type="dxa"/>
+                </w:tcMar>
+                <w:vAlign w:val="top"/>
+              </w:tcPr>
+              <w:p>
+                <w:pPr>
+                  <w:rPr>
+                    <w:b w:val="1"/>
+                    <w:bCs w:val="1"/>
+                    <w:color w:val="ffffff"/>
+                  </w:rPr>
+                </w:pPr>
+                <w:r>
+                  <w:rPr>
+                    <w:b w:val="1"/>
+                    <w:bCs w:val="1"/>
+                    <w:color w:val="ffffff"/>
+                    <w:rtl w:val="0"/>
+                  </w:rPr>
+                  <w:t xml:space="preserve">Módulo</w:t>
+                </w:r>
+              </w:p>
+            </w:tc>
+            <w:tc>
+              <w:tcPr>
+                <w:shd w:fill="auto" w:val="clear"/>
+                <w:tcMar>
+                  <w:top w:w="100.0" w:type="dxa"/>
+                  <w:left w:w="100.0" w:type="dxa"/>
+                  <w:bottom w:w="100.0" w:type="dxa"/>
+                  <w:right w:w="100.0" w:type="dxa"/>
+                </w:tcMar>
+                <w:vAlign w:val="top"/>
+              </w:tcPr>
+              <w:p>
+                <w:pPr>
+                  <w:widowControl w:val="0"/>
+                  <w:spacing w:after="0" w:line="240" w:lineRule="auto"/>
+                  <w:rPr/>
+                </w:pPr>
+                <w:r>
+                  <w:rPr>
+                    <w:rtl w:val="0"/>
+                  </w:rPr>
+                  <w:t xml:space="preserve">Carrito de Compras </w:t>
+                </w:r>
+              </w:p>
+            </w:tc>
+          </w:tr>
+          <w:tr>
+            <w:trPr>
+              <w:cantSplit w:val="0"/>
+              <w:tblHeader w:val="0"/>
+            </w:trPr>
+            <w:tc>
+              <w:tcPr>
+                <w:shd w:fill="366091" w:val="clear"/>
+                <w:tcMar>
+                  <w:top w:w="100.0" w:type="dxa"/>
+                  <w:left w:w="100.0" w:type="dxa"/>
+                  <w:bottom w:w="100.0" w:type="dxa"/>
+                  <w:right w:w="100.0" w:type="dxa"/>
+                </w:tcMar>
+                <w:vAlign w:val="top"/>
+              </w:tcPr>
+              <w:p>
+                <w:pPr>
+                  <w:rPr>
+                    <w:b w:val="1"/>
+                    <w:bCs w:val="1"/>
+                    <w:color w:val="ffffff"/>
+                  </w:rPr>
+                </w:pPr>
+                <w:r>
+                  <w:rPr>
+                    <w:b w:val="1"/>
+                    <w:bCs w:val="1"/>
+                    <w:color w:val="ffffff"/>
+                    <w:rtl w:val="0"/>
+                  </w:rPr>
+                  <w:t xml:space="preserve">Actor principal</w:t>
+                </w:r>
+              </w:p>
+            </w:tc>
+            <w:tc>
+              <w:tcPr>
+                <w:shd w:fill="auto" w:val="clear"/>
+                <w:tcMar>
+                  <w:top w:w="100.0" w:type="dxa"/>
+                  <w:left w:w="100.0" w:type="dxa"/>
+                  <w:bottom w:w="100.0" w:type="dxa"/>
+                  <w:right w:w="100.0" w:type="dxa"/>
+                </w:tcMar>
+                <w:vAlign w:val="top"/>
+              </w:tcPr>
+              <w:p>
+                <w:pPr>
+                  <w:widowControl w:val="0"/>
+                  <w:spacing w:after="0" w:line="240" w:lineRule="auto"/>
+                  <w:rPr/>
+                </w:pPr>
+                <w:r>
+                  <w:rPr>
+                    <w:rtl w:val="0"/>
+                  </w:rPr>
+                  <w:t xml:space="preserve">Cliente autenticado </w:t>
+                </w:r>
+                <w:r>
+                  <w:rPr>
+                    <w:rtl w:val="0"/>
+                  </w:rPr>
+                </w:r>
+              </w:p>
+            </w:tc>
+          </w:tr>
+          <w:tr>
+            <w:trPr>
+              <w:cantSplit w:val="0"/>
+              <w:tblHeader w:val="0"/>
+            </w:trPr>
+            <w:tc>
+              <w:tcPr>
+                <w:shd w:fill="366091" w:val="clear"/>
+                <w:tcMar>
+                  <w:top w:w="100.0" w:type="dxa"/>
+                  <w:left w:w="100.0" w:type="dxa"/>
+                  <w:bottom w:w="100.0" w:type="dxa"/>
+                  <w:right w:w="100.0" w:type="dxa"/>
+                </w:tcMar>
+                <w:vAlign w:val="top"/>
+              </w:tcPr>
+              <w:p>
+                <w:pPr>
+                  <w:rPr>
+                    <w:b w:val="1"/>
+                    <w:bCs w:val="1"/>
+                    <w:color w:val="ffffff"/>
+                  </w:rPr>
+                </w:pPr>
+                <w:r>
+                  <w:rPr>
+                    <w:b w:val="1"/>
+                    <w:bCs w:val="1"/>
+                    <w:color w:val="ffffff"/>
+                    <w:rtl w:val="0"/>
+                  </w:rPr>
+                  <w:t xml:space="preserve">Actores secundarios</w:t>
+                </w:r>
+              </w:p>
+            </w:tc>
+            <w:tc>
+              <w:tcPr>
+                <w:shd w:fill="auto" w:val="clear"/>
+                <w:tcMar>
+                  <w:top w:w="100.0" w:type="dxa"/>
+                  <w:left w:w="100.0" w:type="dxa"/>
+                  <w:bottom w:w="100.0" w:type="dxa"/>
+                  <w:right w:w="100.0" w:type="dxa"/>
+                </w:tcMar>
+                <w:vAlign w:val="top"/>
+              </w:tcPr>
+              <w:p>
+                <w:pPr>
+                  <w:widowControl w:val="0"/>
+                  <w:spacing w:after="0" w:line="240" w:lineRule="auto"/>
+                  <w:rPr/>
+                </w:pPr>
+                <w:r>
+                  <w:rPr>
+                    <w:rtl w:val="0"/>
+                  </w:rPr>
+                  <w:t xml:space="preserve">Sistema de Base de Datos </w:t>
+                </w:r>
+                <w:r>
+                  <w:rPr>
+                    <w:rtl w:val="0"/>
+                  </w:rPr>
+                </w:r>
+              </w:p>
+            </w:tc>
+          </w:tr>
+          <w:tr>
+            <w:trPr>
+              <w:cantSplit w:val="0"/>
+              <w:tblHeader w:val="0"/>
+            </w:trPr>
+            <w:tc>
+              <w:tcPr>
+                <w:shd w:fill="366091" w:val="clear"/>
+                <w:tcMar>
+                  <w:top w:w="100.0" w:type="dxa"/>
+                  <w:left w:w="100.0" w:type="dxa"/>
+                  <w:bottom w:w="100.0" w:type="dxa"/>
+                  <w:right w:w="100.0" w:type="dxa"/>
+                </w:tcMar>
+                <w:vAlign w:val="top"/>
+              </w:tcPr>
+              <w:p>
+                <w:pPr>
+                  <w:rPr>
+                    <w:b w:val="1"/>
+                    <w:bCs w:val="1"/>
+                    <w:color w:val="ffffff"/>
+                  </w:rPr>
+                </w:pPr>
+                <w:r>
+                  <w:rPr>
+                    <w:b w:val="1"/>
+                    <w:bCs w:val="1"/>
+                    <w:color w:val="ffffff"/>
+                    <w:rtl w:val="0"/>
+                  </w:rPr>
+                  <w:t xml:space="preserve">Prioridad</w:t>
+                </w:r>
+              </w:p>
+            </w:tc>
+            <w:tc>
+              <w:tcPr>
+                <w:shd w:fill="auto" w:val="clear"/>
+                <w:tcMar>
+                  <w:top w:w="100.0" w:type="dxa"/>
+                  <w:left w:w="100.0" w:type="dxa"/>
+                  <w:bottom w:w="100.0" w:type="dxa"/>
+                  <w:right w:w="100.0" w:type="dxa"/>
+                </w:tcMar>
+                <w:vAlign w:val="top"/>
+              </w:tcPr>
+              <w:p>
+                <w:pPr>
+                  <w:widowControl w:val="0"/>
+                  <w:spacing w:after="0" w:line="240" w:lineRule="auto"/>
+                  <w:rPr/>
+                </w:pPr>
+                <w:r>
+                  <w:rPr>
+                    <w:rtl w:val="0"/>
+                  </w:rPr>
+                  <w:t xml:space="preserve">Media</w:t>
+                </w:r>
+              </w:p>
+            </w:tc>
+          </w:tr>
+          <w:tr>
+            <w:trPr>
+              <w:cantSplit w:val="0"/>
+              <w:tblHeader w:val="0"/>
+            </w:trPr>
+            <w:tc>
+              <w:tcPr>
+                <w:shd w:fill="366091" w:val="clear"/>
+                <w:tcMar>
+                  <w:top w:w="100.0" w:type="dxa"/>
+                  <w:left w:w="100.0" w:type="dxa"/>
+                  <w:bottom w:w="100.0" w:type="dxa"/>
+                  <w:right w:w="100.0" w:type="dxa"/>
+                </w:tcMar>
+                <w:vAlign w:val="top"/>
+              </w:tcPr>
+              <w:p>
+                <w:pPr>
+                  <w:rPr>
+                    <w:b w:val="1"/>
+                    <w:bCs w:val="1"/>
+                    <w:color w:val="ffffff"/>
+                  </w:rPr>
+                </w:pPr>
+                <w:r>
+                  <w:rPr>
+                    <w:b w:val="1"/>
+                    <w:bCs w:val="1"/>
+                    <w:color w:val="ffffff"/>
+                    <w:rtl w:val="0"/>
+                  </w:rPr>
+                  <w:t xml:space="preserve">Estado</w:t>
+                </w:r>
+              </w:p>
+            </w:tc>
+            <w:tc>
+              <w:tcPr>
+                <w:shd w:fill="auto" w:val="clear"/>
+                <w:tcMar>
+                  <w:top w:w="100.0" w:type="dxa"/>
+                  <w:left w:w="100.0" w:type="dxa"/>
+                  <w:bottom w:w="100.0" w:type="dxa"/>
+                  <w:right w:w="100.0" w:type="dxa"/>
+                </w:tcMar>
+                <w:vAlign w:val="top"/>
+              </w:tcPr>
+              <w:p>
+                <w:pPr>
+                  <w:widowControl w:val="0"/>
+                  <w:spacing w:after="0" w:line="240" w:lineRule="auto"/>
+                  <w:rPr/>
+                </w:pPr>
+                <w:r>
+                  <w:rPr>
+                    <w:rtl w:val="0"/>
+                  </w:rPr>
+                  <w:t xml:space="preserve">Aprobado / En revisión </w:t>
+                </w:r>
+              </w:p>
+            </w:tc>
+          </w:tr>
+          <w:tr>
+            <w:trPr>
+              <w:cantSplit w:val="0"/>
+              <w:tblHeader w:val="0"/>
+            </w:trPr>
+            <w:tc>
+              <w:tcPr>
+                <w:shd w:fill="366091" w:val="clear"/>
+                <w:tcMar>
+                  <w:top w:w="100.0" w:type="dxa"/>
+                  <w:left w:w="100.0" w:type="dxa"/>
+                  <w:bottom w:w="100.0" w:type="dxa"/>
+                  <w:right w:w="100.0" w:type="dxa"/>
+                </w:tcMar>
+                <w:vAlign w:val="top"/>
+              </w:tcPr>
+              <w:p>
+                <w:pPr>
+                  <w:rPr>
+                    <w:b w:val="1"/>
+                    <w:bCs w:val="1"/>
+                    <w:color w:val="ffffff"/>
+                  </w:rPr>
+                </w:pPr>
+                <w:r>
+                  <w:rPr>
+                    <w:b w:val="1"/>
+                    <w:bCs w:val="1"/>
+                    <w:color w:val="ffffff"/>
+                    <w:rtl w:val="0"/>
+                  </w:rPr>
+                  <w:t xml:space="preserve">Versión</w:t>
+                </w:r>
+              </w:p>
+            </w:tc>
+            <w:tc>
+              <w:tcPr>
+                <w:shd w:fill="auto" w:val="clear"/>
+                <w:tcMar>
+                  <w:top w:w="100.0" w:type="dxa"/>
+                  <w:left w:w="100.0" w:type="dxa"/>
+                  <w:bottom w:w="100.0" w:type="dxa"/>
+                  <w:right w:w="100.0" w:type="dxa"/>
+                </w:tcMar>
+                <w:vAlign w:val="top"/>
+              </w:tcPr>
+              <w:p>
+                <w:pPr>
+                  <w:widowControl w:val="0"/>
+                  <w:spacing w:after="0" w:line="240" w:lineRule="auto"/>
+                  <w:rPr/>
+                </w:pPr>
+                <w:r>
+                  <w:rPr>
+                    <w:rtl w:val="0"/>
+                  </w:rPr>
+                  <w:t xml:space="preserve">1.0 </w:t>
+                </w:r>
+              </w:p>
+            </w:tc>
+          </w:tr>
+          <w:tr>
+            <w:trPr>
+              <w:cantSplit w:val="0"/>
+              <w:tblHeader w:val="0"/>
+            </w:trPr>
+            <w:tc>
+              <w:tcPr>
+                <w:shd w:fill="366091" w:val="clear"/>
+                <w:tcMar>
+                  <w:top w:w="100.0" w:type="dxa"/>
+                  <w:left w:w="100.0" w:type="dxa"/>
+                  <w:bottom w:w="100.0" w:type="dxa"/>
+                  <w:right w:w="100.0" w:type="dxa"/>
+                </w:tcMar>
+                <w:vAlign w:val="top"/>
+              </w:tcPr>
+              <w:p>
+                <w:pPr>
+                  <w:rPr>
+                    <w:b w:val="1"/>
+                    <w:bCs w:val="1"/>
+                    <w:color w:val="ffffff"/>
+                  </w:rPr>
+                </w:pPr>
+                <w:r>
+                  <w:rPr>
+                    <w:b w:val="1"/>
+                    <w:bCs w:val="1"/>
+                    <w:color w:val="ffffff"/>
+                    <w:rtl w:val="0"/>
+                  </w:rPr>
+                  <w:t xml:space="preserve">Autor</w:t>
+                </w:r>
+              </w:p>
+            </w:tc>
+            <w:tc>
+              <w:tcPr>
+                <w:shd w:fill="auto" w:val="clear"/>
+                <w:tcMar>
+                  <w:top w:w="100.0" w:type="dxa"/>
+                  <w:left w:w="100.0" w:type="dxa"/>
+                  <w:bottom w:w="100.0" w:type="dxa"/>
+                  <w:right w:w="100.0" w:type="dxa"/>
+                </w:tcMar>
+                <w:vAlign w:val="top"/>
+              </w:tcPr>
+              <w:p>
+                <w:pPr>
+                  <w:widowControl w:val="0"/>
+                  <w:spacing w:after="0" w:line="240" w:lineRule="auto"/>
+                  <w:rPr/>
+                </w:pPr>
+                <w:r>
+                  <w:rPr>
+                    <w:rtl w:val="0"/>
+                  </w:rPr>
+                  <w:t xml:space="preserve">Karen Rodríguez, Santiago Medina, Mauricio Rojas</w:t>
+                </w:r>
+              </w:p>
+            </w:tc>
+          </w:tr>
+          <w:tr>
+            <w:trPr>
+              <w:cantSplit w:val="0"/>
+              <w:tblHeader w:val="0"/>
+            </w:trPr>
+            <w:tc>
+              <w:tcPr>
+                <w:shd w:fill="366091" w:val="clear"/>
+                <w:tcMar>
+                  <w:top w:w="100.0" w:type="dxa"/>
+                  <w:left w:w="100.0" w:type="dxa"/>
+                  <w:bottom w:w="100.0" w:type="dxa"/>
+                  <w:right w:w="100.0" w:type="dxa"/>
+                </w:tcMar>
+                <w:vAlign w:val="top"/>
+              </w:tcPr>
+              <w:p>
+                <w:pPr>
+                  <w:rPr>
+                    <w:b w:val="1"/>
+                    <w:bCs w:val="1"/>
+                    <w:color w:val="ffffff"/>
+                  </w:rPr>
+                </w:pPr>
+                <w:r>
+                  <w:rPr>
+                    <w:b w:val="1"/>
+                    <w:bCs w:val="1"/>
+                    <w:color w:val="ffffff"/>
+                    <w:rtl w:val="0"/>
+                  </w:rPr>
+                  <w:t xml:space="preserve">Fecha</w:t>
+                </w:r>
+              </w:p>
+            </w:tc>
+            <w:tc>
+              <w:tcPr>
+                <w:shd w:fill="auto" w:val="clear"/>
+                <w:tcMar>
+                  <w:top w:w="100.0" w:type="dxa"/>
+                  <w:left w:w="100.0" w:type="dxa"/>
+                  <w:bottom w:w="100.0" w:type="dxa"/>
+                  <w:right w:w="100.0" w:type="dxa"/>
+                </w:tcMar>
+                <w:vAlign w:val="top"/>
+              </w:tcPr>
+              <w:p>
+                <w:pPr>
+                  <w:widowControl w:val="0"/>
+                  <w:spacing w:after="0" w:line="240" w:lineRule="auto"/>
+                  <w:rPr/>
+                </w:pPr>
+                <w:r>
+                  <w:rPr>
+                    <w:rtl w:val="0"/>
+                  </w:rPr>
+                  <w:t xml:space="preserve">24/07/2026 </w:t>
+                </w:r>
+              </w:p>
+            </w:tc>
+          </w:tr>
+          <w:tr>
+            <w:trPr>
+              <w:cantSplit w:val="0"/>
+              <w:tblHeader w:val="0"/>
+            </w:trPr>
+            <w:tc>
+              <w:tcPr>
+                <w:shd w:fill="366091" w:val="clear"/>
+                <w:tcMar>
+                  <w:top w:w="100.0" w:type="dxa"/>
+                  <w:left w:w="100.0" w:type="dxa"/>
+                  <w:bottom w:w="100.0" w:type="dxa"/>
+                  <w:right w:w="100.0" w:type="dxa"/>
+                </w:tcMar>
+                <w:vAlign w:val="top"/>
+              </w:tcPr>
+              <w:p>
+                <w:pPr>
+                  <w:rPr>
+                    <w:b w:val="1"/>
+                    <w:bCs w:val="1"/>
+                    <w:color w:val="ffffff"/>
+                  </w:rPr>
+                </w:pPr>
+                <w:r>
+                  <w:rPr>
+                    <w:b w:val="1"/>
+                    <w:bCs w:val="1"/>
+                    <w:color w:val="ffffff"/>
+                    <w:rtl w:val="0"/>
+                  </w:rPr>
+                  <w:t xml:space="preserve">Objetivo del Negocio</w:t>
+                </w:r>
+              </w:p>
+            </w:tc>
+            <w:tc>
+              <w:tcPr>
+                <w:shd w:fill="auto" w:val="clear"/>
+                <w:tcMar>
+                  <w:top w:w="100.0" w:type="dxa"/>
+                  <w:left w:w="100.0" w:type="dxa"/>
+                  <w:bottom w:w="100.0" w:type="dxa"/>
+                  <w:right w:w="100.0" w:type="dxa"/>
+                </w:tcMar>
+                <w:vAlign w:val="top"/>
+              </w:tcPr>
+              <w:p>
+                <w:pPr>
+                  <w:widowControl w:val="0"/>
+                  <w:spacing w:after="0" w:line="240" w:lineRule="auto"/>
+                  <w:rPr/>
+                </w:pPr>
+                <w:r>
+                  <w:rPr>
+                    <w:rtl w:val="0"/>
+                  </w:rPr>
+                  <w:t xml:space="preserve">Permitir a los usuarios consultar el registro de sus compras anteriores realizadas en la plataforma. </w:t>
+                </w:r>
+                <w:r>
+                  <w:rPr>
+                    <w:rtl w:val="0"/>
+                  </w:rPr>
+                </w:r>
+              </w:p>
+            </w:tc>
+          </w:tr>
+          <w:tr>
+            <w:trPr>
+              <w:cantSplit w:val="0"/>
+              <w:tblHeader w:val="0"/>
+            </w:trPr>
+            <w:tc>
+              <w:tcPr>
+                <w:shd w:fill="366091" w:val="clear"/>
+                <w:tcMar>
+                  <w:top w:w="100.0" w:type="dxa"/>
+                  <w:left w:w="100.0" w:type="dxa"/>
+                  <w:bottom w:w="100.0" w:type="dxa"/>
+                  <w:right w:w="100.0" w:type="dxa"/>
+                </w:tcMar>
+                <w:vAlign w:val="top"/>
+              </w:tcPr>
+              <w:p>
+                <w:pPr>
+                  <w:rPr>
+                    <w:b w:val="1"/>
+                    <w:bCs w:val="1"/>
+                    <w:color w:val="ffffff"/>
+                  </w:rPr>
+                </w:pPr>
+                <w:r>
+                  <w:rPr>
+                    <w:b w:val="1"/>
+                    <w:bCs w:val="1"/>
+                    <w:color w:val="ffffff"/>
+                    <w:rtl w:val="0"/>
+                  </w:rPr>
+                  <w:t xml:space="preserve">Descripción General</w:t>
+                </w:r>
+              </w:p>
+            </w:tc>
+            <w:tc>
+              <w:tcPr>
+                <w:shd w:fill="auto" w:val="clear"/>
+                <w:tcMar>
+                  <w:top w:w="100.0" w:type="dxa"/>
+                  <w:left w:w="100.0" w:type="dxa"/>
+                  <w:bottom w:w="100.0" w:type="dxa"/>
+                  <w:right w:w="100.0" w:type="dxa"/>
+                </w:tcMar>
+                <w:vAlign w:val="top"/>
+              </w:tcPr>
+              <w:p>
+                <w:pPr>
+                  <w:widowControl w:val="0"/>
+                  <w:spacing w:after="0" w:line="240" w:lineRule="auto"/>
+                  <w:rPr/>
+                </w:pPr>
+                <w:r>
+                  <w:rPr>
+                    <w:rtl w:val="0"/>
+                  </w:rPr>
+                  <w:t xml:space="preserve">Proporciona al cliente un apartado donde puede visualizar el listado histórico de los pedidos que ha finalizado exitosamente, detallando las prendas adquiridas, fechas y montos. </w:t>
+                </w:r>
+                <w:r>
+                  <w:rPr>
+                    <w:rtl w:val="0"/>
+                  </w:rPr>
+                </w:r>
+              </w:p>
+            </w:tc>
+          </w:tr>
+          <w:tr>
+            <w:trPr>
+              <w:cantSplit w:val="0"/>
+              <w:trHeight w:val="420" w:hRule="atLeast"/>
+              <w:tblHeader w:val="0"/>
+            </w:trPr>
+            <w:tc>
+              <w:tcPr>
+                <w:vMerge w:val="restart"/>
+                <w:shd w:fill="366091" w:val="clear"/>
+                <w:tcMar>
+                  <w:top w:w="100.0" w:type="dxa"/>
+                  <w:left w:w="100.0" w:type="dxa"/>
+                  <w:bottom w:w="100.0" w:type="dxa"/>
+                  <w:right w:w="100.0" w:type="dxa"/>
+                </w:tcMar>
+                <w:vAlign w:val="top"/>
+              </w:tcPr>
+              <w:p>
+                <w:pPr>
+                  <w:rPr>
+                    <w:b w:val="1"/>
+                    <w:bCs w:val="1"/>
+                    <w:color w:val="ffffff"/>
+                  </w:rPr>
+                </w:pPr>
+                <w:r>
+                  <w:rPr>
+                    <w:b w:val="1"/>
+                    <w:bCs w:val="1"/>
+                    <w:color w:val="ffffff"/>
+                    <w:rtl w:val="0"/>
+                  </w:rPr>
+                  <w:t xml:space="preserve">Alcance</w:t>
+                </w:r>
+              </w:p>
+            </w:tc>
+            <w:tc>
+              <w:tcPr>
+                <w:shd w:fill="auto" w:val="clear"/>
+                <w:tcMar>
+                  <w:top w:w="100.0" w:type="dxa"/>
+                  <w:left w:w="100.0" w:type="dxa"/>
+                  <w:bottom w:w="100.0" w:type="dxa"/>
+                  <w:right w:w="100.0" w:type="dxa"/>
+                </w:tcMar>
+                <w:vAlign w:val="top"/>
+              </w:tcPr>
+              <w:p>
+                <w:pPr>
+                  <w:rPr/>
+                </w:pPr>
+                <w:r>
+                  <w:rPr>
+                    <w:b w:val="1"/>
+                    <w:bCs w:val="1"/>
+                    <w:rtl w:val="0"/>
+                  </w:rPr>
+                  <w:t xml:space="preserve">Incluye:</w:t>
+                </w:r>
+                <w:r>
+                  <w:rPr>
+                    <w:rtl w:val="0"/>
+                  </w:rPr>
+                  <w:t xml:space="preserve"> Consulta de transacciones pasadas asociadas al usuario logueado.</w:t>
+                </w:r>
+                <w:r>
+                  <w:rPr>
+                    <w:rtl w:val="0"/>
+                  </w:rPr>
+                </w:r>
+              </w:p>
+            </w:tc>
+          </w:tr>
+          <w:tr>
+            <w:trPr>
+              <w:cantSplit w:val="0"/>
+              <w:trHeight w:val="420" w:hRule="atLeast"/>
+              <w:tblHeader w:val="0"/>
+            </w:trPr>
+            <w:tc>
+              <w:tcPr>
+                <w:vMerge w:val="continue"/>
+                <w:shd w:fill="366091" w:val="clear"/>
+                <w:tcMar>
+                  <w:top w:w="100.0" w:type="dxa"/>
+                  <w:left w:w="100.0" w:type="dxa"/>
+                  <w:bottom w:w="100.0" w:type="dxa"/>
+                  <w:right w:w="100.0" w:type="dxa"/>
+                </w:tcMar>
+                <w:vAlign w:val="top"/>
+              </w:tcPr>
+              <w:p>
+                <w:pPr>
+                  <w:widowControl w:val="0"/>
+                  <w:spacing w:after="0" w:line="276" w:lineRule="auto"/>
+                  <w:rPr/>
+                </w:pPr>
+                <w:r>
+                  <w:rPr>
+                    <w:rtl w:val="0"/>
+                  </w:rPr>
+                </w:r>
+              </w:p>
+            </w:tc>
+            <w:tc>
+              <w:tcPr>
+                <w:shd w:fill="auto" w:val="clear"/>
+                <w:tcMar>
+                  <w:top w:w="100.0" w:type="dxa"/>
+                  <w:left w:w="100.0" w:type="dxa"/>
+                  <w:bottom w:w="100.0" w:type="dxa"/>
+                  <w:right w:w="100.0" w:type="dxa"/>
+                </w:tcMar>
+                <w:vAlign w:val="top"/>
+              </w:tcPr>
+              <w:p>
+                <w:pPr>
+                  <w:spacing w:after="240" w:before="240" w:lineRule="auto"/>
+                  <w:ind w:left="0" w:firstLine="0"/>
+                  <w:rPr/>
+                </w:pPr>
+                <w:r>
+                  <w:rPr>
+                    <w:b w:val="1"/>
+                    <w:bCs w:val="1"/>
+                    <w:rtl w:val="0"/>
+                  </w:rPr>
+                  <w:t xml:space="preserve">No incluye:</w:t>
+                </w:r>
+                <w:r>
+                  <w:rPr>
+                    <w:rtl w:val="0"/>
+                  </w:rPr>
+                  <w:t xml:space="preserve"> Modificación o cancelación de pedidos ya finalizados.</w:t>
+                </w:r>
+              </w:p>
+            </w:tc>
+          </w:tr>
+          <w:tr>
+            <w:trPr>
+              <w:cantSplit w:val="0"/>
+              <w:tblHeader w:val="0"/>
+            </w:trPr>
+            <w:tc>
+              <w:tcPr>
+                <w:shd w:fill="366091" w:val="clear"/>
+                <w:tcMar>
+                  <w:top w:w="100.0" w:type="dxa"/>
+                  <w:left w:w="100.0" w:type="dxa"/>
+                  <w:bottom w:w="100.0" w:type="dxa"/>
+                  <w:right w:w="100.0" w:type="dxa"/>
+                </w:tcMar>
+                <w:vAlign w:val="top"/>
+              </w:tcPr>
+              <w:p>
+                <w:pPr>
+                  <w:rPr>
+                    <w:b w:val="1"/>
+                    <w:bCs w:val="1"/>
+                    <w:color w:val="ffffff"/>
+                  </w:rPr>
+                </w:pPr>
+                <w:r>
+                  <w:rPr>
+                    <w:b w:val="1"/>
+                    <w:bCs w:val="1"/>
+                    <w:color w:val="ffffff"/>
+                    <w:rtl w:val="0"/>
+                  </w:rPr>
+                  <w:t xml:space="preserve">Actores Involucrados</w:t>
+                </w:r>
+              </w:p>
+            </w:tc>
+            <w:tc>
+              <w:tcPr>
+                <w:shd w:fill="auto" w:val="clear"/>
+                <w:tcMar>
+                  <w:top w:w="100.0" w:type="dxa"/>
+                  <w:left w:w="100.0" w:type="dxa"/>
+                  <w:bottom w:w="100.0" w:type="dxa"/>
+                  <w:right w:w="100.0" w:type="dxa"/>
+                </w:tcMar>
+                <w:vAlign w:val="top"/>
+              </w:tcPr>
+              <w:p>
+                <w:pPr>
+                  <w:rPr/>
+                </w:pPr>
+                <w:r>
+                  <w:rPr>
+                    <w:rtl w:val="0"/>
+                  </w:rPr>
+                  <w:t xml:space="preserve">Cliente.</w:t>
+                </w:r>
+              </w:p>
+            </w:tc>
+          </w:tr>
+          <w:tr>
+            <w:trPr>
+              <w:cantSplit w:val="0"/>
+              <w:tblHeader w:val="0"/>
+            </w:trPr>
+            <w:tc>
+              <w:tcPr>
+                <w:shd w:fill="366091" w:val="clear"/>
+                <w:tcMar>
+                  <w:top w:w="100.0" w:type="dxa"/>
+                  <w:left w:w="100.0" w:type="dxa"/>
+                  <w:bottom w:w="100.0" w:type="dxa"/>
+                  <w:right w:w="100.0" w:type="dxa"/>
+                </w:tcMar>
+                <w:vAlign w:val="top"/>
+              </w:tcPr>
+              <w:p>
+                <w:pPr>
+                  <w:rPr>
+                    <w:b w:val="1"/>
+                    <w:bCs w:val="1"/>
+                    <w:color w:val="ffffff"/>
+                  </w:rPr>
+                </w:pPr>
+                <w:r>
+                  <w:rPr>
+                    <w:b w:val="1"/>
+                    <w:bCs w:val="1"/>
+                    <w:color w:val="ffffff"/>
+                    <w:rtl w:val="0"/>
+                  </w:rPr>
+                  <w:t xml:space="preserve">Reglas de Negocio</w:t>
+                </w:r>
+              </w:p>
+              <w:p>
+                <w:pPr>
+                  <w:rPr>
+                    <w:b w:val="1"/>
+                    <w:bCs w:val="1"/>
+                    <w:color w:val="ffffff"/>
+                  </w:rPr>
+                </w:pPr>
+                <w:r>
+                  <w:rPr>
+                    <w:b w:val="1"/>
+                    <w:bCs w:val="1"/>
+                    <w:color w:val="ffffff"/>
+                    <w:rtl w:val="0"/>
+                  </w:rPr>
+                  <w:t xml:space="preserve">| ID | Regla | Justificación | Prioridad |</w:t>
+                </w:r>
+              </w:p>
+            </w:tc>
+            <w:tc>
+              <w:tcPr>
+                <w:shd w:fill="auto" w:val="clear"/>
+                <w:tcMar>
+                  <w:top w:w="100.0" w:type="dxa"/>
+                  <w:left w:w="100.0" w:type="dxa"/>
+                  <w:bottom w:w="100.0" w:type="dxa"/>
+                  <w:right w:w="100.0" w:type="dxa"/>
+                </w:tcMar>
+                <w:vAlign w:val="top"/>
+              </w:tcPr>
+              <w:p>
+                <w:pPr>
+                  <w:rPr/>
+                </w:pPr>
+                <w:r>
+                  <w:rPr>
+                    <w:rtl w:val="0"/>
+                  </w:rPr>
+                  <w:t xml:space="preserve">RN-001: El usuario autenticado solo podrá visualizar su propio historial de pedidos y no el de otros clientes.Proteger la privacidad de las transacciones comerciales </w:t>
+                </w:r>
+                <w:r>
+                  <w:rPr>
+                    <w:rtl w:val="0"/>
+                  </w:rPr>
+                  <w:t xml:space="preserve">(Prioridad: Alta).</w:t>
+                </w:r>
+              </w:p>
+            </w:tc>
+          </w:tr>
+          <w:tr>
+            <w:trPr>
+              <w:cantSplit w:val="0"/>
+              <w:tblHeader w:val="0"/>
+            </w:trPr>
+            <w:tc>
+              <w:tcPr>
+                <w:shd w:fill="366091" w:val="clear"/>
+                <w:tcMar>
+                  <w:top w:w="100.0" w:type="dxa"/>
+                  <w:left w:w="100.0" w:type="dxa"/>
+                  <w:bottom w:w="100.0" w:type="dxa"/>
+                  <w:right w:w="100.0" w:type="dxa"/>
+                </w:tcMar>
+                <w:vAlign w:val="top"/>
+              </w:tcPr>
+              <w:p>
+                <w:pPr>
+                  <w:rPr>
+                    <w:b w:val="1"/>
+                    <w:bCs w:val="1"/>
+                    <w:color w:val="ffffff"/>
+                  </w:rPr>
+                </w:pPr>
+                <w:r>
+                  <w:rPr>
+                    <w:b w:val="1"/>
+                    <w:bCs w:val="1"/>
+                    <w:color w:val="ffffff"/>
+                    <w:rtl w:val="0"/>
+                  </w:rPr>
+                  <w:t xml:space="preserve">Requisitos No Funcionales Asociados</w:t>
+                </w:r>
+              </w:p>
+            </w:tc>
+            <w:tc>
+              <w:tcPr>
+                <w:shd w:fill="auto" w:val="clear"/>
+                <w:tcMar>
+                  <w:top w:w="100.0" w:type="dxa"/>
+                  <w:left w:w="100.0" w:type="dxa"/>
+                  <w:bottom w:w="100.0" w:type="dxa"/>
+                  <w:right w:w="100.0" w:type="dxa"/>
+                </w:tcMar>
+                <w:vAlign w:val="top"/>
+              </w:tcPr>
+              <w:p>
+                <w:pPr>
+                  <w:rPr/>
+                </w:pPr>
+                <w:r>
+                  <w:rPr>
+                    <w:rtl w:val="0"/>
+                  </w:rPr>
+                  <w:t xml:space="preserve">RNF-003 (Usabilidad). </w:t>
+                </w:r>
+              </w:p>
+            </w:tc>
+          </w:tr>
+          <w:tr>
+            <w:trPr>
+              <w:cantSplit w:val="0"/>
+              <w:tblHeader w:val="0"/>
+            </w:trPr>
+            <w:tc>
+              <w:tcPr>
+                <w:shd w:fill="366091" w:val="clear"/>
+                <w:tcMar>
+                  <w:top w:w="100.0" w:type="dxa"/>
+                  <w:left w:w="100.0" w:type="dxa"/>
+                  <w:bottom w:w="100.0" w:type="dxa"/>
+                  <w:right w:w="100.0" w:type="dxa"/>
+                </w:tcMar>
+                <w:vAlign w:val="top"/>
+              </w:tcPr>
+              <w:p>
+                <w:pPr>
+                  <w:rPr>
+                    <w:b w:val="1"/>
+                    <w:bCs w:val="1"/>
+                    <w:color w:val="ffffff"/>
+                  </w:rPr>
+                </w:pPr>
+                <w:r>
+                  <w:rPr>
+                    <w:b w:val="1"/>
+                    <w:bCs w:val="1"/>
+                    <w:color w:val="ffffff"/>
+                    <w:rtl w:val="0"/>
+                  </w:rPr>
+                  <w:t xml:space="preserve">Subrequisitos Relacionados</w:t>
+                </w:r>
+              </w:p>
+            </w:tc>
+            <w:tc>
+              <w:tcPr>
+                <w:shd w:fill="auto" w:val="clear"/>
+                <w:tcMar>
+                  <w:top w:w="100.0" w:type="dxa"/>
+                  <w:left w:w="100.0" w:type="dxa"/>
+                  <w:bottom w:w="100.0" w:type="dxa"/>
+                  <w:right w:w="100.0" w:type="dxa"/>
+                </w:tcMar>
+                <w:vAlign w:val="top"/>
+              </w:tcPr>
+              <w:p>
+                <w:pPr>
+                  <w:rPr/>
+                </w:pPr>
+                <w:r>
+                  <w:rPr>
+                    <w:rtl w:val="0"/>
+                  </w:rPr>
+                  <w:t xml:space="preserve">RF-013 (Finalizar compra). </w:t>
+                </w:r>
+                <w:r>
+                  <w:rPr>
+                    <w:rtl w:val="0"/>
+                  </w:rPr>
+                </w:r>
+              </w:p>
+            </w:tc>
+          </w:tr>
+          <w:tr>
+            <w:trPr>
+              <w:cantSplit w:val="0"/>
+              <w:tblHeader w:val="0"/>
+            </w:trPr>
+            <w:tc>
+              <w:tcPr>
+                <w:shd w:fill="366091" w:val="clear"/>
+                <w:tcMar>
+                  <w:top w:w="100.0" w:type="dxa"/>
+                  <w:left w:w="100.0" w:type="dxa"/>
+                  <w:bottom w:w="100.0" w:type="dxa"/>
+                  <w:right w:w="100.0" w:type="dxa"/>
+                </w:tcMar>
+                <w:vAlign w:val="top"/>
+              </w:tcPr>
+              <w:p>
+                <w:pPr>
+                  <w:rPr>
+                    <w:b w:val="1"/>
+                    <w:bCs w:val="1"/>
+                    <w:color w:val="ffffff"/>
+                  </w:rPr>
+                </w:pPr>
+                <w:r>
+                  <w:rPr>
+                    <w:b w:val="1"/>
+                    <w:bCs w:val="1"/>
+                    <w:color w:val="ffffff"/>
+                    <w:rtl w:val="0"/>
+                  </w:rPr>
+                  <w:t xml:space="preserve"> Dependencias</w:t>
+                </w:r>
+              </w:p>
+            </w:tc>
+            <w:tc>
+              <w:tcPr>
+                <w:shd w:fill="auto" w:val="clear"/>
+                <w:tcMar>
+                  <w:top w:w="100.0" w:type="dxa"/>
+                  <w:left w:w="100.0" w:type="dxa"/>
+                  <w:bottom w:w="100.0" w:type="dxa"/>
+                  <w:right w:w="100.0" w:type="dxa"/>
+                </w:tcMar>
+                <w:vAlign w:val="top"/>
+              </w:tcPr>
+              <w:p>
+                <w:pPr>
+                  <w:rPr/>
+                </w:pPr>
+                <w:r>
+                  <w:rPr>
+                    <w:rtl w:val="0"/>
+                  </w:rPr>
+                  <w:t xml:space="preserve">RF-001, RF-013. </w:t>
+                </w:r>
+                <w:r>
+                  <w:rPr>
+                    <w:rtl w:val="0"/>
+                  </w:rPr>
+                </w:r>
+              </w:p>
+            </w:tc>
+          </w:tr>
+          <w:tr>
+            <w:trPr>
+              <w:cantSplit w:val="0"/>
+              <w:tblHeader w:val="0"/>
+            </w:trPr>
+            <w:tc>
+              <w:tcPr>
+                <w:shd w:fill="366091" w:val="clear"/>
+                <w:tcMar>
+                  <w:top w:w="100.0" w:type="dxa"/>
+                  <w:left w:w="100.0" w:type="dxa"/>
+                  <w:bottom w:w="100.0" w:type="dxa"/>
+                  <w:right w:w="100.0" w:type="dxa"/>
+                </w:tcMar>
+                <w:vAlign w:val="top"/>
+              </w:tcPr>
+              <w:p>
+                <w:pPr>
+                  <w:rPr>
+                    <w:b w:val="1"/>
+                    <w:bCs w:val="1"/>
+                    <w:color w:val="ffffff"/>
+                  </w:rPr>
+                </w:pPr>
+                <w:r>
+                  <w:rPr>
+                    <w:b w:val="1"/>
+                    <w:bCs w:val="1"/>
+                    <w:color w:val="ffffff"/>
+                    <w:rtl w:val="0"/>
+                  </w:rPr>
+                  <w:t xml:space="preserve">Riesgos</w:t>
+                </w:r>
+              </w:p>
+            </w:tc>
+            <w:tc>
+              <w:tcPr>
+                <w:shd w:fill="auto" w:val="clear"/>
+                <w:tcMar>
+                  <w:top w:w="100.0" w:type="dxa"/>
+                  <w:left w:w="100.0" w:type="dxa"/>
+                  <w:bottom w:w="100.0" w:type="dxa"/>
+                  <w:right w:w="100.0" w:type="dxa"/>
+                </w:tcMar>
+                <w:vAlign w:val="top"/>
+              </w:tcPr>
+              <w:p>
+                <w:pPr>
+                  <w:spacing w:after="240" w:before="240" w:lineRule="auto"/>
+                  <w:rPr/>
+                </w:pPr>
+                <w:r>
+                  <w:rPr>
+                    <w:rtl w:val="0"/>
+                  </w:rPr>
+                  <w:t xml:space="preserve">Exposición de datos personales o transaccionales por fallas en sesiones (Bajo-Medio). </w:t>
+                </w:r>
+                <w:r>
+                  <w:rPr>
+                    <w:rtl w:val="0"/>
+                  </w:rPr>
+                </w:r>
+              </w:p>
+            </w:tc>
+          </w:tr>
+          <w:tr>
+            <w:trPr>
+              <w:cantSplit w:val="0"/>
+              <w:tblHeader w:val="0"/>
+            </w:trPr>
+            <w:tc>
+              <w:tcPr>
+                <w:shd w:fill="366091" w:val="clear"/>
+                <w:tcMar>
+                  <w:top w:w="100.0" w:type="dxa"/>
+                  <w:left w:w="100.0" w:type="dxa"/>
+                  <w:bottom w:w="100.0" w:type="dxa"/>
+                  <w:right w:w="100.0" w:type="dxa"/>
+                </w:tcMar>
+                <w:vAlign w:val="top"/>
+              </w:tcPr>
+              <w:p>
+                <w:pPr>
+                  <w:rPr>
+                    <w:b w:val="1"/>
+                    <w:bCs w:val="1"/>
+                    <w:color w:val="ffffff"/>
+                  </w:rPr>
+                </w:pPr>
+                <w:r>
+                  <w:rPr>
+                    <w:b w:val="1"/>
+                    <w:bCs w:val="1"/>
+                    <w:color w:val="ffffff"/>
+                    <w:rtl w:val="0"/>
+                  </w:rPr>
+                  <w:t xml:space="preserve">Criterios Generales de Aceptación</w:t>
+                </w:r>
+              </w:p>
+            </w:tc>
+            <w:tc>
+              <w:tcPr>
+                <w:shd w:fill="auto" w:val="clear"/>
+                <w:tcMar>
+                  <w:top w:w="100.0" w:type="dxa"/>
+                  <w:left w:w="100.0" w:type="dxa"/>
+                  <w:bottom w:w="100.0" w:type="dxa"/>
+                  <w:right w:w="100.0" w:type="dxa"/>
+                </w:tcMar>
+                <w:vAlign w:val="top"/>
+              </w:tcPr>
+              <w:p>
+                <w:pPr>
+                  <w:rPr/>
+                </w:pPr>
+                <w:r>
+                  <w:rPr>
+                    <w:rtl w:val="0"/>
+                  </w:rPr>
+                  <w:t xml:space="preserve">El sistema muestra de manera estructurada y cronológica las compras efectuadas por el usuario activo. </w:t>
+                </w:r>
+                <w:r>
+                  <w:rPr>
+                    <w:rtl w:val="0"/>
+                  </w:rPr>
+                </w:r>
+              </w:p>
+            </w:tc>
+          </w:tr>
+          <w:tr>
+            <w:trPr>
+              <w:cantSplit w:val="0"/>
+              <w:tblHeader w:val="0"/>
+            </w:trPr>
+            <w:tc>
+              <w:tcPr>
+                <w:shd w:fill="366091" w:val="clear"/>
+                <w:tcMar>
+                  <w:top w:w="100.0" w:type="dxa"/>
+                  <w:left w:w="100.0" w:type="dxa"/>
+                  <w:bottom w:w="100.0" w:type="dxa"/>
+                  <w:right w:w="100.0" w:type="dxa"/>
+                </w:tcMar>
+                <w:vAlign w:val="top"/>
+              </w:tcPr>
+              <w:p>
+                <w:pPr>
+                  <w:rPr>
+                    <w:b w:val="1"/>
+                    <w:bCs w:val="1"/>
+                    <w:color w:val="ffffff"/>
+                  </w:rPr>
+                </w:pPr>
+                <w:r>
+                  <w:rPr>
+                    <w:b w:val="1"/>
+                    <w:bCs w:val="1"/>
+                    <w:color w:val="ffffff"/>
+                    <w:rtl w:val="0"/>
+                  </w:rPr>
+                  <w:t xml:space="preserve">Trazabilidad</w:t>
+                </w:r>
+              </w:p>
+            </w:tc>
+            <w:tc>
+              <w:tcPr>
+                <w:shd w:fill="auto" w:val="clear"/>
+                <w:tcMar>
+                  <w:top w:w="100.0" w:type="dxa"/>
+                  <w:left w:w="100.0" w:type="dxa"/>
+                  <w:bottom w:w="100.0" w:type="dxa"/>
+                  <w:right w:w="100.0" w:type="dxa"/>
+                </w:tcMar>
+                <w:vAlign w:val="top"/>
+              </w:tcPr>
+              <w:p>
+                <w:pPr>
+                  <w:rPr/>
+                </w:pPr>
+                <w:r>
+                  <w:rPr>
+                    <w:rtl w:val="0"/>
+                  </w:rPr>
+                  <w:t xml:space="preserve">Casos de uso: Historial de Cliente. </w:t>
+                </w:r>
+                <w:r>
+                  <w:rPr>
+                    <w:rtl w:val="0"/>
+                  </w:rPr>
+                </w:r>
+              </w:p>
+            </w:tc>
+          </w:tr>
+          <w:tr>
+            <w:trPr>
+              <w:cantSplit w:val="0"/>
+              <w:tblHeader w:val="0"/>
+            </w:trPr>
+            <w:tc>
+              <w:tcPr>
+                <w:shd w:fill="366091" w:val="clear"/>
+                <w:tcMar>
+                  <w:top w:w="100.0" w:type="dxa"/>
+                  <w:left w:w="100.0" w:type="dxa"/>
+                  <w:bottom w:w="100.0" w:type="dxa"/>
+                  <w:right w:w="100.0" w:type="dxa"/>
+                </w:tcMar>
+                <w:vAlign w:val="top"/>
+              </w:tcPr>
+              <w:p>
+                <w:pPr>
+                  <w:rPr>
+                    <w:b w:val="1"/>
+                    <w:bCs w:val="1"/>
+                    <w:color w:val="ffffff"/>
+                  </w:rPr>
+                </w:pPr>
+                <w:r>
+                  <w:rPr>
+                    <w:b w:val="1"/>
+                    <w:bCs w:val="1"/>
+                    <w:color w:val="ffffff"/>
+                    <w:rtl w:val="0"/>
+                  </w:rPr>
+                  <w:t xml:space="preserve">Observaciones</w:t>
+                </w:r>
+              </w:p>
+            </w:tc>
+            <w:tc>
+              <w:tcPr>
+                <w:shd w:fill="auto" w:val="clear"/>
+                <w:tcMar>
+                  <w:top w:w="100.0" w:type="dxa"/>
+                  <w:left w:w="100.0" w:type="dxa"/>
+                  <w:bottom w:w="100.0" w:type="dxa"/>
+                  <w:right w:w="100.0" w:type="dxa"/>
+                </w:tcMar>
+                <w:vAlign w:val="top"/>
+              </w:tcPr>
+              <w:p>
+                <w:pPr>
+                  <w:rPr/>
+                </w:pPr>
+                <w:r>
+                  <w:rPr>
+                    <w:rtl w:val="0"/>
+                  </w:rPr>
+                  <w:t xml:space="preserve">Ofrece transparencia y seguimiento post-compra para el usuario. </w:t>
+                </w:r>
+                <w:r>
+                  <w:rPr>
+                    <w:rtl w:val="0"/>
+                  </w:rPr>
+                </w:r>
+              </w:p>
+            </w:tc>
+          </w:tr>
+        </w:tbl>
+      </w:sdtContent>
+    </w:sdt>
+    <w:p>
+      <w:pPr>
+        <w:rPr/>
+      </w:pPr>
+      <w:r>
+        <w:rPr>
+          <w:rtl w:val="0"/>
+        </w:rPr>
+      </w:r>
+    </w:p>
+    <w:p>
+      <w:pPr>
+        <w:pStyle w:val="Heading1"/>
+        <w:rPr/>
+      </w:pPr>
+      <w:bookmarkStart w:colFirst="0" w:colLast="0" w:name="_heading=h.26bex6ylu9ts" w:id="5"/>
+      <w:bookmarkEnd w:id="5"/>
+      <w:r>
+        <w:rPr>
+          <w:color w:val="000000"/>
+          <w:rtl w:val="0"/>
+        </w:rPr>
+        <w:t xml:space="preserve">RF-015 : VER PRODUCTOS EN INVENTARIO. </w:t>
+      </w:r>
+      <w:r>
+        <w:rPr>
+          <w:rtl w:val="0"/>
+        </w:rPr>
+      </w:r>
+    </w:p>
+    <w:p>
+      <w:pPr>
+        <w:rPr>
+          <w:b w:val="1"/>
+          <w:bCs w:val="1"/>
+        </w:rPr>
+      </w:pPr>
+      <w:r>
+        <w:rPr>
+          <w:rtl w:val="0"/>
+        </w:rPr>
+      </w:r>
+    </w:p>
+    <w:sdt>
+      <w:sdtPr>
+        <w:lock w:val="contentLocked"/>
+        <w:id w:val="-295230519"/>
+        <w:tag w:val="goog_rdk_5"/>
+      </w:sdtPr>
+      <w:sdtContent>
+        <w:tbl>
+          <w:tblPr>
+            <w:tblStyle w:val="Table6"/>
+            <w:tblW w:w="8640.0" w:type="dxa"/>
+            <w:jc w:val="left"/>
+            <w:tblBorders>
+              <w:top w:color="000000" w:space="0" w:sz="8" w:val="single"/>
+              <w:left w:color="000000" w:space="0" w:sz="8" w:val="single"/>
+              <w:bottom w:color="000000" w:space="0" w:sz="8" w:val="single"/>
+              <w:right w:color="000000" w:space="0" w:sz="8" w:val="single"/>
+              <w:insideH w:color="000000" w:space="0" w:sz="8" w:val="single"/>
+              <w:insideV w:color="000000" w:space="0" w:sz="8" w:val="single"/>
+            </w:tblBorders>
+            <w:tblLayout w:type="fixed"/>
+            <w:tblLook w:val="0600"/>
+          </w:tblPr>
+          <w:tblGrid>
+            <w:gridCol w:w="4320"/>
+            <w:gridCol w:w="4320"/>
+            <w:tblGridChange w:id="0">
+              <w:tblGrid>
+                <w:gridCol w:w="4320"/>
+                <w:gridCol w:w="4320"/>
+              </w:tblGrid>
+            </w:tblGridChange>
+          </w:tblGrid>
+          <w:tr>
+            <w:trPr>
+              <w:cantSplit w:val="0"/>
+              <w:tblHeader w:val="0"/>
+            </w:trPr>
+            <w:tc>
+              <w:tcPr>
+                <w:shd w:fill="366091" w:val="clear"/>
+                <w:tcMar>
+                  <w:top w:w="100.0" w:type="dxa"/>
+                  <w:left w:w="100.0" w:type="dxa"/>
+                  <w:bottom w:w="100.0" w:type="dxa"/>
+                  <w:right w:w="100.0" w:type="dxa"/>
+                </w:tcMar>
+                <w:vAlign w:val="top"/>
+              </w:tcPr>
+              <w:p>
+                <w:pPr>
+                  <w:rPr>
+                    <w:b w:val="1"/>
+                    <w:bCs w:val="1"/>
+                    <w:color w:val="ffffff"/>
+                  </w:rPr>
+                </w:pPr>
+                <w:r>
+                  <w:rPr>
+                    <w:b w:val="1"/>
+                    <w:bCs w:val="1"/>
+                    <w:color w:val="ffffff"/>
+                    <w:rtl w:val="0"/>
+                  </w:rPr>
+                  <w:t xml:space="preserve">ID:</w:t>
+                </w:r>
+              </w:p>
+            </w:tc>
+            <w:tc>
+              <w:tcPr>
+                <w:shd w:fill="auto" w:val="clear"/>
+                <w:tcMar>
+                  <w:top w:w="100.0" w:type="dxa"/>
+                  <w:left w:w="100.0" w:type="dxa"/>
+                  <w:bottom w:w="100.0" w:type="dxa"/>
+                  <w:right w:w="100.0" w:type="dxa"/>
+                </w:tcMar>
+                <w:vAlign w:val="top"/>
+              </w:tcPr>
+              <w:p>
+                <w:pPr>
+                  <w:rPr/>
+                </w:pPr>
+                <w:r>
+                  <w:rPr>
+                    <w:rtl w:val="0"/>
+                  </w:rPr>
+                  <w:t xml:space="preserve">RF-015</w:t>
+                </w:r>
+              </w:p>
+            </w:tc>
+          </w:tr>
+          <w:tr>
+            <w:trPr>
+              <w:cantSplit w:val="0"/>
+              <w:tblHeader w:val="0"/>
+            </w:trPr>
+            <w:tc>
+              <w:tcPr>
+                <w:shd w:fill="366091" w:val="clear"/>
+                <w:tcMar>
+                  <w:top w:w="100.0" w:type="dxa"/>
+                  <w:left w:w="100.0" w:type="dxa"/>
+                  <w:bottom w:w="100.0" w:type="dxa"/>
+                  <w:right w:w="100.0" w:type="dxa"/>
+                </w:tcMar>
+                <w:vAlign w:val="top"/>
+              </w:tcPr>
+              <w:p>
+                <w:pPr>
+                  <w:rPr>
+                    <w:b w:val="1"/>
+                    <w:bCs w:val="1"/>
+                    <w:color w:val="ffffff"/>
+                  </w:rPr>
+                </w:pPr>
+                <w:r>
+                  <w:rPr>
+                    <w:b w:val="1"/>
+                    <w:bCs w:val="1"/>
+                    <w:color w:val="ffffff"/>
+                    <w:rtl w:val="0"/>
+                  </w:rPr>
+                  <w:t xml:space="preserve">Nombre:</w:t>
+                </w:r>
+              </w:p>
+            </w:tc>
+            <w:tc>
+              <w:tcPr>
+                <w:shd w:fill="auto" w:val="clear"/>
+                <w:tcMar>
+                  <w:top w:w="100.0" w:type="dxa"/>
+                  <w:left w:w="100.0" w:type="dxa"/>
+                  <w:bottom w:w="100.0" w:type="dxa"/>
+                  <w:right w:w="100.0" w:type="dxa"/>
+                </w:tcMar>
+                <w:vAlign w:val="top"/>
+              </w:tcPr>
+              <w:p>
+                <w:pPr>
+                  <w:widowControl w:val="0"/>
+                  <w:spacing w:after="0" w:line="240" w:lineRule="auto"/>
+                  <w:rPr/>
+                </w:pPr>
+                <w:r>
+                  <w:rPr>
+                    <w:rtl w:val="0"/>
+                  </w:rPr>
+                  <w:t xml:space="preserve">Ver productos en inventario </w:t>
+                </w:r>
+                <w:r>
+                  <w:rPr>
+                    <w:rtl w:val="0"/>
+                  </w:rPr>
+                </w:r>
+              </w:p>
+            </w:tc>
+          </w:tr>
+          <w:tr>
+            <w:trPr>
+              <w:cantSplit w:val="0"/>
+              <w:tblHeader w:val="0"/>
+            </w:trPr>
+            <w:tc>
+              <w:tcPr>
+                <w:shd w:fill="366091" w:val="clear"/>
+                <w:tcMar>
+                  <w:top w:w="100.0" w:type="dxa"/>
+                  <w:left w:w="100.0" w:type="dxa"/>
+                  <w:bottom w:w="100.0" w:type="dxa"/>
+                  <w:right w:w="100.0" w:type="dxa"/>
+                </w:tcMar>
+                <w:vAlign w:val="top"/>
+              </w:tcPr>
+              <w:p>
+                <w:pPr>
+                  <w:rPr>
+                    <w:b w:val="1"/>
+                    <w:bCs w:val="1"/>
+                    <w:color w:val="ffffff"/>
+                  </w:rPr>
+                </w:pPr>
+                <w:r>
+                  <w:rPr>
+                    <w:b w:val="1"/>
+                    <w:bCs w:val="1"/>
+                    <w:color w:val="ffffff"/>
+                    <w:rtl w:val="0"/>
+                  </w:rPr>
+                  <w:t xml:space="preserve">Tipo </w:t>
+                </w:r>
+              </w:p>
+            </w:tc>
+            <w:tc>
+              <w:tcPr>
+                <w:shd w:fill="auto" w:val="clear"/>
+                <w:tcMar>
+                  <w:top w:w="100.0" w:type="dxa"/>
+                  <w:left w:w="100.0" w:type="dxa"/>
+                  <w:bottom w:w="100.0" w:type="dxa"/>
+                  <w:right w:w="100.0" w:type="dxa"/>
+                </w:tcMar>
+                <w:vAlign w:val="top"/>
+              </w:tcPr>
+              <w:p>
+                <w:pPr>
+                  <w:widowControl w:val="0"/>
+                  <w:spacing w:after="0" w:line="240" w:lineRule="auto"/>
+                  <w:rPr/>
+                </w:pPr>
+                <w:r>
+                  <w:rPr>
+                    <w:rtl w:val="0"/>
+                  </w:rPr>
+                  <w:t xml:space="preserve">Gestión </w:t>
+                </w:r>
+              </w:p>
+            </w:tc>
+          </w:tr>
+          <w:tr>
+            <w:trPr>
+              <w:cantSplit w:val="0"/>
+              <w:tblHeader w:val="0"/>
+            </w:trPr>
+            <w:tc>
+              <w:tcPr>
+                <w:shd w:fill="366091" w:val="clear"/>
+                <w:tcMar>
+                  <w:top w:w="100.0" w:type="dxa"/>
+                  <w:left w:w="100.0" w:type="dxa"/>
+                  <w:bottom w:w="100.0" w:type="dxa"/>
+                  <w:right w:w="100.0" w:type="dxa"/>
+                </w:tcMar>
+                <w:vAlign w:val="top"/>
+              </w:tcPr>
+              <w:p>
+                <w:pPr>
+                  <w:rPr>
+                    <w:b w:val="1"/>
+                    <w:bCs w:val="1"/>
+                    <w:color w:val="ffffff"/>
+                  </w:rPr>
+                </w:pPr>
+                <w:r>
+                  <w:rPr>
+                    <w:b w:val="1"/>
+                    <w:bCs w:val="1"/>
+                    <w:color w:val="ffffff"/>
+                    <w:rtl w:val="0"/>
+                  </w:rPr>
+                  <w:t xml:space="preserve">Módulo</w:t>
+                </w:r>
+              </w:p>
+            </w:tc>
+            <w:tc>
+              <w:tcPr>
+                <w:shd w:fill="auto" w:val="clear"/>
+                <w:tcMar>
+                  <w:top w:w="100.0" w:type="dxa"/>
+                  <w:left w:w="100.0" w:type="dxa"/>
+                  <w:bottom w:w="100.0" w:type="dxa"/>
+                  <w:right w:w="100.0" w:type="dxa"/>
+                </w:tcMar>
+                <w:vAlign w:val="top"/>
+              </w:tcPr>
+              <w:p>
+                <w:pPr>
+                  <w:widowControl w:val="0"/>
+                  <w:spacing w:after="0" w:line="240" w:lineRule="auto"/>
+                  <w:rPr/>
+                </w:pPr>
+                <w:r>
+                  <w:rPr>
+                    <w:rtl w:val="0"/>
+                  </w:rPr>
+                  <w:t xml:space="preserve">Gestión de Inventario (Administración) </w:t>
+                </w:r>
+                <w:r>
+                  <w:rPr>
+                    <w:rtl w:val="0"/>
+                  </w:rPr>
+                </w:r>
+              </w:p>
+            </w:tc>
+          </w:tr>
+          <w:tr>
+            <w:trPr>
+              <w:cantSplit w:val="0"/>
+              <w:tblHeader w:val="0"/>
+            </w:trPr>
+            <w:tc>
+              <w:tcPr>
+                <w:shd w:fill="366091" w:val="clear"/>
+                <w:tcMar>
+                  <w:top w:w="100.0" w:type="dxa"/>
+                  <w:left w:w="100.0" w:type="dxa"/>
+                  <w:bottom w:w="100.0" w:type="dxa"/>
+                  <w:right w:w="100.0" w:type="dxa"/>
+                </w:tcMar>
+                <w:vAlign w:val="top"/>
+              </w:tcPr>
+              <w:p>
+                <w:pPr>
+                  <w:rPr>
+                    <w:b w:val="1"/>
+                    <w:bCs w:val="1"/>
+                    <w:color w:val="ffffff"/>
+                  </w:rPr>
+                </w:pPr>
+                <w:r>
+                  <w:rPr>
+                    <w:b w:val="1"/>
+                    <w:bCs w:val="1"/>
+                    <w:color w:val="ffffff"/>
+                    <w:rtl w:val="0"/>
+                  </w:rPr>
+                  <w:t xml:space="preserve">Actor principal</w:t>
+                </w:r>
+              </w:p>
+            </w:tc>
+            <w:tc>
+              <w:tcPr>
+                <w:shd w:fill="auto" w:val="clear"/>
+                <w:tcMar>
+                  <w:top w:w="100.0" w:type="dxa"/>
+                  <w:left w:w="100.0" w:type="dxa"/>
+                  <w:bottom w:w="100.0" w:type="dxa"/>
+                  <w:right w:w="100.0" w:type="dxa"/>
+                </w:tcMar>
+                <w:vAlign w:val="top"/>
+              </w:tcPr>
+              <w:p>
+                <w:pPr>
+                  <w:widowControl w:val="0"/>
+                  <w:spacing w:after="0" w:line="240" w:lineRule="auto"/>
+                  <w:rPr/>
+                </w:pPr>
+                <w:r>
+                  <w:rPr>
+                    <w:rtl w:val="0"/>
+                  </w:rPr>
+                  <w:t xml:space="preserve">Administrador </w:t>
+                </w:r>
+                <w:r>
+                  <w:rPr>
+                    <w:rtl w:val="0"/>
+                  </w:rPr>
+                </w:r>
+              </w:p>
+            </w:tc>
+          </w:tr>
+          <w:tr>
+            <w:trPr>
+              <w:cantSplit w:val="0"/>
+              <w:tblHeader w:val="0"/>
+            </w:trPr>
+            <w:tc>
+              <w:tcPr>
+                <w:shd w:fill="366091" w:val="clear"/>
+                <w:tcMar>
+                  <w:top w:w="100.0" w:type="dxa"/>
+                  <w:left w:w="100.0" w:type="dxa"/>
+                  <w:bottom w:w="100.0" w:type="dxa"/>
+                  <w:right w:w="100.0" w:type="dxa"/>
+                </w:tcMar>
+                <w:vAlign w:val="top"/>
+              </w:tcPr>
+              <w:p>
+                <w:pPr>
+                  <w:rPr>
+                    <w:b w:val="1"/>
+                    <w:bCs w:val="1"/>
+                    <w:color w:val="ffffff"/>
+                  </w:rPr>
+                </w:pPr>
+                <w:r>
+                  <w:rPr>
+                    <w:b w:val="1"/>
+                    <w:bCs w:val="1"/>
+                    <w:color w:val="ffffff"/>
+                    <w:rtl w:val="0"/>
+                  </w:rPr>
+                  <w:t xml:space="preserve">Actores secundarios</w:t>
+                </w:r>
+              </w:p>
+            </w:tc>
+            <w:tc>
+              <w:tcPr>
+                <w:shd w:fill="auto" w:val="clear"/>
+                <w:tcMar>
+                  <w:top w:w="100.0" w:type="dxa"/>
+                  <w:left w:w="100.0" w:type="dxa"/>
+                  <w:bottom w:w="100.0" w:type="dxa"/>
+                  <w:right w:w="100.0" w:type="dxa"/>
+                </w:tcMar>
+                <w:vAlign w:val="top"/>
+              </w:tcPr>
+              <w:p>
+                <w:pPr>
+                  <w:widowControl w:val="0"/>
+                  <w:spacing w:after="0" w:line="240" w:lineRule="auto"/>
+                  <w:rPr/>
+                </w:pPr>
+                <w:r>
+                  <w:rPr>
+                    <w:rtl w:val="0"/>
+                  </w:rPr>
+                  <w:t xml:space="preserve">Sistema de Base de Datos </w:t>
+                </w:r>
+                <w:r>
+                  <w:rPr>
+                    <w:rtl w:val="0"/>
+                  </w:rPr>
+                </w:r>
+              </w:p>
+            </w:tc>
+          </w:tr>
+          <w:tr>
+            <w:trPr>
+              <w:cantSplit w:val="0"/>
+              <w:tblHeader w:val="0"/>
+            </w:trPr>
+            <w:tc>
+              <w:tcPr>
+                <w:shd w:fill="366091" w:val="clear"/>
+                <w:tcMar>
+                  <w:top w:w="100.0" w:type="dxa"/>
+                  <w:left w:w="100.0" w:type="dxa"/>
+                  <w:bottom w:w="100.0" w:type="dxa"/>
+                  <w:right w:w="100.0" w:type="dxa"/>
+                </w:tcMar>
+                <w:vAlign w:val="top"/>
+              </w:tcPr>
+              <w:p>
+                <w:pPr>
+                  <w:rPr>
+                    <w:b w:val="1"/>
+                    <w:bCs w:val="1"/>
+                    <w:color w:val="ffffff"/>
+                  </w:rPr>
+                </w:pPr>
+                <w:r>
+                  <w:rPr>
+                    <w:b w:val="1"/>
+                    <w:bCs w:val="1"/>
+                    <w:color w:val="ffffff"/>
+                    <w:rtl w:val="0"/>
+                  </w:rPr>
+                  <w:t xml:space="preserve">Prioridad</w:t>
+                </w:r>
+              </w:p>
+            </w:tc>
+            <w:tc>
+              <w:tcPr>
+                <w:shd w:fill="auto" w:val="clear"/>
+                <w:tcMar>
+                  <w:top w:w="100.0" w:type="dxa"/>
+                  <w:left w:w="100.0" w:type="dxa"/>
+                  <w:bottom w:w="100.0" w:type="dxa"/>
+                  <w:right w:w="100.0" w:type="dxa"/>
+                </w:tcMar>
+                <w:vAlign w:val="top"/>
+              </w:tcPr>
+              <w:p>
+                <w:pPr>
+                  <w:widowControl w:val="0"/>
+                  <w:spacing w:after="0" w:line="240" w:lineRule="auto"/>
+                  <w:rPr/>
+                </w:pPr>
+                <w:r>
+                  <w:rPr>
+                    <w:rtl w:val="0"/>
+                  </w:rPr>
+                  <w:t xml:space="preserve">Alta</w:t>
+                </w:r>
+              </w:p>
+            </w:tc>
+          </w:tr>
+          <w:tr>
+            <w:trPr>
+              <w:cantSplit w:val="0"/>
+              <w:tblHeader w:val="0"/>
+            </w:trPr>
+            <w:tc>
+              <w:tcPr>
+                <w:shd w:fill="366091" w:val="clear"/>
+                <w:tcMar>
+                  <w:top w:w="100.0" w:type="dxa"/>
+                  <w:left w:w="100.0" w:type="dxa"/>
+                  <w:bottom w:w="100.0" w:type="dxa"/>
+                  <w:right w:w="100.0" w:type="dxa"/>
+                </w:tcMar>
+                <w:vAlign w:val="top"/>
+              </w:tcPr>
+              <w:p>
+                <w:pPr>
+                  <w:rPr>
+                    <w:b w:val="1"/>
+                    <w:bCs w:val="1"/>
+                    <w:color w:val="ffffff"/>
+                  </w:rPr>
+                </w:pPr>
+                <w:r>
+                  <w:rPr>
+                    <w:b w:val="1"/>
+                    <w:bCs w:val="1"/>
+                    <w:color w:val="ffffff"/>
+                    <w:rtl w:val="0"/>
+                  </w:rPr>
+                  <w:t xml:space="preserve">Estado</w:t>
+                </w:r>
+              </w:p>
+            </w:tc>
+            <w:tc>
+              <w:tcPr>
+                <w:shd w:fill="auto" w:val="clear"/>
+                <w:tcMar>
+                  <w:top w:w="100.0" w:type="dxa"/>
+                  <w:left w:w="100.0" w:type="dxa"/>
+                  <w:bottom w:w="100.0" w:type="dxa"/>
+                  <w:right w:w="100.0" w:type="dxa"/>
+                </w:tcMar>
+                <w:vAlign w:val="top"/>
+              </w:tcPr>
+              <w:p>
+                <w:pPr>
+                  <w:widowControl w:val="0"/>
+                  <w:spacing w:after="0" w:line="240" w:lineRule="auto"/>
+                  <w:rPr/>
+                </w:pPr>
+                <w:r>
+                  <w:rPr>
+                    <w:rtl w:val="0"/>
+                  </w:rPr>
+                  <w:t xml:space="preserve">Aprobado / En revisión </w:t>
+                </w:r>
+              </w:p>
+            </w:tc>
+          </w:tr>
+          <w:tr>
+            <w:trPr>
+              <w:cantSplit w:val="0"/>
+              <w:tblHeader w:val="0"/>
+            </w:trPr>
+            <w:tc>
+              <w:tcPr>
+                <w:shd w:fill="366091" w:val="clear"/>
+                <w:tcMar>
+                  <w:top w:w="100.0" w:type="dxa"/>
+                  <w:left w:w="100.0" w:type="dxa"/>
+                  <w:bottom w:w="100.0" w:type="dxa"/>
+                  <w:right w:w="100.0" w:type="dxa"/>
+                </w:tcMar>
+                <w:vAlign w:val="top"/>
+              </w:tcPr>
+              <w:p>
+                <w:pPr>
+                  <w:rPr>
+                    <w:b w:val="1"/>
+                    <w:bCs w:val="1"/>
+                    <w:color w:val="ffffff"/>
+                  </w:rPr>
+                </w:pPr>
+                <w:r>
+                  <w:rPr>
+                    <w:b w:val="1"/>
+                    <w:bCs w:val="1"/>
+                    <w:color w:val="ffffff"/>
+                    <w:rtl w:val="0"/>
+                  </w:rPr>
+                  <w:t xml:space="preserve">Versión</w:t>
+                </w:r>
+              </w:p>
+            </w:tc>
+            <w:tc>
+              <w:tcPr>
+                <w:shd w:fill="auto" w:val="clear"/>
+                <w:tcMar>
+                  <w:top w:w="100.0" w:type="dxa"/>
+                  <w:left w:w="100.0" w:type="dxa"/>
+                  <w:bottom w:w="100.0" w:type="dxa"/>
+                  <w:right w:w="100.0" w:type="dxa"/>
+                </w:tcMar>
+                <w:vAlign w:val="top"/>
+              </w:tcPr>
+              <w:p>
+                <w:pPr>
+                  <w:widowControl w:val="0"/>
+                  <w:spacing w:after="0" w:line="240" w:lineRule="auto"/>
+                  <w:rPr/>
+                </w:pPr>
+                <w:r>
+                  <w:rPr>
+                    <w:rtl w:val="0"/>
+                  </w:rPr>
+                  <w:t xml:space="preserve">1.0 </w:t>
+                </w:r>
+              </w:p>
+            </w:tc>
+          </w:tr>
+          <w:tr>
+            <w:trPr>
+              <w:cantSplit w:val="0"/>
+              <w:tblHeader w:val="0"/>
+            </w:trPr>
+            <w:tc>
+              <w:tcPr>
+                <w:shd w:fill="366091" w:val="clear"/>
+                <w:tcMar>
+                  <w:top w:w="100.0" w:type="dxa"/>
+                  <w:left w:w="100.0" w:type="dxa"/>
+                  <w:bottom w:w="100.0" w:type="dxa"/>
+                  <w:right w:w="100.0" w:type="dxa"/>
+                </w:tcMar>
+                <w:vAlign w:val="top"/>
+              </w:tcPr>
+              <w:p>
+                <w:pPr>
+                  <w:rPr>
+                    <w:b w:val="1"/>
+                    <w:bCs w:val="1"/>
+                    <w:color w:val="ffffff"/>
+                  </w:rPr>
+                </w:pPr>
+                <w:r>
+                  <w:rPr>
+                    <w:b w:val="1"/>
+                    <w:bCs w:val="1"/>
+                    <w:color w:val="ffffff"/>
+                    <w:rtl w:val="0"/>
+                  </w:rPr>
+                  <w:t xml:space="preserve">Autor</w:t>
+                </w:r>
+              </w:p>
+            </w:tc>
+            <w:tc>
+              <w:tcPr>
+                <w:shd w:fill="auto" w:val="clear"/>
+                <w:tcMar>
+                  <w:top w:w="100.0" w:type="dxa"/>
+                  <w:left w:w="100.0" w:type="dxa"/>
+                  <w:bottom w:w="100.0" w:type="dxa"/>
+                  <w:right w:w="100.0" w:type="dxa"/>
+                </w:tcMar>
+                <w:vAlign w:val="top"/>
+              </w:tcPr>
+              <w:p>
+                <w:pPr>
+                  <w:widowControl w:val="0"/>
+                  <w:spacing w:after="0" w:line="240" w:lineRule="auto"/>
+                  <w:rPr/>
+                </w:pPr>
+                <w:r>
+                  <w:rPr>
+                    <w:rtl w:val="0"/>
+                  </w:rPr>
+                  <w:t xml:space="preserve">Karen Rodríguez, Santiago Medina, Mauricio Rojas</w:t>
+                </w:r>
+              </w:p>
+            </w:tc>
+          </w:tr>
+          <w:tr>
+            <w:trPr>
+              <w:cantSplit w:val="0"/>
+              <w:tblHeader w:val="0"/>
+            </w:trPr>
+            <w:tc>
+              <w:tcPr>
+                <w:shd w:fill="366091" w:val="clear"/>
+                <w:tcMar>
+                  <w:top w:w="100.0" w:type="dxa"/>
+                  <w:left w:w="100.0" w:type="dxa"/>
+                  <w:bottom w:w="100.0" w:type="dxa"/>
+                  <w:right w:w="100.0" w:type="dxa"/>
+                </w:tcMar>
+                <w:vAlign w:val="top"/>
+              </w:tcPr>
+              <w:p>
+                <w:pPr>
+                  <w:rPr>
+                    <w:b w:val="1"/>
+                    <w:bCs w:val="1"/>
+                    <w:color w:val="ffffff"/>
+                  </w:rPr>
+                </w:pPr>
+                <w:r>
+                  <w:rPr>
+                    <w:b w:val="1"/>
+                    <w:bCs w:val="1"/>
+                    <w:color w:val="ffffff"/>
+                    <w:rtl w:val="0"/>
+                  </w:rPr>
+                  <w:t xml:space="preserve">Fecha</w:t>
+                </w:r>
+              </w:p>
+            </w:tc>
+            <w:tc>
+              <w:tcPr>
+                <w:shd w:fill="auto" w:val="clear"/>
+                <w:tcMar>
+                  <w:top w:w="100.0" w:type="dxa"/>
+                  <w:left w:w="100.0" w:type="dxa"/>
+                  <w:bottom w:w="100.0" w:type="dxa"/>
+                  <w:right w:w="100.0" w:type="dxa"/>
+                </w:tcMar>
+                <w:vAlign w:val="top"/>
+              </w:tcPr>
+              <w:p>
+                <w:pPr>
+                  <w:widowControl w:val="0"/>
+                  <w:spacing w:after="0" w:line="240" w:lineRule="auto"/>
+                  <w:rPr/>
+                </w:pPr>
+                <w:r>
+                  <w:rPr>
+                    <w:rtl w:val="0"/>
+                  </w:rPr>
+                  <w:t xml:space="preserve">24/07/2026 </w:t>
+                </w:r>
+              </w:p>
+            </w:tc>
+          </w:tr>
+          <w:tr>
+            <w:trPr>
+              <w:cantSplit w:val="0"/>
+              <w:tblHeader w:val="0"/>
+            </w:trPr>
+            <w:tc>
+              <w:tcPr>
+                <w:shd w:fill="366091" w:val="clear"/>
+                <w:tcMar>
+                  <w:top w:w="100.0" w:type="dxa"/>
+                  <w:left w:w="100.0" w:type="dxa"/>
+                  <w:bottom w:w="100.0" w:type="dxa"/>
+                  <w:right w:w="100.0" w:type="dxa"/>
+                </w:tcMar>
+                <w:vAlign w:val="top"/>
+              </w:tcPr>
+              <w:p>
+                <w:pPr>
+                  <w:rPr>
+                    <w:b w:val="1"/>
+                    <w:bCs w:val="1"/>
+                    <w:color w:val="ffffff"/>
+                  </w:rPr>
+                </w:pPr>
+                <w:r>
+                  <w:rPr>
+                    <w:b w:val="1"/>
+                    <w:bCs w:val="1"/>
+                    <w:color w:val="ffffff"/>
+                    <w:rtl w:val="0"/>
+                  </w:rPr>
+                  <w:t xml:space="preserve">Objetivo del Negocio</w:t>
+                </w:r>
+              </w:p>
+            </w:tc>
+            <w:tc>
+              <w:tcPr>
+                <w:shd w:fill="auto" w:val="clear"/>
+                <w:tcMar>
+                  <w:top w:w="100.0" w:type="dxa"/>
+                  <w:left w:w="100.0" w:type="dxa"/>
+                  <w:bottom w:w="100.0" w:type="dxa"/>
+                  <w:right w:w="100.0" w:type="dxa"/>
+                </w:tcMar>
+                <w:vAlign w:val="top"/>
+              </w:tcPr>
+              <w:p>
+                <w:pPr>
+                  <w:widowControl w:val="0"/>
+                  <w:spacing w:after="0" w:line="240" w:lineRule="auto"/>
+                  <w:rPr/>
+                </w:pPr>
+                <w:r>
+                  <w:rPr>
+                    <w:rtl w:val="0"/>
+                  </w:rPr>
+                  <w:t xml:space="preserve">Permitir al administrador visualizar de forma centralizada las prendas disponibles y sus existencias en el inventario. </w:t>
+                </w:r>
+                <w:r>
+                  <w:rPr>
+                    <w:rtl w:val="0"/>
+                  </w:rPr>
+                </w:r>
+              </w:p>
+            </w:tc>
+          </w:tr>
+          <w:tr>
+            <w:trPr>
+              <w:cantSplit w:val="0"/>
+              <w:tblHeader w:val="0"/>
+            </w:trPr>
+            <w:tc>
+              <w:tcPr>
+                <w:shd w:fill="366091" w:val="clear"/>
+                <w:tcMar>
+                  <w:top w:w="100.0" w:type="dxa"/>
+                  <w:left w:w="100.0" w:type="dxa"/>
+                  <w:bottom w:w="100.0" w:type="dxa"/>
+                  <w:right w:w="100.0" w:type="dxa"/>
+                </w:tcMar>
+                <w:vAlign w:val="top"/>
+              </w:tcPr>
+              <w:p>
+                <w:pPr>
+                  <w:rPr>
+                    <w:b w:val="1"/>
+                    <w:bCs w:val="1"/>
+                    <w:color w:val="ffffff"/>
+                  </w:rPr>
+                </w:pPr>
+                <w:r>
+                  <w:rPr>
+                    <w:b w:val="1"/>
+                    <w:bCs w:val="1"/>
+                    <w:color w:val="ffffff"/>
+                    <w:rtl w:val="0"/>
+                  </w:rPr>
+                  <w:t xml:space="preserve">Descripción General</w:t>
+                </w:r>
+              </w:p>
+            </w:tc>
+            <w:tc>
+              <w:tcPr>
+                <w:shd w:fill="auto" w:val="clear"/>
+                <w:tcMar>
+                  <w:top w:w="100.0" w:type="dxa"/>
+                  <w:left w:w="100.0" w:type="dxa"/>
+                  <w:bottom w:w="100.0" w:type="dxa"/>
+                  <w:right w:w="100.0" w:type="dxa"/>
+                </w:tcMar>
+                <w:vAlign w:val="top"/>
+              </w:tcPr>
+              <w:p>
+                <w:pPr>
+                  <w:widowControl w:val="0"/>
+                  <w:spacing w:after="0" w:line="240" w:lineRule="auto"/>
+                  <w:rPr/>
+                </w:pPr>
+                <w:r>
+                  <w:rPr>
+                    <w:rtl w:val="0"/>
+                  </w:rPr>
+                  <w:t xml:space="preserve">Se accede a través de un apartado de inventario desde la página principal, permitiendo consultar los productos registrados junto con su cantidad disponible, categoría, talla, género, precio e imagen. </w:t>
+                </w:r>
+                <w:r>
+                  <w:rPr>
+                    <w:rtl w:val="0"/>
+                  </w:rPr>
+                </w:r>
+              </w:p>
+            </w:tc>
+          </w:tr>
+          <w:tr>
+            <w:trPr>
+              <w:cantSplit w:val="0"/>
+              <w:trHeight w:val="420" w:hRule="atLeast"/>
+              <w:tblHeader w:val="0"/>
+            </w:trPr>
+            <w:tc>
+              <w:tcPr>
+                <w:vMerge w:val="restart"/>
+                <w:shd w:fill="366091" w:val="clear"/>
+                <w:tcMar>
+                  <w:top w:w="100.0" w:type="dxa"/>
+                  <w:left w:w="100.0" w:type="dxa"/>
+                  <w:bottom w:w="100.0" w:type="dxa"/>
+                  <w:right w:w="100.0" w:type="dxa"/>
+                </w:tcMar>
+                <w:vAlign w:val="top"/>
+              </w:tcPr>
+              <w:p>
+                <w:pPr>
+                  <w:rPr>
+                    <w:b w:val="1"/>
+                    <w:bCs w:val="1"/>
+                    <w:color w:val="ffffff"/>
+                  </w:rPr>
+                </w:pPr>
+                <w:r>
+                  <w:rPr>
+                    <w:b w:val="1"/>
+                    <w:bCs w:val="1"/>
+                    <w:color w:val="ffffff"/>
+                    <w:rtl w:val="0"/>
+                  </w:rPr>
+                  <w:t xml:space="preserve">Alcance</w:t>
+                </w:r>
+              </w:p>
+            </w:tc>
+            <w:tc>
+              <w:tcPr>
+                <w:shd w:fill="auto" w:val="clear"/>
+                <w:tcMar>
+                  <w:top w:w="100.0" w:type="dxa"/>
+                  <w:left w:w="100.0" w:type="dxa"/>
+                  <w:bottom w:w="100.0" w:type="dxa"/>
+                  <w:right w:w="100.0" w:type="dxa"/>
+                </w:tcMar>
+                <w:vAlign w:val="top"/>
+              </w:tcPr>
+              <w:p>
+                <w:pPr>
+                  <w:rPr/>
+                </w:pPr>
+                <w:r>
+                  <w:rPr>
+                    <w:b w:val="1"/>
+                    <w:bCs w:val="1"/>
+                    <w:rtl w:val="0"/>
+                  </w:rPr>
+                  <w:t xml:space="preserve">Incluye:</w:t>
+                </w:r>
+                <w:r>
+                  <w:rPr>
+                    <w:rtl w:val="0"/>
+                  </w:rPr>
+                  <w:t xml:space="preserve"> Visualización de la lista completa de stock y detalles de los productos en la base de datos. </w:t>
+                </w:r>
+                <w:r>
+                  <w:rPr>
+                    <w:rtl w:val="0"/>
+                  </w:rPr>
+                </w:r>
+              </w:p>
+            </w:tc>
+          </w:tr>
+          <w:tr>
+            <w:trPr>
+              <w:cantSplit w:val="0"/>
+              <w:trHeight w:val="420" w:hRule="atLeast"/>
+              <w:tblHeader w:val="0"/>
+            </w:trPr>
+            <w:tc>
+              <w:tcPr>
+                <w:vMerge w:val="continue"/>
+                <w:shd w:fill="366091" w:val="clear"/>
+                <w:tcMar>
+                  <w:top w:w="100.0" w:type="dxa"/>
+                  <w:left w:w="100.0" w:type="dxa"/>
+                  <w:bottom w:w="100.0" w:type="dxa"/>
+                  <w:right w:w="100.0" w:type="dxa"/>
+                </w:tcMar>
+                <w:vAlign w:val="top"/>
+              </w:tcPr>
+              <w:p>
+                <w:pPr>
+                  <w:widowControl w:val="0"/>
+                  <w:spacing w:after="0" w:line="276" w:lineRule="auto"/>
+                  <w:rPr/>
+                </w:pPr>
+                <w:r>
+                  <w:rPr>
+                    <w:rtl w:val="0"/>
+                  </w:rPr>
+                </w:r>
+              </w:p>
+            </w:tc>
+            <w:tc>
+              <w:tcPr>
+                <w:shd w:fill="auto" w:val="clear"/>
+                <w:tcMar>
+                  <w:top w:w="100.0" w:type="dxa"/>
+                  <w:left w:w="100.0" w:type="dxa"/>
+                  <w:bottom w:w="100.0" w:type="dxa"/>
+                  <w:right w:w="100.0" w:type="dxa"/>
+                </w:tcMar>
+                <w:vAlign w:val="top"/>
+              </w:tcPr>
+              <w:p>
+                <w:pPr>
+                  <w:spacing w:after="240" w:before="240" w:lineRule="auto"/>
+                  <w:ind w:left="0" w:firstLine="0"/>
+                  <w:rPr/>
+                </w:pPr>
+                <w:r>
+                  <w:rPr>
+                    <w:b w:val="1"/>
+                    <w:bCs w:val="1"/>
+                    <w:rtl w:val="0"/>
+                  </w:rPr>
+                  <w:t xml:space="preserve">No incluye:</w:t>
+                </w:r>
+                <w:r>
+                  <w:rPr>
+                    <w:rtl w:val="0"/>
+                  </w:rPr>
+                  <w:t xml:space="preserve"> Modificación directa de datos desde la vista de solo lectura (manejada en edición).</w:t>
+                </w:r>
+              </w:p>
+            </w:tc>
+          </w:tr>
+          <w:tr>
+            <w:trPr>
+              <w:cantSplit w:val="0"/>
+              <w:tblHeader w:val="0"/>
+            </w:trPr>
+            <w:tc>
+              <w:tcPr>
+                <w:shd w:fill="366091" w:val="clear"/>
+                <w:tcMar>
+                  <w:top w:w="100.0" w:type="dxa"/>
+                  <w:left w:w="100.0" w:type="dxa"/>
+                  <w:bottom w:w="100.0" w:type="dxa"/>
+                  <w:right w:w="100.0" w:type="dxa"/>
+                </w:tcMar>
+                <w:vAlign w:val="top"/>
+              </w:tcPr>
+              <w:p>
+                <w:pPr>
+                  <w:rPr>
+                    <w:b w:val="1"/>
+                    <w:bCs w:val="1"/>
+                    <w:color w:val="ffffff"/>
+                  </w:rPr>
+                </w:pPr>
+                <w:r>
+                  <w:rPr>
+                    <w:b w:val="1"/>
+                    <w:bCs w:val="1"/>
+                    <w:color w:val="ffffff"/>
+                    <w:rtl w:val="0"/>
+                  </w:rPr>
+                  <w:t xml:space="preserve">Actores Involucrados</w:t>
+                </w:r>
+              </w:p>
+            </w:tc>
+            <w:tc>
+              <w:tcPr>
+                <w:shd w:fill="auto" w:val="clear"/>
+                <w:tcMar>
+                  <w:top w:w="100.0" w:type="dxa"/>
+                  <w:left w:w="100.0" w:type="dxa"/>
+                  <w:bottom w:w="100.0" w:type="dxa"/>
+                  <w:right w:w="100.0" w:type="dxa"/>
+                </w:tcMar>
+                <w:vAlign w:val="top"/>
+              </w:tcPr>
+              <w:p>
+                <w:pPr>
+                  <w:rPr/>
+                </w:pPr>
+                <w:r>
+                  <w:rPr>
+                    <w:rtl w:val="0"/>
+                  </w:rPr>
+                  <w:t xml:space="preserve">Administrador. </w:t>
+                </w:r>
+                <w:r>
+                  <w:rPr>
+                    <w:rtl w:val="0"/>
+                  </w:rPr>
+                </w:r>
+              </w:p>
+            </w:tc>
+          </w:tr>
+          <w:tr>
+            <w:trPr>
+              <w:cantSplit w:val="0"/>
+              <w:tblHeader w:val="0"/>
+            </w:trPr>
+            <w:tc>
+              <w:tcPr>
+                <w:shd w:fill="366091" w:val="clear"/>
+                <w:tcMar>
+                  <w:top w:w="100.0" w:type="dxa"/>
+                  <w:left w:w="100.0" w:type="dxa"/>
+                  <w:bottom w:w="100.0" w:type="dxa"/>
+                  <w:right w:w="100.0" w:type="dxa"/>
+                </w:tcMar>
+                <w:vAlign w:val="top"/>
+              </w:tcPr>
+              <w:p>
+                <w:pPr>
+                  <w:rPr>
+                    <w:b w:val="1"/>
+                    <w:bCs w:val="1"/>
+                    <w:color w:val="ffffff"/>
+                  </w:rPr>
+                </w:pPr>
+                <w:r>
+                  <w:rPr>
+                    <w:b w:val="1"/>
+                    <w:bCs w:val="1"/>
+                    <w:color w:val="ffffff"/>
+                    <w:rtl w:val="0"/>
+                  </w:rPr>
+                  <w:t xml:space="preserve">Reglas de Negocio</w:t>
+                </w:r>
+              </w:p>
+              <w:p>
+                <w:pPr>
+                  <w:rPr>
+                    <w:b w:val="1"/>
+                    <w:bCs w:val="1"/>
+                    <w:color w:val="ffffff"/>
+                  </w:rPr>
+                </w:pPr>
+                <w:r>
+                  <w:rPr>
+                    <w:b w:val="1"/>
+                    <w:bCs w:val="1"/>
+                    <w:color w:val="ffffff"/>
+                    <w:rtl w:val="0"/>
+                  </w:rPr>
+                  <w:t xml:space="preserve">| ID | Regla | Justificación | Prioridad |</w:t>
+                </w:r>
+              </w:p>
+            </w:tc>
+            <w:tc>
+              <w:tcPr>
+                <w:shd w:fill="auto" w:val="clear"/>
+                <w:tcMar>
+                  <w:top w:w="100.0" w:type="dxa"/>
+                  <w:left w:w="100.0" w:type="dxa"/>
+                  <w:bottom w:w="100.0" w:type="dxa"/>
+                  <w:right w:w="100.0" w:type="dxa"/>
+                </w:tcMar>
+                <w:vAlign w:val="top"/>
+              </w:tcPr>
+              <w:p>
+                <w:pPr>
+                  <w:rPr/>
+                </w:pPr>
+                <w:r>
+                  <w:rPr>
+                    <w:rtl w:val="0"/>
+                  </w:rPr>
+                  <w:t xml:space="preserve">RN-001</w:t>
+                </w:r>
+              </w:p>
+              <w:p>
+                <w:pPr>
+                  <w:spacing w:after="240" w:line="276" w:lineRule="auto"/>
+                  <w:rPr/>
+                </w:pPr>
+                <w:r>
+                  <w:rPr>
+                    <w:rtl w:val="0"/>
+                  </w:rPr>
+                  <w:t xml:space="preserve">El acceso al inventario administrativo estará restringido exclusivamente a usuarios con rol de administración.</w:t>
+                </w:r>
+              </w:p>
+              <w:p>
+                <w:pPr>
+                  <w:rPr/>
+                </w:pPr>
+                <w:r>
+                  <w:rPr>
+                    <w:rtl w:val="0"/>
+                  </w:rPr>
+                  <w:t xml:space="preserve">Proteger la integridad de los datos de stock y precios de la tienda</w:t>
+                </w:r>
+                <w:r>
+                  <w:rPr>
+                    <w:rtl w:val="0"/>
+                  </w:rPr>
+                  <w:t xml:space="preserve"> (Prioridad: Alta).</w:t>
+                </w:r>
+              </w:p>
+            </w:tc>
+          </w:tr>
+          <w:tr>
+            <w:trPr>
+              <w:cantSplit w:val="0"/>
+              <w:tblHeader w:val="0"/>
+            </w:trPr>
+            <w:tc>
+              <w:tcPr>
+                <w:shd w:fill="366091" w:val="clear"/>
+                <w:tcMar>
+                  <w:top w:w="100.0" w:type="dxa"/>
+                  <w:left w:w="100.0" w:type="dxa"/>
+                  <w:bottom w:w="100.0" w:type="dxa"/>
+                  <w:right w:w="100.0" w:type="dxa"/>
+                </w:tcMar>
+                <w:vAlign w:val="top"/>
+              </w:tcPr>
+              <w:p>
+                <w:pPr>
+                  <w:rPr>
+                    <w:b w:val="1"/>
+                    <w:bCs w:val="1"/>
+                    <w:color w:val="ffffff"/>
+                  </w:rPr>
+                </w:pPr>
+                <w:r>
+                  <w:rPr>
+                    <w:b w:val="1"/>
+                    <w:bCs w:val="1"/>
+                    <w:color w:val="ffffff"/>
+                    <w:rtl w:val="0"/>
+                  </w:rPr>
+                  <w:t xml:space="preserve">Requisitos No Funcionales Asociados</w:t>
+                </w:r>
+              </w:p>
+            </w:tc>
+            <w:tc>
+              <w:tcPr>
+                <w:shd w:fill="auto" w:val="clear"/>
+                <w:tcMar>
+                  <w:top w:w="100.0" w:type="dxa"/>
+                  <w:left w:w="100.0" w:type="dxa"/>
+                  <w:bottom w:w="100.0" w:type="dxa"/>
+                  <w:right w:w="100.0" w:type="dxa"/>
+                </w:tcMar>
+                <w:vAlign w:val="top"/>
+              </w:tcPr>
+              <w:p>
+                <w:pPr>
+                  <w:rPr/>
+                </w:pPr>
+                <w:r>
+                  <w:rPr>
+                    <w:rtl w:val="0"/>
+                  </w:rPr>
+                  <w:t xml:space="preserve">RNF-002 (Seguridad), RNF-001 (Disponibilidad). </w:t>
+                </w:r>
+                <w:r>
+                  <w:rPr>
+                    <w:rtl w:val="0"/>
+                  </w:rPr>
+                </w:r>
+              </w:p>
+            </w:tc>
+          </w:tr>
+          <w:tr>
+            <w:trPr>
+              <w:cantSplit w:val="0"/>
+              <w:tblHeader w:val="0"/>
+            </w:trPr>
+            <w:tc>
+              <w:tcPr>
+                <w:shd w:fill="366091" w:val="clear"/>
+                <w:tcMar>
+                  <w:top w:w="100.0" w:type="dxa"/>
+                  <w:left w:w="100.0" w:type="dxa"/>
+                  <w:bottom w:w="100.0" w:type="dxa"/>
+                  <w:right w:w="100.0" w:type="dxa"/>
+                </w:tcMar>
+                <w:vAlign w:val="top"/>
+              </w:tcPr>
+              <w:p>
+                <w:pPr>
+                  <w:rPr>
+                    <w:b w:val="1"/>
+                    <w:bCs w:val="1"/>
+                    <w:color w:val="ffffff"/>
+                  </w:rPr>
+                </w:pPr>
+                <w:r>
+                  <w:rPr>
+                    <w:b w:val="1"/>
+                    <w:bCs w:val="1"/>
+                    <w:color w:val="ffffff"/>
+                    <w:rtl w:val="0"/>
+                  </w:rPr>
+                  <w:t xml:space="preserve">Subrequisitos Relacionados</w:t>
+                </w:r>
+              </w:p>
+            </w:tc>
+            <w:tc>
+              <w:tcPr>
+                <w:shd w:fill="auto" w:val="clear"/>
+                <w:tcMar>
+                  <w:top w:w="100.0" w:type="dxa"/>
+                  <w:left w:w="100.0" w:type="dxa"/>
+                  <w:bottom w:w="100.0" w:type="dxa"/>
+                  <w:right w:w="100.0" w:type="dxa"/>
+                </w:tcMar>
+                <w:vAlign w:val="top"/>
+              </w:tcPr>
+              <w:p>
+                <w:pPr>
+                  <w:rPr/>
+                </w:pPr>
+                <w:r>
+                  <w:rPr>
+                    <w:rtl w:val="0"/>
+                  </w:rPr>
+                  <w:t xml:space="preserve">RF-016, RF-017, RF-018. </w:t>
+                </w:r>
+                <w:r>
+                  <w:rPr>
+                    <w:rtl w:val="0"/>
+                  </w:rPr>
+                </w:r>
+              </w:p>
+            </w:tc>
+          </w:tr>
+          <w:tr>
+            <w:trPr>
+              <w:cantSplit w:val="0"/>
+              <w:tblHeader w:val="0"/>
+            </w:trPr>
+            <w:tc>
+              <w:tcPr>
+                <w:shd w:fill="366091" w:val="clear"/>
+                <w:tcMar>
+                  <w:top w:w="100.0" w:type="dxa"/>
+                  <w:left w:w="100.0" w:type="dxa"/>
+                  <w:bottom w:w="100.0" w:type="dxa"/>
+                  <w:right w:w="100.0" w:type="dxa"/>
+                </w:tcMar>
+                <w:vAlign w:val="top"/>
+              </w:tcPr>
+              <w:p>
+                <w:pPr>
+                  <w:rPr>
+                    <w:b w:val="1"/>
+                    <w:bCs w:val="1"/>
+                    <w:color w:val="ffffff"/>
+                  </w:rPr>
+                </w:pPr>
+                <w:r>
+                  <w:rPr>
+                    <w:b w:val="1"/>
+                    <w:bCs w:val="1"/>
+                    <w:color w:val="ffffff"/>
+                    <w:rtl w:val="0"/>
+                  </w:rPr>
+                  <w:t xml:space="preserve"> Dependencias</w:t>
+                </w:r>
+              </w:p>
+            </w:tc>
+            <w:tc>
+              <w:tcPr>
+                <w:shd w:fill="auto" w:val="clear"/>
+                <w:tcMar>
+                  <w:top w:w="100.0" w:type="dxa"/>
+                  <w:left w:w="100.0" w:type="dxa"/>
+                  <w:bottom w:w="100.0" w:type="dxa"/>
+                  <w:right w:w="100.0" w:type="dxa"/>
+                </w:tcMar>
+                <w:vAlign w:val="top"/>
+              </w:tcPr>
+              <w:p>
+                <w:pPr>
+                  <w:rPr/>
+                </w:pPr>
+                <w:r>
+                  <w:rPr>
+                    <w:rtl w:val="0"/>
+                  </w:rPr>
+                  <w:t xml:space="preserve">RF-001 (Iniciar Sesión). </w:t>
+                </w:r>
+                <w:r>
+                  <w:rPr>
+                    <w:rtl w:val="0"/>
+                  </w:rPr>
+                </w:r>
+              </w:p>
+            </w:tc>
+          </w:tr>
+          <w:tr>
+            <w:trPr>
+              <w:cantSplit w:val="0"/>
+              <w:tblHeader w:val="0"/>
+            </w:trPr>
+            <w:tc>
+              <w:tcPr>
+                <w:shd w:fill="366091" w:val="clear"/>
+                <w:tcMar>
+                  <w:top w:w="100.0" w:type="dxa"/>
+                  <w:left w:w="100.0" w:type="dxa"/>
+                  <w:bottom w:w="100.0" w:type="dxa"/>
+                  <w:right w:w="100.0" w:type="dxa"/>
+                </w:tcMar>
+                <w:vAlign w:val="top"/>
+              </w:tcPr>
+              <w:p>
+                <w:pPr>
+                  <w:rPr>
+                    <w:b w:val="1"/>
+                    <w:bCs w:val="1"/>
+                    <w:color w:val="ffffff"/>
+                  </w:rPr>
+                </w:pPr>
+                <w:r>
+                  <w:rPr>
+                    <w:b w:val="1"/>
+                    <w:bCs w:val="1"/>
+                    <w:color w:val="ffffff"/>
+                    <w:rtl w:val="0"/>
+                  </w:rPr>
+                  <w:t xml:space="preserve">Riesgos</w:t>
+                </w:r>
+              </w:p>
+            </w:tc>
+            <w:tc>
+              <w:tcPr>
+                <w:shd w:fill="auto" w:val="clear"/>
+                <w:tcMar>
+                  <w:top w:w="100.0" w:type="dxa"/>
+                  <w:left w:w="100.0" w:type="dxa"/>
+                  <w:bottom w:w="100.0" w:type="dxa"/>
+                  <w:right w:w="100.0" w:type="dxa"/>
+                </w:tcMar>
+                <w:vAlign w:val="top"/>
+              </w:tcPr>
+              <w:p>
+                <w:pPr>
+                  <w:spacing w:after="240" w:before="240" w:lineRule="auto"/>
+                  <w:rPr/>
+                </w:pPr>
+                <w:r>
+                  <w:rPr>
+                    <w:rtl w:val="0"/>
+                  </w:rPr>
+                  <w:t xml:space="preserve">Acceso no autorizado por escalamiento de privilegios (Medio). </w:t>
+                </w:r>
+                <w:r>
+                  <w:rPr>
+                    <w:rtl w:val="0"/>
+                  </w:rPr>
+                </w:r>
+              </w:p>
+            </w:tc>
+          </w:tr>
+          <w:tr>
+            <w:trPr>
+              <w:cantSplit w:val="0"/>
+              <w:tblHeader w:val="0"/>
+            </w:trPr>
+            <w:tc>
+              <w:tcPr>
+                <w:shd w:fill="366091" w:val="clear"/>
+                <w:tcMar>
+                  <w:top w:w="100.0" w:type="dxa"/>
+                  <w:left w:w="100.0" w:type="dxa"/>
+                  <w:bottom w:w="100.0" w:type="dxa"/>
+                  <w:right w:w="100.0" w:type="dxa"/>
+                </w:tcMar>
+                <w:vAlign w:val="top"/>
+              </w:tcPr>
+              <w:p>
+                <w:pPr>
+                  <w:rPr>
+                    <w:b w:val="1"/>
+                    <w:bCs w:val="1"/>
+                    <w:color w:val="ffffff"/>
+                  </w:rPr>
+                </w:pPr>
+                <w:r>
+                  <w:rPr>
+                    <w:b w:val="1"/>
+                    <w:bCs w:val="1"/>
+                    <w:color w:val="ffffff"/>
+                    <w:rtl w:val="0"/>
+                  </w:rPr>
+                  <w:t xml:space="preserve">Criterios Generales de Aceptación</w:t>
+                </w:r>
+              </w:p>
+            </w:tc>
+            <w:tc>
+              <w:tcPr>
+                <w:shd w:fill="auto" w:val="clear"/>
+                <w:tcMar>
+                  <w:top w:w="100.0" w:type="dxa"/>
+                  <w:left w:w="100.0" w:type="dxa"/>
+                  <w:bottom w:w="100.0" w:type="dxa"/>
+                  <w:right w:w="100.0" w:type="dxa"/>
+                </w:tcMar>
+                <w:vAlign w:val="top"/>
+              </w:tcPr>
+              <w:p>
+                <w:pPr>
+                  <w:rPr/>
+                </w:pPr>
+                <w:r>
+                  <w:rPr>
+                    <w:rtl w:val="0"/>
+                  </w:rPr>
+                  <w:t xml:space="preserve">El administrador visualizará con precisión el stock actual, categorías, precios y fotos de las prendas cargadas en el sistema. </w:t>
+                </w:r>
+                <w:r>
+                  <w:rPr>
+                    <w:rtl w:val="0"/>
+                  </w:rPr>
+                </w:r>
+              </w:p>
+            </w:tc>
+          </w:tr>
+          <w:tr>
+            <w:trPr>
+              <w:cantSplit w:val="0"/>
+              <w:tblHeader w:val="0"/>
+            </w:trPr>
+            <w:tc>
+              <w:tcPr>
+                <w:shd w:fill="366091" w:val="clear"/>
+                <w:tcMar>
+                  <w:top w:w="100.0" w:type="dxa"/>
+                  <w:left w:w="100.0" w:type="dxa"/>
+                  <w:bottom w:w="100.0" w:type="dxa"/>
+                  <w:right w:w="100.0" w:type="dxa"/>
+                </w:tcMar>
+                <w:vAlign w:val="top"/>
+              </w:tcPr>
+              <w:p>
+                <w:pPr>
+                  <w:rPr>
+                    <w:b w:val="1"/>
+                    <w:bCs w:val="1"/>
+                    <w:color w:val="ffffff"/>
+                  </w:rPr>
+                </w:pPr>
+                <w:r>
+                  <w:rPr>
+                    <w:b w:val="1"/>
+                    <w:bCs w:val="1"/>
+                    <w:color w:val="ffffff"/>
+                    <w:rtl w:val="0"/>
+                  </w:rPr>
+                  <w:t xml:space="preserve">Trazabilidad</w:t>
+                </w:r>
+              </w:p>
+            </w:tc>
+            <w:tc>
+              <w:tcPr>
+                <w:shd w:fill="auto" w:val="clear"/>
+                <w:tcMar>
+                  <w:top w:w="100.0" w:type="dxa"/>
+                  <w:left w:w="100.0" w:type="dxa"/>
+                  <w:bottom w:w="100.0" w:type="dxa"/>
+                  <w:right w:w="100.0" w:type="dxa"/>
+                </w:tcMar>
+                <w:vAlign w:val="top"/>
+              </w:tcPr>
+              <w:p>
+                <w:pPr>
+                  <w:rPr/>
+                </w:pPr>
+                <w:r>
+                  <w:rPr>
+                    <w:rtl w:val="0"/>
+                  </w:rPr>
+                  <w:t xml:space="preserve">Casos de uso: CUU005. </w:t>
+                </w:r>
+                <w:r>
+                  <w:rPr>
+                    <w:rtl w:val="0"/>
+                  </w:rPr>
+                </w:r>
+              </w:p>
+            </w:tc>
+          </w:tr>
+          <w:tr>
+            <w:trPr>
+              <w:cantSplit w:val="0"/>
+              <w:tblHeader w:val="0"/>
+            </w:trPr>
+            <w:tc>
+              <w:tcPr>
+                <w:shd w:fill="366091" w:val="clear"/>
+                <w:tcMar>
+                  <w:top w:w="100.0" w:type="dxa"/>
+                  <w:left w:w="100.0" w:type="dxa"/>
+                  <w:bottom w:w="100.0" w:type="dxa"/>
+                  <w:right w:w="100.0" w:type="dxa"/>
+                </w:tcMar>
+                <w:vAlign w:val="top"/>
+              </w:tcPr>
+              <w:p>
+                <w:pPr>
+                  <w:rPr>
+                    <w:b w:val="1"/>
+                    <w:bCs w:val="1"/>
+                    <w:color w:val="ffffff"/>
+                  </w:rPr>
+                </w:pPr>
+                <w:r>
+                  <w:rPr>
+                    <w:b w:val="1"/>
+                    <w:bCs w:val="1"/>
+                    <w:color w:val="ffffff"/>
+                    <w:rtl w:val="0"/>
+                  </w:rPr>
+                  <w:t xml:space="preserve">Observaciones</w:t>
+                </w:r>
+              </w:p>
+            </w:tc>
+            <w:tc>
+              <w:tcPr>
+                <w:shd w:fill="auto" w:val="clear"/>
+                <w:tcMar>
+                  <w:top w:w="100.0" w:type="dxa"/>
+                  <w:left w:w="100.0" w:type="dxa"/>
+                  <w:bottom w:w="100.0" w:type="dxa"/>
+                  <w:right w:w="100.0" w:type="dxa"/>
+                </w:tcMar>
+                <w:vAlign w:val="top"/>
+              </w:tcPr>
+              <w:p>
+                <w:pPr>
+                  <w:rPr/>
+                </w:pPr>
+                <w:r>
+                  <w:rPr>
+                    <w:rtl w:val="0"/>
+                  </w:rPr>
+                  <w:t xml:space="preserve">Base para el control administrativo de la plataforma web de prendas. </w:t>
+                </w:r>
+                <w:r>
+                  <w:rPr>
+                    <w:rtl w:val="0"/>
+                  </w:rPr>
+                </w:r>
+              </w:p>
+            </w:tc>
+          </w:tr>
+        </w:tbl>
+      </w:sdtContent>
+    </w:sdt>
+    <w:p>
+      <w:pPr>
+        <w:rPr/>
+      </w:pPr>
+      <w:r>
+        <w:rPr>
+          <w:rtl w:val="0"/>
+        </w:rPr>
+      </w:r>
+    </w:p>
+    <w:p>
+      <w:pPr>
+        <w:pStyle w:val="Heading1"/>
+        <w:rPr/>
+      </w:pPr>
+      <w:bookmarkStart w:colFirst="0" w:colLast="0" w:name="_heading=h.4su991esakfw" w:id="6"/>
+      <w:bookmarkEnd w:id="6"/>
+      <w:r>
+        <w:rPr>
+          <w:color w:val="000000"/>
+          <w:rtl w:val="0"/>
+        </w:rPr>
+        <w:t xml:space="preserve">RF-016 : AGREGAR NUEVOS PRODUCTOS AL INVENTARIO. </w:t>
+      </w:r>
+      <w:r>
+        <w:rPr>
+          <w:rtl w:val="0"/>
+        </w:rPr>
+      </w:r>
+    </w:p>
+    <w:p>
+      <w:pPr>
+        <w:rPr>
+          <w:b w:val="1"/>
+          <w:bCs w:val="1"/>
+        </w:rPr>
+      </w:pPr>
+      <w:r>
+        <w:rPr>
+          <w:rtl w:val="0"/>
+        </w:rPr>
+      </w:r>
+    </w:p>
+    <w:sdt>
+      <w:sdtPr>
+        <w:lock w:val="contentLocked"/>
+        <w:id w:val="159682958"/>
+        <w:tag w:val="goog_rdk_6"/>
+      </w:sdtPr>
+      <w:sdtContent>
+        <w:tbl>
+          <w:tblPr>
+            <w:tblStyle w:val="Table7"/>
+            <w:tblW w:w="8640.0" w:type="dxa"/>
+            <w:jc w:val="left"/>
+            <w:tblBorders>
+              <w:top w:color="000000" w:space="0" w:sz="8" w:val="single"/>
+              <w:left w:color="000000" w:space="0" w:sz="8" w:val="single"/>
+              <w:bottom w:color="000000" w:space="0" w:sz="8" w:val="single"/>
+              <w:right w:color="000000" w:space="0" w:sz="8" w:val="single"/>
+              <w:insideH w:color="000000" w:space="0" w:sz="8" w:val="single"/>
+              <w:insideV w:color="000000" w:space="0" w:sz="8" w:val="single"/>
+            </w:tblBorders>
+            <w:tblLayout w:type="fixed"/>
+            <w:tblLook w:val="0600"/>
+          </w:tblPr>
+          <w:tblGrid>
+            <w:gridCol w:w="4320"/>
+            <w:gridCol w:w="4320"/>
+            <w:tblGridChange w:id="0">
+              <w:tblGrid>
+                <w:gridCol w:w="4320"/>
+                <w:gridCol w:w="4320"/>
+              </w:tblGrid>
+            </w:tblGridChange>
+          </w:tblGrid>
+          <w:tr>
+            <w:trPr>
+              <w:cantSplit w:val="0"/>
+              <w:tblHeader w:val="0"/>
+            </w:trPr>
+            <w:tc>
+              <w:tcPr>
+                <w:shd w:fill="366091" w:val="clear"/>
+                <w:tcMar>
+                  <w:top w:w="100.0" w:type="dxa"/>
+                  <w:left w:w="100.0" w:type="dxa"/>
+                  <w:bottom w:w="100.0" w:type="dxa"/>
+                  <w:right w:w="100.0" w:type="dxa"/>
+                </w:tcMar>
+                <w:vAlign w:val="top"/>
+              </w:tcPr>
+              <w:p>
+                <w:pPr>
+                  <w:rPr>
+                    <w:b w:val="1"/>
+                    <w:bCs w:val="1"/>
+                    <w:color w:val="ffffff"/>
+                  </w:rPr>
+                </w:pPr>
+                <w:r>
+                  <w:rPr>
+                    <w:b w:val="1"/>
+                    <w:bCs w:val="1"/>
+                    <w:color w:val="ffffff"/>
+                    <w:rtl w:val="0"/>
+                  </w:rPr>
+                  <w:t xml:space="preserve">ID:</w:t>
+                </w:r>
+              </w:p>
+            </w:tc>
+            <w:tc>
+              <w:tcPr>
+                <w:shd w:fill="auto" w:val="clear"/>
+                <w:tcMar>
+                  <w:top w:w="100.0" w:type="dxa"/>
+                  <w:left w:w="100.0" w:type="dxa"/>
+                  <w:bottom w:w="100.0" w:type="dxa"/>
+                  <w:right w:w="100.0" w:type="dxa"/>
+                </w:tcMar>
+                <w:vAlign w:val="top"/>
+              </w:tcPr>
+              <w:p>
+                <w:pPr>
+                  <w:rPr/>
+                </w:pPr>
+                <w:r>
+                  <w:rPr>
+                    <w:rtl w:val="0"/>
+                  </w:rPr>
+                  <w:t xml:space="preserve">RF-016</w:t>
+                </w:r>
+              </w:p>
+            </w:tc>
+          </w:tr>
+          <w:tr>
+            <w:trPr>
+              <w:cantSplit w:val="0"/>
+              <w:tblHeader w:val="0"/>
+            </w:trPr>
+            <w:tc>
+              <w:tcPr>
+                <w:shd w:fill="366091" w:val="clear"/>
+                <w:tcMar>
+                  <w:top w:w="100.0" w:type="dxa"/>
+                  <w:left w:w="100.0" w:type="dxa"/>
+                  <w:bottom w:w="100.0" w:type="dxa"/>
+                  <w:right w:w="100.0" w:type="dxa"/>
+                </w:tcMar>
+                <w:vAlign w:val="top"/>
+              </w:tcPr>
+              <w:p>
+                <w:pPr>
+                  <w:rPr>
+                    <w:b w:val="1"/>
+                    <w:bCs w:val="1"/>
+                    <w:color w:val="ffffff"/>
+                  </w:rPr>
+                </w:pPr>
+                <w:r>
+                  <w:rPr>
+                    <w:b w:val="1"/>
+                    <w:bCs w:val="1"/>
+                    <w:color w:val="ffffff"/>
+                    <w:rtl w:val="0"/>
+                  </w:rPr>
+                  <w:t xml:space="preserve">Nombre:</w:t>
+                </w:r>
+              </w:p>
+            </w:tc>
+            <w:tc>
+              <w:tcPr>
+                <w:shd w:fill="auto" w:val="clear"/>
+                <w:tcMar>
+                  <w:top w:w="100.0" w:type="dxa"/>
+                  <w:left w:w="100.0" w:type="dxa"/>
+                  <w:bottom w:w="100.0" w:type="dxa"/>
+                  <w:right w:w="100.0" w:type="dxa"/>
+                </w:tcMar>
+                <w:vAlign w:val="top"/>
+              </w:tcPr>
+              <w:p>
+                <w:pPr>
+                  <w:widowControl w:val="0"/>
+                  <w:spacing w:after="0" w:line="240" w:lineRule="auto"/>
+                  <w:rPr/>
+                </w:pPr>
+                <w:r>
+                  <w:rPr>
+                    <w:rtl w:val="0"/>
+                  </w:rPr>
+                  <w:t xml:space="preserve">Agregar nuevos productos al inventario </w:t>
+                </w:r>
+                <w:r>
+                  <w:rPr>
+                    <w:rtl w:val="0"/>
+                  </w:rPr>
+                </w:r>
+              </w:p>
+            </w:tc>
+          </w:tr>
+          <w:tr>
+            <w:trPr>
+              <w:cantSplit w:val="0"/>
+              <w:tblHeader w:val="0"/>
+            </w:trPr>
+            <w:tc>
+              <w:tcPr>
+                <w:shd w:fill="366091" w:val="clear"/>
+                <w:tcMar>
+                  <w:top w:w="100.0" w:type="dxa"/>
+                  <w:left w:w="100.0" w:type="dxa"/>
+                  <w:bottom w:w="100.0" w:type="dxa"/>
+                  <w:right w:w="100.0" w:type="dxa"/>
+                </w:tcMar>
+                <w:vAlign w:val="top"/>
+              </w:tcPr>
+              <w:p>
+                <w:pPr>
+                  <w:rPr>
+                    <w:b w:val="1"/>
+                    <w:bCs w:val="1"/>
+                    <w:color w:val="ffffff"/>
+                  </w:rPr>
+                </w:pPr>
+                <w:r>
+                  <w:rPr>
+                    <w:b w:val="1"/>
+                    <w:bCs w:val="1"/>
+                    <w:color w:val="ffffff"/>
+                    <w:rtl w:val="0"/>
+                  </w:rPr>
+                  <w:t xml:space="preserve">Tipo </w:t>
+                </w:r>
+              </w:p>
+            </w:tc>
+            <w:tc>
+              <w:tcPr>
+                <w:shd w:fill="auto" w:val="clear"/>
+                <w:tcMar>
+                  <w:top w:w="100.0" w:type="dxa"/>
+                  <w:left w:w="100.0" w:type="dxa"/>
+                  <w:bottom w:w="100.0" w:type="dxa"/>
+                  <w:right w:w="100.0" w:type="dxa"/>
+                </w:tcMar>
+                <w:vAlign w:val="top"/>
+              </w:tcPr>
+              <w:p>
+                <w:pPr>
+                  <w:widowControl w:val="0"/>
+                  <w:spacing w:after="0" w:line="240" w:lineRule="auto"/>
+                  <w:rPr/>
+                </w:pPr>
+                <w:r>
+                  <w:rPr>
+                    <w:rtl w:val="0"/>
+                  </w:rPr>
+                  <w:t xml:space="preserve">Gestión </w:t>
+                </w:r>
+              </w:p>
+            </w:tc>
+          </w:tr>
+          <w:tr>
+            <w:trPr>
+              <w:cantSplit w:val="0"/>
+              <w:tblHeader w:val="0"/>
+            </w:trPr>
+            <w:tc>
+              <w:tcPr>
+                <w:shd w:fill="366091" w:val="clear"/>
+                <w:tcMar>
+                  <w:top w:w="100.0" w:type="dxa"/>
+                  <w:left w:w="100.0" w:type="dxa"/>
+                  <w:bottom w:w="100.0" w:type="dxa"/>
+                  <w:right w:w="100.0" w:type="dxa"/>
+                </w:tcMar>
+                <w:vAlign w:val="top"/>
+              </w:tcPr>
+              <w:p>
+                <w:pPr>
+                  <w:rPr>
+                    <w:b w:val="1"/>
+                    <w:bCs w:val="1"/>
+                    <w:color w:val="ffffff"/>
+                  </w:rPr>
+                </w:pPr>
+                <w:r>
+                  <w:rPr>
+                    <w:b w:val="1"/>
+                    <w:bCs w:val="1"/>
+                    <w:color w:val="ffffff"/>
+                    <w:rtl w:val="0"/>
+                  </w:rPr>
+                  <w:t xml:space="preserve">Módulo</w:t>
+                </w:r>
+              </w:p>
+            </w:tc>
+            <w:tc>
+              <w:tcPr>
+                <w:shd w:fill="auto" w:val="clear"/>
+                <w:tcMar>
+                  <w:top w:w="100.0" w:type="dxa"/>
+                  <w:left w:w="100.0" w:type="dxa"/>
+                  <w:bottom w:w="100.0" w:type="dxa"/>
+                  <w:right w:w="100.0" w:type="dxa"/>
+                </w:tcMar>
+                <w:vAlign w:val="top"/>
+              </w:tcPr>
+              <w:p>
+                <w:pPr>
+                  <w:widowControl w:val="0"/>
+                  <w:spacing w:after="0" w:line="240" w:lineRule="auto"/>
+                  <w:rPr/>
+                </w:pPr>
+                <w:r>
+                  <w:rPr>
+                    <w:rtl w:val="0"/>
+                  </w:rPr>
+                  <w:t xml:space="preserve">Gestión de Inventario (Administración) </w:t>
+                </w:r>
+                <w:r>
+                  <w:rPr>
+                    <w:rtl w:val="0"/>
+                  </w:rPr>
+                </w:r>
+              </w:p>
+            </w:tc>
+          </w:tr>
+          <w:tr>
+            <w:trPr>
+              <w:cantSplit w:val="0"/>
+              <w:tblHeader w:val="0"/>
+            </w:trPr>
+            <w:tc>
+              <w:tcPr>
+                <w:shd w:fill="366091" w:val="clear"/>
+                <w:tcMar>
+                  <w:top w:w="100.0" w:type="dxa"/>
+                  <w:left w:w="100.0" w:type="dxa"/>
+                  <w:bottom w:w="100.0" w:type="dxa"/>
+                  <w:right w:w="100.0" w:type="dxa"/>
+                </w:tcMar>
+                <w:vAlign w:val="top"/>
+              </w:tcPr>
+              <w:p>
+                <w:pPr>
+                  <w:rPr>
+                    <w:b w:val="1"/>
+                    <w:bCs w:val="1"/>
+                    <w:color w:val="ffffff"/>
+                  </w:rPr>
+                </w:pPr>
+                <w:r>
+                  <w:rPr>
+                    <w:b w:val="1"/>
+                    <w:bCs w:val="1"/>
+                    <w:color w:val="ffffff"/>
+                    <w:rtl w:val="0"/>
+                  </w:rPr>
+                  <w:t xml:space="preserve">Actor principal</w:t>
+                </w:r>
+              </w:p>
+            </w:tc>
+            <w:tc>
+              <w:tcPr>
+                <w:shd w:fill="auto" w:val="clear"/>
+                <w:tcMar>
+                  <w:top w:w="100.0" w:type="dxa"/>
+                  <w:left w:w="100.0" w:type="dxa"/>
+                  <w:bottom w:w="100.0" w:type="dxa"/>
+                  <w:right w:w="100.0" w:type="dxa"/>
+                </w:tcMar>
+                <w:vAlign w:val="top"/>
+              </w:tcPr>
+              <w:p>
+                <w:pPr>
+                  <w:widowControl w:val="0"/>
+                  <w:spacing w:after="0" w:line="240" w:lineRule="auto"/>
+                  <w:rPr/>
+                </w:pPr>
+                <w:r>
+                  <w:rPr>
+                    <w:rtl w:val="0"/>
+                  </w:rPr>
+                  <w:t xml:space="preserve">Administrador </w:t>
+                </w:r>
+                <w:r>
+                  <w:rPr>
+                    <w:rtl w:val="0"/>
+                  </w:rPr>
+                </w:r>
+              </w:p>
+            </w:tc>
+          </w:tr>
+          <w:tr>
+            <w:trPr>
+              <w:cantSplit w:val="0"/>
+              <w:tblHeader w:val="0"/>
+            </w:trPr>
+            <w:tc>
+              <w:tcPr>
+                <w:shd w:fill="366091" w:val="clear"/>
+                <w:tcMar>
+                  <w:top w:w="100.0" w:type="dxa"/>
+                  <w:left w:w="100.0" w:type="dxa"/>
+                  <w:bottom w:w="100.0" w:type="dxa"/>
+                  <w:right w:w="100.0" w:type="dxa"/>
+                </w:tcMar>
+                <w:vAlign w:val="top"/>
+              </w:tcPr>
+              <w:p>
+                <w:pPr>
+                  <w:rPr>
+                    <w:b w:val="1"/>
+                    <w:bCs w:val="1"/>
+                    <w:color w:val="ffffff"/>
+                  </w:rPr>
+                </w:pPr>
+                <w:r>
+                  <w:rPr>
+                    <w:b w:val="1"/>
+                    <w:bCs w:val="1"/>
+                    <w:color w:val="ffffff"/>
+                    <w:rtl w:val="0"/>
+                  </w:rPr>
+                  <w:t xml:space="preserve">Actores secundarios</w:t>
+                </w:r>
+              </w:p>
+            </w:tc>
+            <w:tc>
+              <w:tcPr>
+                <w:shd w:fill="auto" w:val="clear"/>
+                <w:tcMar>
+                  <w:top w:w="100.0" w:type="dxa"/>
+                  <w:left w:w="100.0" w:type="dxa"/>
+                  <w:bottom w:w="100.0" w:type="dxa"/>
+                  <w:right w:w="100.0" w:type="dxa"/>
+                </w:tcMar>
+                <w:vAlign w:val="top"/>
+              </w:tcPr>
+              <w:p>
+                <w:pPr>
+                  <w:widowControl w:val="0"/>
+                  <w:spacing w:after="0" w:line="240" w:lineRule="auto"/>
+                  <w:rPr/>
+                </w:pPr>
+                <w:r>
+                  <w:rPr>
+                    <w:rtl w:val="0"/>
+                  </w:rPr>
+                  <w:t xml:space="preserve">Sistema de Base de Datos, Servidor de Archivos (Imágenes) </w:t>
+                </w:r>
+                <w:r>
+                  <w:rPr>
+                    <w:rtl w:val="0"/>
+                  </w:rPr>
+                </w:r>
+              </w:p>
+            </w:tc>
+          </w:tr>
+          <w:tr>
+            <w:trPr>
+              <w:cantSplit w:val="0"/>
+              <w:tblHeader w:val="0"/>
+            </w:trPr>
+            <w:tc>
+              <w:tcPr>
+                <w:shd w:fill="366091" w:val="clear"/>
+                <w:tcMar>
+                  <w:top w:w="100.0" w:type="dxa"/>
+                  <w:left w:w="100.0" w:type="dxa"/>
+                  <w:bottom w:w="100.0" w:type="dxa"/>
+                  <w:right w:w="100.0" w:type="dxa"/>
+                </w:tcMar>
+                <w:vAlign w:val="top"/>
+              </w:tcPr>
+              <w:p>
+                <w:pPr>
+                  <w:rPr>
+                    <w:b w:val="1"/>
+                    <w:bCs w:val="1"/>
+                    <w:color w:val="ffffff"/>
+                  </w:rPr>
+                </w:pPr>
+                <w:r>
+                  <w:rPr>
+                    <w:b w:val="1"/>
+                    <w:bCs w:val="1"/>
+                    <w:color w:val="ffffff"/>
+                    <w:rtl w:val="0"/>
+                  </w:rPr>
+                  <w:t xml:space="preserve">Prioridad</w:t>
+                </w:r>
+              </w:p>
+            </w:tc>
+            <w:tc>
+              <w:tcPr>
+                <w:shd w:fill="auto" w:val="clear"/>
+                <w:tcMar>
+                  <w:top w:w="100.0" w:type="dxa"/>
+                  <w:left w:w="100.0" w:type="dxa"/>
+                  <w:bottom w:w="100.0" w:type="dxa"/>
+                  <w:right w:w="100.0" w:type="dxa"/>
+                </w:tcMar>
+                <w:vAlign w:val="top"/>
+              </w:tcPr>
+              <w:p>
+                <w:pPr>
+                  <w:widowControl w:val="0"/>
+                  <w:spacing w:after="0" w:line="240" w:lineRule="auto"/>
+                  <w:rPr/>
+                </w:pPr>
+                <w:r>
+                  <w:rPr>
+                    <w:rtl w:val="0"/>
+                  </w:rPr>
+                  <w:t xml:space="preserve">Alta</w:t>
+                </w:r>
+                <w:r>
+                  <w:rPr>
+                    <w:rtl w:val="0"/>
+                  </w:rPr>
+                </w:r>
+              </w:p>
+            </w:tc>
+          </w:tr>
+          <w:tr>
+            <w:trPr>
+              <w:cantSplit w:val="0"/>
+              <w:tblHeader w:val="0"/>
+            </w:trPr>
+            <w:tc>
+              <w:tcPr>
+                <w:shd w:fill="366091" w:val="clear"/>
+                <w:tcMar>
+                  <w:top w:w="100.0" w:type="dxa"/>
+                  <w:left w:w="100.0" w:type="dxa"/>
+                  <w:bottom w:w="100.0" w:type="dxa"/>
+                  <w:right w:w="100.0" w:type="dxa"/>
+                </w:tcMar>
+                <w:vAlign w:val="top"/>
+              </w:tcPr>
+              <w:p>
+                <w:pPr>
+                  <w:rPr>
+                    <w:b w:val="1"/>
+                    <w:bCs w:val="1"/>
+                    <w:color w:val="ffffff"/>
+                  </w:rPr>
+                </w:pPr>
+                <w:r>
+                  <w:rPr>
+                    <w:b w:val="1"/>
+                    <w:bCs w:val="1"/>
+                    <w:color w:val="ffffff"/>
+                    <w:rtl w:val="0"/>
+                  </w:rPr>
+                  <w:t xml:space="preserve">Estado</w:t>
+                </w:r>
+              </w:p>
+            </w:tc>
+            <w:tc>
+              <w:tcPr>
+                <w:shd w:fill="auto" w:val="clear"/>
+                <w:tcMar>
+                  <w:top w:w="100.0" w:type="dxa"/>
+                  <w:left w:w="100.0" w:type="dxa"/>
+                  <w:bottom w:w="100.0" w:type="dxa"/>
+                  <w:right w:w="100.0" w:type="dxa"/>
+                </w:tcMar>
+                <w:vAlign w:val="top"/>
+              </w:tcPr>
+              <w:p>
+                <w:pPr>
+                  <w:widowControl w:val="0"/>
+                  <w:spacing w:after="0" w:line="240" w:lineRule="auto"/>
+                  <w:rPr/>
+                </w:pPr>
+                <w:r>
+                  <w:rPr>
+                    <w:rtl w:val="0"/>
+                  </w:rPr>
+                  <w:t xml:space="preserve">Aprobado / En revisión </w:t>
+                </w:r>
+              </w:p>
+            </w:tc>
+          </w:tr>
+          <w:tr>
+            <w:trPr>
+              <w:cantSplit w:val="0"/>
+              <w:tblHeader w:val="0"/>
+            </w:trPr>
+            <w:tc>
+              <w:tcPr>
+                <w:shd w:fill="366091" w:val="clear"/>
+                <w:tcMar>
+                  <w:top w:w="100.0" w:type="dxa"/>
+                  <w:left w:w="100.0" w:type="dxa"/>
+                  <w:bottom w:w="100.0" w:type="dxa"/>
+                  <w:right w:w="100.0" w:type="dxa"/>
+                </w:tcMar>
+                <w:vAlign w:val="top"/>
+              </w:tcPr>
+              <w:p>
+                <w:pPr>
+                  <w:rPr>
+                    <w:b w:val="1"/>
+                    <w:bCs w:val="1"/>
+                    <w:color w:val="ffffff"/>
+                  </w:rPr>
+                </w:pPr>
+                <w:r>
+                  <w:rPr>
+                    <w:b w:val="1"/>
+                    <w:bCs w:val="1"/>
+                    <w:color w:val="ffffff"/>
+                    <w:rtl w:val="0"/>
+                  </w:rPr>
+                  <w:t xml:space="preserve">Versión</w:t>
+                </w:r>
+              </w:p>
+            </w:tc>
+            <w:tc>
+              <w:tcPr>
+                <w:shd w:fill="auto" w:val="clear"/>
+                <w:tcMar>
+                  <w:top w:w="100.0" w:type="dxa"/>
+                  <w:left w:w="100.0" w:type="dxa"/>
+                  <w:bottom w:w="100.0" w:type="dxa"/>
+                  <w:right w:w="100.0" w:type="dxa"/>
+                </w:tcMar>
+                <w:vAlign w:val="top"/>
+              </w:tcPr>
+              <w:p>
+                <w:pPr>
+                  <w:widowControl w:val="0"/>
+                  <w:spacing w:after="0" w:line="240" w:lineRule="auto"/>
+                  <w:rPr/>
+                </w:pPr>
+                <w:r>
+                  <w:rPr>
+                    <w:rtl w:val="0"/>
+                  </w:rPr>
+                  <w:t xml:space="preserve">1.0 </w:t>
+                </w:r>
+              </w:p>
+            </w:tc>
+          </w:tr>
+          <w:tr>
+            <w:trPr>
+              <w:cantSplit w:val="0"/>
+              <w:tblHeader w:val="0"/>
+            </w:trPr>
+            <w:tc>
+              <w:tcPr>
+                <w:shd w:fill="366091" w:val="clear"/>
+                <w:tcMar>
+                  <w:top w:w="100.0" w:type="dxa"/>
+                  <w:left w:w="100.0" w:type="dxa"/>
+                  <w:bottom w:w="100.0" w:type="dxa"/>
+                  <w:right w:w="100.0" w:type="dxa"/>
+                </w:tcMar>
+                <w:vAlign w:val="top"/>
+              </w:tcPr>
+              <w:p>
+                <w:pPr>
+                  <w:rPr>
+                    <w:b w:val="1"/>
+                    <w:bCs w:val="1"/>
+                    <w:color w:val="ffffff"/>
+                  </w:rPr>
+                </w:pPr>
+                <w:r>
+                  <w:rPr>
+                    <w:b w:val="1"/>
+                    <w:bCs w:val="1"/>
+                    <w:color w:val="ffffff"/>
+                    <w:rtl w:val="0"/>
+                  </w:rPr>
+                  <w:t xml:space="preserve">Autor</w:t>
+                </w:r>
+              </w:p>
+            </w:tc>
+            <w:tc>
+              <w:tcPr>
+                <w:shd w:fill="auto" w:val="clear"/>
+                <w:tcMar>
+                  <w:top w:w="100.0" w:type="dxa"/>
+                  <w:left w:w="100.0" w:type="dxa"/>
+                  <w:bottom w:w="100.0" w:type="dxa"/>
+                  <w:right w:w="100.0" w:type="dxa"/>
+                </w:tcMar>
+                <w:vAlign w:val="top"/>
+              </w:tcPr>
+              <w:p>
+                <w:pPr>
+                  <w:widowControl w:val="0"/>
+                  <w:spacing w:after="0" w:line="240" w:lineRule="auto"/>
+                  <w:rPr/>
+                </w:pPr>
+                <w:r>
+                  <w:rPr>
+                    <w:rtl w:val="0"/>
+                  </w:rPr>
+                  <w:t xml:space="preserve">Karen Rodríguez, Santiago Medina, Mauricio Rojas</w:t>
+                </w:r>
+              </w:p>
+            </w:tc>
+          </w:tr>
+          <w:tr>
+            <w:trPr>
+              <w:cantSplit w:val="0"/>
+              <w:tblHeader w:val="0"/>
+            </w:trPr>
+            <w:tc>
+              <w:tcPr>
+                <w:shd w:fill="366091" w:val="clear"/>
+                <w:tcMar>
+                  <w:top w:w="100.0" w:type="dxa"/>
+                  <w:left w:w="100.0" w:type="dxa"/>
+                  <w:bottom w:w="100.0" w:type="dxa"/>
+                  <w:right w:w="100.0" w:type="dxa"/>
+                </w:tcMar>
+                <w:vAlign w:val="top"/>
+              </w:tcPr>
+              <w:p>
+                <w:pPr>
+                  <w:rPr>
+                    <w:b w:val="1"/>
+                    <w:bCs w:val="1"/>
+                    <w:color w:val="ffffff"/>
+                  </w:rPr>
+                </w:pPr>
+                <w:r>
+                  <w:rPr>
+                    <w:b w:val="1"/>
+                    <w:bCs w:val="1"/>
+                    <w:color w:val="ffffff"/>
+                    <w:rtl w:val="0"/>
+                  </w:rPr>
+                  <w:t xml:space="preserve">Fecha</w:t>
+                </w:r>
+              </w:p>
+            </w:tc>
+            <w:tc>
+              <w:tcPr>
+                <w:shd w:fill="auto" w:val="clear"/>
+                <w:tcMar>
+                  <w:top w:w="100.0" w:type="dxa"/>
+                  <w:left w:w="100.0" w:type="dxa"/>
+                  <w:bottom w:w="100.0" w:type="dxa"/>
+                  <w:right w:w="100.0" w:type="dxa"/>
+                </w:tcMar>
+                <w:vAlign w:val="top"/>
+              </w:tcPr>
+              <w:p>
+                <w:pPr>
+                  <w:widowControl w:val="0"/>
+                  <w:spacing w:after="0" w:line="240" w:lineRule="auto"/>
+                  <w:rPr/>
+                </w:pPr>
+                <w:r>
+                  <w:rPr>
+                    <w:rtl w:val="0"/>
+                  </w:rPr>
+                  <w:t xml:space="preserve">24/07/2026 </w:t>
+                </w:r>
+              </w:p>
+            </w:tc>
+          </w:tr>
+          <w:tr>
+            <w:trPr>
+              <w:cantSplit w:val="0"/>
+              <w:tblHeader w:val="0"/>
+            </w:trPr>
+            <w:tc>
+              <w:tcPr>
+                <w:shd w:fill="366091" w:val="clear"/>
+                <w:tcMar>
+                  <w:top w:w="100.0" w:type="dxa"/>
+                  <w:left w:w="100.0" w:type="dxa"/>
+                  <w:bottom w:w="100.0" w:type="dxa"/>
+                  <w:right w:w="100.0" w:type="dxa"/>
+                </w:tcMar>
+                <w:vAlign w:val="top"/>
+              </w:tcPr>
+              <w:p>
+                <w:pPr>
+                  <w:rPr>
+                    <w:b w:val="1"/>
+                    <w:bCs w:val="1"/>
+                    <w:color w:val="ffffff"/>
+                  </w:rPr>
+                </w:pPr>
+                <w:r>
+                  <w:rPr>
+                    <w:b w:val="1"/>
+                    <w:bCs w:val="1"/>
+                    <w:color w:val="ffffff"/>
+                    <w:rtl w:val="0"/>
+                  </w:rPr>
+                  <w:t xml:space="preserve">Objetivo del Negocio</w:t>
+                </w:r>
+              </w:p>
+            </w:tc>
+            <w:tc>
+              <w:tcPr>
+                <w:shd w:fill="auto" w:val="clear"/>
+                <w:tcMar>
+                  <w:top w:w="100.0" w:type="dxa"/>
+                  <w:left w:w="100.0" w:type="dxa"/>
+                  <w:bottom w:w="100.0" w:type="dxa"/>
+                  <w:right w:w="100.0" w:type="dxa"/>
+                </w:tcMar>
+                <w:vAlign w:val="top"/>
+              </w:tcPr>
+              <w:p>
+                <w:pPr>
+                  <w:widowControl w:val="0"/>
+                  <w:spacing w:after="0" w:line="240" w:lineRule="auto"/>
+                  <w:rPr/>
+                </w:pPr>
+                <w:r>
+                  <w:rPr>
+                    <w:rtl w:val="0"/>
+                  </w:rPr>
+                  <w:t xml:space="preserve">Incorporar nuevas prendas y referencias al catálogo de la tienda mediante un formulario administrativo. </w:t>
+                </w:r>
+                <w:r>
+                  <w:rPr>
+                    <w:rtl w:val="0"/>
+                  </w:rPr>
+                </w:r>
+              </w:p>
+            </w:tc>
+          </w:tr>
+          <w:tr>
+            <w:trPr>
+              <w:cantSplit w:val="0"/>
+              <w:tblHeader w:val="0"/>
+            </w:trPr>
+            <w:tc>
+              <w:tcPr>
+                <w:shd w:fill="366091" w:val="clear"/>
+                <w:tcMar>
+                  <w:top w:w="100.0" w:type="dxa"/>
+                  <w:left w:w="100.0" w:type="dxa"/>
+                  <w:bottom w:w="100.0" w:type="dxa"/>
+                  <w:right w:w="100.0" w:type="dxa"/>
+                </w:tcMar>
+                <w:vAlign w:val="top"/>
+              </w:tcPr>
+              <w:p>
+                <w:pPr>
+                  <w:rPr>
+                    <w:b w:val="1"/>
+                    <w:bCs w:val="1"/>
+                    <w:color w:val="ffffff"/>
+                  </w:rPr>
+                </w:pPr>
+                <w:r>
+                  <w:rPr>
+                    <w:b w:val="1"/>
+                    <w:bCs w:val="1"/>
+                    <w:color w:val="ffffff"/>
+                    <w:rtl w:val="0"/>
+                  </w:rPr>
+                  <w:t xml:space="preserve">Descripción General</w:t>
+                </w:r>
+              </w:p>
+            </w:tc>
+            <w:tc>
+              <w:tcPr>
+                <w:shd w:fill="auto" w:val="clear"/>
+                <w:tcMar>
+                  <w:top w:w="100.0" w:type="dxa"/>
+                  <w:left w:w="100.0" w:type="dxa"/>
+                  <w:bottom w:w="100.0" w:type="dxa"/>
+                  <w:right w:w="100.0" w:type="dxa"/>
+                </w:tcMar>
+                <w:vAlign w:val="top"/>
+              </w:tcPr>
+              <w:p>
+                <w:pPr>
+                  <w:widowControl w:val="0"/>
+                  <w:spacing w:after="0" w:line="240" w:lineRule="auto"/>
+                  <w:rPr/>
+                </w:pPr>
+                <w:r>
+                  <w:rPr>
+                    <w:rtl w:val="0"/>
+                  </w:rPr>
+                  <w:t xml:space="preserve">A través de un formulario en el apartado de inventario, se agregan productos nuevos indicando nombre del producto (</w:t>
+                </w:r>
+                <w:r>
+                  <w:rPr>
+                    <w:rFonts w:ascii="Roboto Mono" w:cs="Roboto Mono" w:eastAsia="Roboto Mono" w:hAnsi="Roboto Mono"/>
+                    <w:color w:val="188038"/>
+                    <w:rtl w:val="0"/>
+                  </w:rPr>
+                  <w:t xml:space="preserve">VARCHAR(100)</w:t>
+                </w:r>
+                <w:r>
+                  <w:rPr>
+                    <w:rtl w:val="0"/>
+                  </w:rPr>
+                  <w:t xml:space="preserve">), cantidad disponible (</w:t>
+                </w:r>
+                <w:r>
+                  <w:rPr>
+                    <w:rFonts w:ascii="Roboto Mono" w:cs="Roboto Mono" w:eastAsia="Roboto Mono" w:hAnsi="Roboto Mono"/>
+                    <w:color w:val="188038"/>
+                    <w:rtl w:val="0"/>
+                  </w:rPr>
+                  <w:t xml:space="preserve">INT</w:t>
+                </w:r>
+                <w:r>
+                  <w:rPr>
+                    <w:rtl w:val="0"/>
+                  </w:rPr>
+                  <w:t xml:space="preserve">), categoría (</w:t>
+                </w:r>
+                <w:r>
+                  <w:rPr>
+                    <w:rFonts w:ascii="Roboto Mono" w:cs="Roboto Mono" w:eastAsia="Roboto Mono" w:hAnsi="Roboto Mono"/>
+                    <w:color w:val="188038"/>
+                    <w:rtl w:val="0"/>
+                  </w:rPr>
+                  <w:t xml:space="preserve">VARCHAR(50)</w:t>
+                </w:r>
+                <w:r>
+                  <w:rPr>
+                    <w:rtl w:val="0"/>
+                  </w:rPr>
+                  <w:t xml:space="preserve">), talla (</w:t>
+                </w:r>
+                <w:r>
+                  <w:rPr>
+                    <w:rFonts w:ascii="Roboto Mono" w:cs="Roboto Mono" w:eastAsia="Roboto Mono" w:hAnsi="Roboto Mono"/>
+                    <w:color w:val="188038"/>
+                    <w:rtl w:val="0"/>
+                  </w:rPr>
+                  <w:t xml:space="preserve">VARCHAR(10)</w:t>
+                </w:r>
+                <w:r>
+                  <w:rPr>
+                    <w:rtl w:val="0"/>
+                  </w:rPr>
+                  <w:t xml:space="preserve">), género (</w:t>
+                </w:r>
+                <w:r>
+                  <w:rPr>
+                    <w:rFonts w:ascii="Roboto Mono" w:cs="Roboto Mono" w:eastAsia="Roboto Mono" w:hAnsi="Roboto Mono"/>
+                    <w:color w:val="188038"/>
+                    <w:rtl w:val="0"/>
+                  </w:rPr>
+                  <w:t xml:space="preserve">VARCHAR(20)</w:t>
+                </w:r>
+                <w:r>
+                  <w:rPr>
+                    <w:rtl w:val="0"/>
+                  </w:rPr>
+                  <w:t xml:space="preserve">), precio (</w:t>
+                </w:r>
+                <w:r>
+                  <w:rPr>
+                    <w:rFonts w:ascii="Roboto Mono" w:cs="Roboto Mono" w:eastAsia="Roboto Mono" w:hAnsi="Roboto Mono"/>
+                    <w:color w:val="188038"/>
+                    <w:rtl w:val="0"/>
+                  </w:rPr>
+                  <w:t xml:space="preserve">DECIMAL(10,2)</w:t>
+                </w:r>
+                <w:r>
+                  <w:rPr>
+                    <w:rtl w:val="0"/>
+                  </w:rPr>
+                  <w:t xml:space="preserve">) y la ruta de la foto (</w:t>
+                </w:r>
+                <w:r>
+                  <w:rPr>
+                    <w:rFonts w:ascii="Roboto Mono" w:cs="Roboto Mono" w:eastAsia="Roboto Mono" w:hAnsi="Roboto Mono"/>
+                    <w:color w:val="188038"/>
+                    <w:rtl w:val="0"/>
+                  </w:rPr>
+                  <w:t xml:space="preserve">VARCHAR(255)</w:t>
+                </w:r>
+                <w:r>
+                  <w:rPr>
+                    <w:rtl w:val="0"/>
+                  </w:rPr>
+                  <w:t xml:space="preserve">), almacenándolo en la base de datos para reflejarse automáticamente en el catálogo. </w:t>
+                </w:r>
+                <w:r>
+                  <w:rPr>
+                    <w:rtl w:val="0"/>
+                  </w:rPr>
+                </w:r>
+              </w:p>
+            </w:tc>
+          </w:tr>
+          <w:tr>
+            <w:trPr>
+              <w:cantSplit w:val="0"/>
+              <w:trHeight w:val="420" w:hRule="atLeast"/>
+              <w:tblHeader w:val="0"/>
+            </w:trPr>
+            <w:tc>
+              <w:tcPr>
+                <w:vMerge w:val="restart"/>
+                <w:shd w:fill="366091" w:val="clear"/>
+                <w:tcMar>
+                  <w:top w:w="100.0" w:type="dxa"/>
+                  <w:left w:w="100.0" w:type="dxa"/>
+                  <w:bottom w:w="100.0" w:type="dxa"/>
+                  <w:right w:w="100.0" w:type="dxa"/>
+                </w:tcMar>
+                <w:vAlign w:val="top"/>
+              </w:tcPr>
+              <w:p>
+                <w:pPr>
+                  <w:rPr>
+                    <w:b w:val="1"/>
+                    <w:bCs w:val="1"/>
+                    <w:color w:val="ffffff"/>
+                  </w:rPr>
+                </w:pPr>
+                <w:r>
+                  <w:rPr>
+                    <w:b w:val="1"/>
+                    <w:bCs w:val="1"/>
+                    <w:color w:val="ffffff"/>
+                    <w:rtl w:val="0"/>
+                  </w:rPr>
+                  <w:t xml:space="preserve">Alcance</w:t>
+                </w:r>
+              </w:p>
+            </w:tc>
+            <w:tc>
+              <w:tcPr>
+                <w:shd w:fill="auto" w:val="clear"/>
+                <w:tcMar>
+                  <w:top w:w="100.0" w:type="dxa"/>
+                  <w:left w:w="100.0" w:type="dxa"/>
+                  <w:bottom w:w="100.0" w:type="dxa"/>
+                  <w:right w:w="100.0" w:type="dxa"/>
+                </w:tcMar>
+                <w:vAlign w:val="top"/>
+              </w:tcPr>
+              <w:p>
+                <w:pPr>
+                  <w:rPr/>
+                </w:pPr>
+                <w:r>
+                  <w:rPr>
+                    <w:b w:val="1"/>
+                    <w:bCs w:val="1"/>
+                    <w:rtl w:val="0"/>
+                  </w:rPr>
+                  <w:t xml:space="preserve">Incluye:</w:t>
+                </w:r>
+                <w:r>
+                  <w:rPr>
+                    <w:rtl w:val="0"/>
+                  </w:rPr>
+                  <w:t xml:space="preserve"> Diligenciamiento de formulario de creación, validación de tipos de datos monetarios y enteros, carga de ruta de imagen y actualización automática en el catálogo principal. </w:t>
+                </w:r>
+                <w:r>
+                  <w:rPr>
+                    <w:rtl w:val="0"/>
+                  </w:rPr>
+                </w:r>
+              </w:p>
+            </w:tc>
+          </w:tr>
+          <w:tr>
+            <w:trPr>
+              <w:cantSplit w:val="0"/>
+              <w:trHeight w:val="420" w:hRule="atLeast"/>
+              <w:tblHeader w:val="0"/>
+            </w:trPr>
+            <w:tc>
+              <w:tcPr>
+                <w:vMerge w:val="continue"/>
+                <w:shd w:fill="366091" w:val="clear"/>
+                <w:tcMar>
+                  <w:top w:w="100.0" w:type="dxa"/>
+                  <w:left w:w="100.0" w:type="dxa"/>
+                  <w:bottom w:w="100.0" w:type="dxa"/>
+                  <w:right w:w="100.0" w:type="dxa"/>
+                </w:tcMar>
+                <w:vAlign w:val="top"/>
+              </w:tcPr>
+              <w:p>
+                <w:pPr>
+                  <w:widowControl w:val="0"/>
+                  <w:spacing w:after="0" w:line="276" w:lineRule="auto"/>
+                  <w:rPr/>
+                </w:pPr>
+                <w:r>
+                  <w:rPr>
+                    <w:rtl w:val="0"/>
+                  </w:rPr>
+                </w:r>
+              </w:p>
+            </w:tc>
+            <w:tc>
+              <w:tcPr>
+                <w:shd w:fill="auto" w:val="clear"/>
+                <w:tcMar>
+                  <w:top w:w="100.0" w:type="dxa"/>
+                  <w:left w:w="100.0" w:type="dxa"/>
+                  <w:bottom w:w="100.0" w:type="dxa"/>
+                  <w:right w:w="100.0" w:type="dxa"/>
+                </w:tcMar>
+                <w:vAlign w:val="top"/>
+              </w:tcPr>
+              <w:p>
+                <w:pPr>
+                  <w:spacing w:after="240" w:before="240" w:lineRule="auto"/>
+                  <w:ind w:left="0" w:firstLine="0"/>
+                  <w:rPr/>
+                </w:pPr>
+                <w:r>
+                  <w:rPr>
+                    <w:b w:val="1"/>
+                    <w:bCs w:val="1"/>
+                    <w:rtl w:val="0"/>
+                  </w:rPr>
+                  <w:t xml:space="preserve">No incluye:</w:t>
+                </w:r>
+                <w:r>
+                  <w:rPr>
+                    <w:rtl w:val="0"/>
+                  </w:rPr>
+                  <w:t xml:space="preserve"> Edición masiva de inventario por archivos externos.</w:t>
+                </w:r>
+              </w:p>
+            </w:tc>
+          </w:tr>
+          <w:tr>
+            <w:trPr>
+              <w:cantSplit w:val="0"/>
+              <w:tblHeader w:val="0"/>
+            </w:trPr>
+            <w:tc>
+              <w:tcPr>
+                <w:shd w:fill="366091" w:val="clear"/>
+                <w:tcMar>
+                  <w:top w:w="100.0" w:type="dxa"/>
+                  <w:left w:w="100.0" w:type="dxa"/>
+                  <w:bottom w:w="100.0" w:type="dxa"/>
+                  <w:right w:w="100.0" w:type="dxa"/>
+                </w:tcMar>
+                <w:vAlign w:val="top"/>
+              </w:tcPr>
+              <w:p>
+                <w:pPr>
+                  <w:rPr>
+                    <w:b w:val="1"/>
+                    <w:bCs w:val="1"/>
+                    <w:color w:val="ffffff"/>
+                  </w:rPr>
+                </w:pPr>
+                <w:r>
+                  <w:rPr>
+                    <w:b w:val="1"/>
+                    <w:bCs w:val="1"/>
+                    <w:color w:val="ffffff"/>
+                    <w:rtl w:val="0"/>
+                  </w:rPr>
+                  <w:t xml:space="preserve">Actores Involucrados</w:t>
+                </w:r>
+              </w:p>
+            </w:tc>
+            <w:tc>
+              <w:tcPr>
+                <w:shd w:fill="auto" w:val="clear"/>
+                <w:tcMar>
+                  <w:top w:w="100.0" w:type="dxa"/>
+                  <w:left w:w="100.0" w:type="dxa"/>
+                  <w:bottom w:w="100.0" w:type="dxa"/>
+                  <w:right w:w="100.0" w:type="dxa"/>
+                </w:tcMar>
+                <w:vAlign w:val="top"/>
+              </w:tcPr>
+              <w:p>
+                <w:pPr>
+                  <w:rPr/>
+                </w:pPr>
+                <w:r>
+                  <w:rPr>
+                    <w:rtl w:val="0"/>
+                  </w:rPr>
+                  <w:t xml:space="preserve">Administrador. </w:t>
+                </w:r>
+                <w:r>
+                  <w:rPr>
+                    <w:rtl w:val="0"/>
+                  </w:rPr>
+                </w:r>
+              </w:p>
+            </w:tc>
+          </w:tr>
+          <w:tr>
+            <w:trPr>
+              <w:cantSplit w:val="0"/>
+              <w:tblHeader w:val="0"/>
+            </w:trPr>
+            <w:tc>
+              <w:tcPr>
+                <w:shd w:fill="366091" w:val="clear"/>
+                <w:tcMar>
+                  <w:top w:w="100.0" w:type="dxa"/>
+                  <w:left w:w="100.0" w:type="dxa"/>
+                  <w:bottom w:w="100.0" w:type="dxa"/>
+                  <w:right w:w="100.0" w:type="dxa"/>
+                </w:tcMar>
+                <w:vAlign w:val="top"/>
+              </w:tcPr>
+              <w:p>
+                <w:pPr>
+                  <w:rPr>
+                    <w:b w:val="1"/>
+                    <w:bCs w:val="1"/>
+                    <w:color w:val="ffffff"/>
+                  </w:rPr>
+                </w:pPr>
+                <w:r>
+                  <w:rPr>
+                    <w:b w:val="1"/>
+                    <w:bCs w:val="1"/>
+                    <w:color w:val="ffffff"/>
+                    <w:rtl w:val="0"/>
+                  </w:rPr>
+                  <w:t xml:space="preserve">Reglas de Negocio</w:t>
+                </w:r>
+              </w:p>
+              <w:p>
+                <w:pPr>
+                  <w:rPr>
+                    <w:b w:val="1"/>
+                    <w:bCs w:val="1"/>
+                    <w:color w:val="ffffff"/>
+                  </w:rPr>
+                </w:pPr>
+                <w:r>
+                  <w:rPr>
+                    <w:b w:val="1"/>
+                    <w:bCs w:val="1"/>
+                    <w:color w:val="ffffff"/>
+                    <w:rtl w:val="0"/>
+                  </w:rPr>
+                  <w:t xml:space="preserve">| ID | Regla | Justificación | Prioridad |</w:t>
+                </w:r>
+              </w:p>
+            </w:tc>
+            <w:tc>
+              <w:tcPr>
+                <w:shd w:fill="auto" w:val="clear"/>
+                <w:tcMar>
+                  <w:top w:w="100.0" w:type="dxa"/>
+                  <w:left w:w="100.0" w:type="dxa"/>
+                  <w:bottom w:w="100.0" w:type="dxa"/>
+                  <w:right w:w="100.0" w:type="dxa"/>
+                </w:tcMar>
+                <w:vAlign w:val="top"/>
+              </w:tcPr>
+              <w:p>
+                <w:pPr>
+                  <w:rPr/>
+                </w:pPr>
+                <w:r>
+                  <w:rPr>
+                    <w:rtl w:val="0"/>
+                  </w:rPr>
+                  <w:t xml:space="preserve">RN-001: El campo de precio debe manejarse estrictamente como tipo decimal (</w:t>
+                </w:r>
+                <w:r>
+                  <w:rPr>
+                    <w:color w:val="188038"/>
+                    <w:rtl w:val="0"/>
+                  </w:rPr>
+                  <w:t xml:space="preserve">DECIMAL(10,2)</w:t>
+                </w:r>
+                <w:r>
+                  <w:rPr>
+                    <w:rtl w:val="0"/>
+                  </w:rPr>
+                  <w:t xml:space="preserve">) para evitar errores de redondeo propios de formatos flotantes.</w:t>
+                </w:r>
+              </w:p>
+              <w:p>
+                <w:pPr>
+                  <w:rPr/>
+                </w:pPr>
+                <w:r>
+                  <w:rPr>
+                    <w:rtl w:val="0"/>
+                  </w:rPr>
+                  <w:t xml:space="preserve">Garantizar la precisión monetaria en la tienda.Alta </w:t>
+                </w:r>
+                <w:r>
+                  <w:rPr>
+                    <w:rtl w:val="0"/>
+                  </w:rPr>
+                  <w:t xml:space="preserve"> (Prioridad: Alta).</w:t>
+                </w:r>
+              </w:p>
+              <w:p>
+                <w:pPr>
+                  <w:rPr/>
+                </w:pPr>
+                <w:r>
+                  <w:rPr>
+                    <w:rtl w:val="0"/>
+                  </w:rPr>
+                  <w:t xml:space="preserve">RN-002: El stock del producto debe registrarse obligatoriamente como un valor numérico entero (</w:t>
+                </w:r>
+                <w:r>
+                  <w:rPr>
+                    <w:color w:val="188038"/>
+                    <w:rtl w:val="0"/>
+                  </w:rPr>
+                  <w:t xml:space="preserve">INT</w:t>
+                </w:r>
+                <w:r>
+                  <w:rPr>
+                    <w:rtl w:val="0"/>
+                  </w:rPr>
+                  <w:t xml:space="preserve">).</w:t>
+                </w:r>
+              </w:p>
+              <w:p>
+                <w:pPr>
+                  <w:rPr/>
+                </w:pPr>
+                <w:r>
+                  <w:rPr>
+                    <w:rtl w:val="0"/>
+                  </w:rPr>
+                  <w:t xml:space="preserve">Controlar cantidades exactas de unidades disponibles (Prioridad: Alta).</w:t>
+                </w:r>
+              </w:p>
+            </w:tc>
+          </w:tr>
+          <w:tr>
+            <w:trPr>
+              <w:cantSplit w:val="0"/>
+              <w:tblHeader w:val="0"/>
+            </w:trPr>
+            <w:tc>
+              <w:tcPr>
+                <w:shd w:fill="366091" w:val="clear"/>
+                <w:tcMar>
+                  <w:top w:w="100.0" w:type="dxa"/>
+                  <w:left w:w="100.0" w:type="dxa"/>
+                  <w:bottom w:w="100.0" w:type="dxa"/>
+                  <w:right w:w="100.0" w:type="dxa"/>
+                </w:tcMar>
+                <w:vAlign w:val="top"/>
+              </w:tcPr>
+              <w:p>
+                <w:pPr>
+                  <w:rPr>
+                    <w:b w:val="1"/>
+                    <w:bCs w:val="1"/>
+                    <w:color w:val="ffffff"/>
+                  </w:rPr>
+                </w:pPr>
+                <w:r>
+                  <w:rPr>
+                    <w:b w:val="1"/>
+                    <w:bCs w:val="1"/>
+                    <w:color w:val="ffffff"/>
+                    <w:rtl w:val="0"/>
+                  </w:rPr>
+                  <w:t xml:space="preserve">Requisitos No Funcionales Asociados</w:t>
+                </w:r>
+              </w:p>
+            </w:tc>
+            <w:tc>
+              <w:tcPr>
+                <w:shd w:fill="auto" w:val="clear"/>
+                <w:tcMar>
+                  <w:top w:w="100.0" w:type="dxa"/>
+                  <w:left w:w="100.0" w:type="dxa"/>
+                  <w:bottom w:w="100.0" w:type="dxa"/>
+                  <w:right w:w="100.0" w:type="dxa"/>
+                </w:tcMar>
+                <w:vAlign w:val="top"/>
+              </w:tcPr>
+              <w:p>
+                <w:pPr>
+                  <w:rPr/>
+                </w:pPr>
+                <w:r>
+                  <w:rPr>
+                    <w:rtl w:val="0"/>
+                  </w:rPr>
+                  <w:t xml:space="preserve">RNF-003 (Usabilidad), RNF-005 (Mantenibilidad). </w:t>
+                </w:r>
+                <w:r>
+                  <w:rPr>
+                    <w:rtl w:val="0"/>
+                  </w:rPr>
+                </w:r>
+              </w:p>
+            </w:tc>
+          </w:tr>
+          <w:tr>
+            <w:trPr>
+              <w:cantSplit w:val="0"/>
+              <w:tblHeader w:val="0"/>
+            </w:trPr>
+            <w:tc>
+              <w:tcPr>
+                <w:shd w:fill="366091" w:val="clear"/>
+                <w:tcMar>
+                  <w:top w:w="100.0" w:type="dxa"/>
+                  <w:left w:w="100.0" w:type="dxa"/>
+                  <w:bottom w:w="100.0" w:type="dxa"/>
+                  <w:right w:w="100.0" w:type="dxa"/>
+                </w:tcMar>
+                <w:vAlign w:val="top"/>
+              </w:tcPr>
+              <w:p>
+                <w:pPr>
+                  <w:rPr>
+                    <w:b w:val="1"/>
+                    <w:bCs w:val="1"/>
+                    <w:color w:val="ffffff"/>
+                  </w:rPr>
+                </w:pPr>
+                <w:r>
+                  <w:rPr>
+                    <w:b w:val="1"/>
+                    <w:bCs w:val="1"/>
+                    <w:color w:val="ffffff"/>
+                    <w:rtl w:val="0"/>
+                  </w:rPr>
+                  <w:t xml:space="preserve">Subrequisitos Relacionados</w:t>
+                </w:r>
+              </w:p>
+            </w:tc>
+            <w:tc>
+              <w:tcPr>
+                <w:shd w:fill="auto" w:val="clear"/>
+                <w:tcMar>
+                  <w:top w:w="100.0" w:type="dxa"/>
+                  <w:left w:w="100.0" w:type="dxa"/>
+                  <w:bottom w:w="100.0" w:type="dxa"/>
+                  <w:right w:w="100.0" w:type="dxa"/>
+                </w:tcMar>
+                <w:vAlign w:val="top"/>
+              </w:tcPr>
+              <w:p>
+                <w:pPr>
+                  <w:rPr/>
+                </w:pPr>
+                <w:r>
+                  <w:rPr>
+                    <w:rtl w:val="0"/>
+                  </w:rPr>
+                  <w:t xml:space="preserve">RF-015 (Ver inventario), RF-007 (Catálogo). </w:t>
+                </w:r>
+                <w:r>
+                  <w:rPr>
+                    <w:rtl w:val="0"/>
+                  </w:rPr>
+                </w:r>
+              </w:p>
+            </w:tc>
+          </w:tr>
+          <w:tr>
+            <w:trPr>
+              <w:cantSplit w:val="0"/>
+              <w:tblHeader w:val="0"/>
+            </w:trPr>
+            <w:tc>
+              <w:tcPr>
+                <w:shd w:fill="366091" w:val="clear"/>
+                <w:tcMar>
+                  <w:top w:w="100.0" w:type="dxa"/>
+                  <w:left w:w="100.0" w:type="dxa"/>
+                  <w:bottom w:w="100.0" w:type="dxa"/>
+                  <w:right w:w="100.0" w:type="dxa"/>
+                </w:tcMar>
+                <w:vAlign w:val="top"/>
+              </w:tcPr>
+              <w:p>
+                <w:pPr>
+                  <w:rPr>
+                    <w:b w:val="1"/>
+                    <w:bCs w:val="1"/>
+                    <w:color w:val="ffffff"/>
+                  </w:rPr>
+                </w:pPr>
+                <w:r>
+                  <w:rPr>
+                    <w:b w:val="1"/>
+                    <w:bCs w:val="1"/>
+                    <w:color w:val="ffffff"/>
+                    <w:rtl w:val="0"/>
+                  </w:rPr>
+                  <w:t xml:space="preserve"> Dependencias</w:t>
+                </w:r>
+              </w:p>
+            </w:tc>
+            <w:tc>
+              <w:tcPr>
+                <w:shd w:fill="auto" w:val="clear"/>
+                <w:tcMar>
+                  <w:top w:w="100.0" w:type="dxa"/>
+                  <w:left w:w="100.0" w:type="dxa"/>
+                  <w:bottom w:w="100.0" w:type="dxa"/>
+                  <w:right w:w="100.0" w:type="dxa"/>
+                </w:tcMar>
+                <w:vAlign w:val="top"/>
+              </w:tcPr>
+              <w:p>
+                <w:pPr>
+                  <w:rPr/>
+                </w:pPr>
+                <w:r>
+                  <w:rPr>
+                    <w:rtl w:val="0"/>
+                  </w:rPr>
+                  <w:t xml:space="preserve">RF-015 </w:t>
+                </w:r>
+              </w:p>
+            </w:tc>
+          </w:tr>
+          <w:tr>
+            <w:trPr>
+              <w:cantSplit w:val="0"/>
+              <w:tblHeader w:val="0"/>
+            </w:trPr>
+            <w:tc>
+              <w:tcPr>
+                <w:shd w:fill="366091" w:val="clear"/>
+                <w:tcMar>
+                  <w:top w:w="100.0" w:type="dxa"/>
+                  <w:left w:w="100.0" w:type="dxa"/>
+                  <w:bottom w:w="100.0" w:type="dxa"/>
+                  <w:right w:w="100.0" w:type="dxa"/>
+                </w:tcMar>
+                <w:vAlign w:val="top"/>
+              </w:tcPr>
+              <w:p>
+                <w:pPr>
+                  <w:rPr>
+                    <w:b w:val="1"/>
+                    <w:bCs w:val="1"/>
+                    <w:color w:val="ffffff"/>
+                  </w:rPr>
+                </w:pPr>
+                <w:r>
+                  <w:rPr>
+                    <w:b w:val="1"/>
+                    <w:bCs w:val="1"/>
+                    <w:color w:val="ffffff"/>
+                    <w:rtl w:val="0"/>
+                  </w:rPr>
+                  <w:t xml:space="preserve">Riesgos</w:t>
+                </w:r>
+              </w:p>
+            </w:tc>
+            <w:tc>
+              <w:tcPr>
+                <w:shd w:fill="auto" w:val="clear"/>
+                <w:tcMar>
+                  <w:top w:w="100.0" w:type="dxa"/>
+                  <w:left w:w="100.0" w:type="dxa"/>
+                  <w:bottom w:w="100.0" w:type="dxa"/>
+                  <w:right w:w="100.0" w:type="dxa"/>
+                </w:tcMar>
+                <w:vAlign w:val="top"/>
+              </w:tcPr>
+              <w:p>
+                <w:pPr>
+                  <w:spacing w:after="240" w:before="240" w:lineRule="auto"/>
+                  <w:rPr/>
+                </w:pPr>
+                <w:r>
+                  <w:rPr>
+                    <w:rtl w:val="0"/>
+                  </w:rPr>
+                  <w:t xml:space="preserve">Inserción de datos con formatos incorrectos o imágenes rotas (Medio). </w:t>
+                </w:r>
+                <w:r>
+                  <w:rPr>
+                    <w:rtl w:val="0"/>
+                  </w:rPr>
+                </w:r>
+              </w:p>
+            </w:tc>
+          </w:tr>
+          <w:tr>
+            <w:trPr>
+              <w:cantSplit w:val="0"/>
+              <w:tblHeader w:val="0"/>
+            </w:trPr>
+            <w:tc>
+              <w:tcPr>
+                <w:shd w:fill="366091" w:val="clear"/>
+                <w:tcMar>
+                  <w:top w:w="100.0" w:type="dxa"/>
+                  <w:left w:w="100.0" w:type="dxa"/>
+                  <w:bottom w:w="100.0" w:type="dxa"/>
+                  <w:right w:w="100.0" w:type="dxa"/>
+                </w:tcMar>
+                <w:vAlign w:val="top"/>
+              </w:tcPr>
+              <w:p>
+                <w:pPr>
+                  <w:rPr>
+                    <w:b w:val="1"/>
+                    <w:bCs w:val="1"/>
+                    <w:color w:val="ffffff"/>
+                  </w:rPr>
+                </w:pPr>
+                <w:r>
+                  <w:rPr>
+                    <w:b w:val="1"/>
+                    <w:bCs w:val="1"/>
+                    <w:color w:val="ffffff"/>
+                    <w:rtl w:val="0"/>
+                  </w:rPr>
+                  <w:t xml:space="preserve">Criterios Generales de Aceptación</w:t>
+                </w:r>
+              </w:p>
+            </w:tc>
+            <w:tc>
+              <w:tcPr>
+                <w:shd w:fill="auto" w:val="clear"/>
+                <w:tcMar>
+                  <w:top w:w="100.0" w:type="dxa"/>
+                  <w:left w:w="100.0" w:type="dxa"/>
+                  <w:bottom w:w="100.0" w:type="dxa"/>
+                  <w:right w:w="100.0" w:type="dxa"/>
+                </w:tcMar>
+                <w:vAlign w:val="top"/>
+              </w:tcPr>
+              <w:p>
+                <w:pPr>
+                  <w:rPr/>
+                </w:pPr>
+                <w:r>
+                  <w:rPr>
+                    <w:rtl w:val="0"/>
+                  </w:rPr>
+                  <w:t xml:space="preserve">Al completar y guardar el formulario, la nueva prenda se almacena en la base de datos y aparece reflejada de manera automática en el catálogo de la web. </w:t>
+                </w:r>
+                <w:r>
+                  <w:rPr>
+                    <w:rtl w:val="0"/>
+                  </w:rPr>
+                </w:r>
+              </w:p>
+            </w:tc>
+          </w:tr>
+          <w:tr>
+            <w:trPr>
+              <w:cantSplit w:val="0"/>
+              <w:tblHeader w:val="0"/>
+            </w:trPr>
+            <w:tc>
+              <w:tcPr>
+                <w:shd w:fill="366091" w:val="clear"/>
+                <w:tcMar>
+                  <w:top w:w="100.0" w:type="dxa"/>
+                  <w:left w:w="100.0" w:type="dxa"/>
+                  <w:bottom w:w="100.0" w:type="dxa"/>
+                  <w:right w:w="100.0" w:type="dxa"/>
+                </w:tcMar>
+                <w:vAlign w:val="top"/>
+              </w:tcPr>
+              <w:p>
+                <w:pPr>
+                  <w:rPr>
+                    <w:b w:val="1"/>
+                    <w:bCs w:val="1"/>
+                    <w:color w:val="ffffff"/>
+                  </w:rPr>
+                </w:pPr>
+                <w:r>
+                  <w:rPr>
+                    <w:b w:val="1"/>
+                    <w:bCs w:val="1"/>
+                    <w:color w:val="ffffff"/>
+                    <w:rtl w:val="0"/>
+                  </w:rPr>
+                  <w:t xml:space="preserve">Trazabilidad</w:t>
+                </w:r>
+              </w:p>
+            </w:tc>
+            <w:tc>
+              <w:tcPr>
+                <w:shd w:fill="auto" w:val="clear"/>
+                <w:tcMar>
+                  <w:top w:w="100.0" w:type="dxa"/>
+                  <w:left w:w="100.0" w:type="dxa"/>
+                  <w:bottom w:w="100.0" w:type="dxa"/>
+                  <w:right w:w="100.0" w:type="dxa"/>
+                </w:tcMar>
+                <w:vAlign w:val="top"/>
+              </w:tcPr>
+              <w:p>
+                <w:pPr>
+                  <w:rPr/>
+                </w:pPr>
+                <w:r>
+                  <w:rPr>
+                    <w:rtl w:val="0"/>
+                  </w:rPr>
+                  <w:t xml:space="preserve">Casos de uso: CUU005. </w:t>
+                </w:r>
+                <w:r>
+                  <w:rPr>
+                    <w:rtl w:val="0"/>
+                  </w:rPr>
+                </w:r>
+              </w:p>
+            </w:tc>
+          </w:tr>
+          <w:tr>
+            <w:trPr>
+              <w:cantSplit w:val="0"/>
+              <w:tblHeader w:val="0"/>
+            </w:trPr>
+            <w:tc>
+              <w:tcPr>
+                <w:shd w:fill="366091" w:val="clear"/>
+                <w:tcMar>
+                  <w:top w:w="100.0" w:type="dxa"/>
+                  <w:left w:w="100.0" w:type="dxa"/>
+                  <w:bottom w:w="100.0" w:type="dxa"/>
+                  <w:right w:w="100.0" w:type="dxa"/>
+                </w:tcMar>
+                <w:vAlign w:val="top"/>
+              </w:tcPr>
+              <w:p>
+                <w:pPr>
+                  <w:rPr>
+                    <w:b w:val="1"/>
+                    <w:bCs w:val="1"/>
+                    <w:color w:val="ffffff"/>
+                  </w:rPr>
+                </w:pPr>
+                <w:r>
+                  <w:rPr>
+                    <w:b w:val="1"/>
+                    <w:bCs w:val="1"/>
+                    <w:color w:val="ffffff"/>
+                    <w:rtl w:val="0"/>
+                  </w:rPr>
+                  <w:t xml:space="preserve">Observaciones</w:t>
+                </w:r>
+              </w:p>
+            </w:tc>
+            <w:tc>
+              <w:tcPr>
+                <w:shd w:fill="auto" w:val="clear"/>
+                <w:tcMar>
+                  <w:top w:w="100.0" w:type="dxa"/>
+                  <w:left w:w="100.0" w:type="dxa"/>
+                  <w:bottom w:w="100.0" w:type="dxa"/>
+                  <w:right w:w="100.0" w:type="dxa"/>
+                </w:tcMar>
+                <w:vAlign w:val="top"/>
+              </w:tcPr>
+              <w:p>
+                <w:pPr>
+                  <w:rPr/>
+                </w:pPr>
+                <w:r>
+                  <w:rPr>
+                    <w:rtl w:val="0"/>
+                  </w:rPr>
+                  <w:t xml:space="preserve">Permite mantener el catálogo actualizado con la oferta comercial vigente. </w:t>
+                </w:r>
+                <w:r>
+                  <w:rPr>
+                    <w:rtl w:val="0"/>
+                  </w:rPr>
+                </w:r>
+              </w:p>
+            </w:tc>
+          </w:tr>
+        </w:tbl>
+      </w:sdtContent>
+    </w:sdt>
+    <w:p>
+      <w:pPr>
+        <w:rPr/>
+      </w:pPr>
+      <w:r>
+        <w:rPr>
+          <w:rtl w:val="0"/>
+        </w:rPr>
+      </w:r>
+    </w:p>
+    <w:p>
+      <w:pPr>
+        <w:rPr/>
+      </w:pPr>
+      <w:r>
+        <w:rPr>
+          <w:rtl w:val="0"/>
+        </w:rPr>
+      </w:r>
+    </w:p>
+    <w:p>
+      <w:pPr>
+        <w:pStyle w:val="Heading1"/>
+        <w:rPr/>
+      </w:pPr>
+      <w:bookmarkStart w:colFirst="0" w:colLast="0" w:name="_heading=h.rvxiaf6wenni" w:id="7"/>
+      <w:bookmarkEnd w:id="7"/>
+      <w:r>
+        <w:rPr>
+          <w:color w:val="000000"/>
+          <w:rtl w:val="0"/>
+        </w:rPr>
+        <w:t xml:space="preserve">RF-017 : EDITAR PRODUCTOS. </w:t>
+      </w:r>
+      <w:r>
+        <w:rPr>
+          <w:rtl w:val="0"/>
+        </w:rPr>
+      </w:r>
+    </w:p>
+    <w:p>
+      <w:pPr>
+        <w:rPr>
+          <w:b w:val="1"/>
+          <w:bCs w:val="1"/>
+        </w:rPr>
+      </w:pPr>
+      <w:r>
+        <w:rPr>
+          <w:rtl w:val="0"/>
+        </w:rPr>
+      </w:r>
+    </w:p>
+    <w:sdt>
+      <w:sdtPr>
+        <w:lock w:val="contentLocked"/>
+        <w:id w:val="-262538229"/>
+        <w:tag w:val="goog_rdk_7"/>
+      </w:sdtPr>
+      <w:sdtContent>
+        <w:tbl>
+          <w:tblPr>
+            <w:tblStyle w:val="Table8"/>
+            <w:tblW w:w="8640.0" w:type="dxa"/>
+            <w:jc w:val="left"/>
+            <w:tblBorders>
+              <w:top w:color="000000" w:space="0" w:sz="8" w:val="single"/>
+              <w:left w:color="000000" w:space="0" w:sz="8" w:val="single"/>
+              <w:bottom w:color="000000" w:space="0" w:sz="8" w:val="single"/>
+              <w:right w:color="000000" w:space="0" w:sz="8" w:val="single"/>
+              <w:insideH w:color="000000" w:space="0" w:sz="8" w:val="single"/>
+              <w:insideV w:color="000000" w:space="0" w:sz="8" w:val="single"/>
+            </w:tblBorders>
+            <w:tblLayout w:type="fixed"/>
+            <w:tblLook w:val="0600"/>
+          </w:tblPr>
+          <w:tblGrid>
+            <w:gridCol w:w="4320"/>
+            <w:gridCol w:w="4320"/>
+            <w:tblGridChange w:id="0">
+              <w:tblGrid>
+                <w:gridCol w:w="4320"/>
+                <w:gridCol w:w="4320"/>
+              </w:tblGrid>
+            </w:tblGridChange>
+          </w:tblGrid>
+          <w:tr>
+            <w:trPr>
+              <w:cantSplit w:val="0"/>
+              <w:tblHeader w:val="0"/>
+            </w:trPr>
+            <w:tc>
+              <w:tcPr>
+                <w:shd w:fill="366091" w:val="clear"/>
+                <w:tcMar>
+                  <w:top w:w="100.0" w:type="dxa"/>
+                  <w:left w:w="100.0" w:type="dxa"/>
+                  <w:bottom w:w="100.0" w:type="dxa"/>
+                  <w:right w:w="100.0" w:type="dxa"/>
+                </w:tcMar>
+                <w:vAlign w:val="top"/>
+              </w:tcPr>
+              <w:p>
+                <w:pPr>
+                  <w:rPr>
+                    <w:b w:val="1"/>
+                    <w:bCs w:val="1"/>
+                    <w:color w:val="ffffff"/>
+                  </w:rPr>
+                </w:pPr>
+                <w:r>
+                  <w:rPr>
+                    <w:b w:val="1"/>
+                    <w:bCs w:val="1"/>
+                    <w:color w:val="ffffff"/>
+                    <w:rtl w:val="0"/>
+                  </w:rPr>
+                  <w:t xml:space="preserve">ID:</w:t>
+                </w:r>
+              </w:p>
+            </w:tc>
+            <w:tc>
+              <w:tcPr>
+                <w:shd w:fill="auto" w:val="clear"/>
+                <w:tcMar>
+                  <w:top w:w="100.0" w:type="dxa"/>
+                  <w:left w:w="100.0" w:type="dxa"/>
+                  <w:bottom w:w="100.0" w:type="dxa"/>
+                  <w:right w:w="100.0" w:type="dxa"/>
+                </w:tcMar>
+                <w:vAlign w:val="top"/>
+              </w:tcPr>
+              <w:p>
+                <w:pPr>
+                  <w:rPr/>
+                </w:pPr>
+                <w:r>
+                  <w:rPr>
+                    <w:rtl w:val="0"/>
+                  </w:rPr>
+                  <w:t xml:space="preserve">RF-017</w:t>
+                </w:r>
+              </w:p>
+            </w:tc>
+          </w:tr>
+          <w:tr>
+            <w:trPr>
+              <w:cantSplit w:val="0"/>
+              <w:tblHeader w:val="0"/>
+            </w:trPr>
+            <w:tc>
+              <w:tcPr>
+                <w:shd w:fill="366091" w:val="clear"/>
+                <w:tcMar>
+                  <w:top w:w="100.0" w:type="dxa"/>
+                  <w:left w:w="100.0" w:type="dxa"/>
+                  <w:bottom w:w="100.0" w:type="dxa"/>
+                  <w:right w:w="100.0" w:type="dxa"/>
+                </w:tcMar>
+                <w:vAlign w:val="top"/>
+              </w:tcPr>
+              <w:p>
+                <w:pPr>
+                  <w:rPr>
+                    <w:b w:val="1"/>
+                    <w:bCs w:val="1"/>
+                    <w:color w:val="ffffff"/>
+                  </w:rPr>
+                </w:pPr>
+                <w:r>
+                  <w:rPr>
+                    <w:b w:val="1"/>
+                    <w:bCs w:val="1"/>
+                    <w:color w:val="ffffff"/>
+                    <w:rtl w:val="0"/>
+                  </w:rPr>
+                  <w:t xml:space="preserve">Nombre:</w:t>
+                </w:r>
+              </w:p>
+            </w:tc>
+            <w:tc>
+              <w:tcPr>
+                <w:shd w:fill="auto" w:val="clear"/>
+                <w:tcMar>
+                  <w:top w:w="100.0" w:type="dxa"/>
+                  <w:left w:w="100.0" w:type="dxa"/>
+                  <w:bottom w:w="100.0" w:type="dxa"/>
+                  <w:right w:w="100.0" w:type="dxa"/>
+                </w:tcMar>
+                <w:vAlign w:val="top"/>
+              </w:tcPr>
+              <w:p>
+                <w:pPr>
+                  <w:widowControl w:val="0"/>
+                  <w:spacing w:after="0" w:line="240" w:lineRule="auto"/>
+                  <w:rPr/>
+                </w:pPr>
+                <w:r>
+                  <w:rPr>
+                    <w:rtl w:val="0"/>
+                  </w:rPr>
+                  <w:t xml:space="preserve">Editar productos </w:t>
+                </w:r>
+                <w:r>
+                  <w:rPr>
+                    <w:rtl w:val="0"/>
+                  </w:rPr>
+                </w:r>
+              </w:p>
+            </w:tc>
+          </w:tr>
+          <w:tr>
+            <w:trPr>
+              <w:cantSplit w:val="0"/>
+              <w:tblHeader w:val="0"/>
+            </w:trPr>
+            <w:tc>
+              <w:tcPr>
+                <w:shd w:fill="366091" w:val="clear"/>
+                <w:tcMar>
+                  <w:top w:w="100.0" w:type="dxa"/>
+                  <w:left w:w="100.0" w:type="dxa"/>
+                  <w:bottom w:w="100.0" w:type="dxa"/>
+                  <w:right w:w="100.0" w:type="dxa"/>
+                </w:tcMar>
+                <w:vAlign w:val="top"/>
+              </w:tcPr>
+              <w:p>
+                <w:pPr>
+                  <w:rPr>
+                    <w:b w:val="1"/>
+                    <w:bCs w:val="1"/>
+                    <w:color w:val="ffffff"/>
+                  </w:rPr>
+                </w:pPr>
+                <w:r>
+                  <w:rPr>
+                    <w:b w:val="1"/>
+                    <w:bCs w:val="1"/>
+                    <w:color w:val="ffffff"/>
+                    <w:rtl w:val="0"/>
+                  </w:rPr>
+                  <w:t xml:space="preserve">Tipo </w:t>
+                </w:r>
+              </w:p>
+            </w:tc>
+            <w:tc>
+              <w:tcPr>
+                <w:shd w:fill="auto" w:val="clear"/>
+                <w:tcMar>
+                  <w:top w:w="100.0" w:type="dxa"/>
+                  <w:left w:w="100.0" w:type="dxa"/>
+                  <w:bottom w:w="100.0" w:type="dxa"/>
+                  <w:right w:w="100.0" w:type="dxa"/>
+                </w:tcMar>
+                <w:vAlign w:val="top"/>
+              </w:tcPr>
+              <w:p>
+                <w:pPr>
+                  <w:widowControl w:val="0"/>
+                  <w:spacing w:after="0" w:line="240" w:lineRule="auto"/>
+                  <w:rPr/>
+                </w:pPr>
+                <w:r>
+                  <w:rPr>
+                    <w:rtl w:val="0"/>
+                  </w:rPr>
+                  <w:t xml:space="preserve">Gestión </w:t>
+                </w:r>
+              </w:p>
+            </w:tc>
+          </w:tr>
+          <w:tr>
+            <w:trPr>
+              <w:cantSplit w:val="0"/>
+              <w:tblHeader w:val="0"/>
+            </w:trPr>
+            <w:tc>
+              <w:tcPr>
+                <w:shd w:fill="366091" w:val="clear"/>
+                <w:tcMar>
+                  <w:top w:w="100.0" w:type="dxa"/>
+                  <w:left w:w="100.0" w:type="dxa"/>
+                  <w:bottom w:w="100.0" w:type="dxa"/>
+                  <w:right w:w="100.0" w:type="dxa"/>
+                </w:tcMar>
+                <w:vAlign w:val="top"/>
+              </w:tcPr>
+              <w:p>
+                <w:pPr>
+                  <w:rPr>
+                    <w:b w:val="1"/>
+                    <w:bCs w:val="1"/>
+                    <w:color w:val="ffffff"/>
+                  </w:rPr>
+                </w:pPr>
+                <w:r>
+                  <w:rPr>
+                    <w:b w:val="1"/>
+                    <w:bCs w:val="1"/>
+                    <w:color w:val="ffffff"/>
+                    <w:rtl w:val="0"/>
+                  </w:rPr>
+                  <w:t xml:space="preserve">Módulo</w:t>
+                </w:r>
+              </w:p>
+            </w:tc>
+            <w:tc>
+              <w:tcPr>
+                <w:shd w:fill="auto" w:val="clear"/>
+                <w:tcMar>
+                  <w:top w:w="100.0" w:type="dxa"/>
+                  <w:left w:w="100.0" w:type="dxa"/>
+                  <w:bottom w:w="100.0" w:type="dxa"/>
+                  <w:right w:w="100.0" w:type="dxa"/>
+                </w:tcMar>
+                <w:vAlign w:val="top"/>
+              </w:tcPr>
+              <w:p>
+                <w:pPr>
+                  <w:widowControl w:val="0"/>
+                  <w:spacing w:after="0" w:line="240" w:lineRule="auto"/>
+                  <w:rPr/>
+                </w:pPr>
+                <w:r>
+                  <w:rPr>
+                    <w:rtl w:val="0"/>
+                  </w:rPr>
+                  <w:t xml:space="preserve">Gestión de Inventario (Administración) </w:t>
+                </w:r>
+                <w:r>
+                  <w:rPr>
+                    <w:rtl w:val="0"/>
+                  </w:rPr>
+                </w:r>
+              </w:p>
+            </w:tc>
+          </w:tr>
+          <w:tr>
+            <w:trPr>
+              <w:cantSplit w:val="0"/>
+              <w:tblHeader w:val="0"/>
+            </w:trPr>
+            <w:tc>
+              <w:tcPr>
+                <w:shd w:fill="366091" w:val="clear"/>
+                <w:tcMar>
+                  <w:top w:w="100.0" w:type="dxa"/>
+                  <w:left w:w="100.0" w:type="dxa"/>
+                  <w:bottom w:w="100.0" w:type="dxa"/>
+                  <w:right w:w="100.0" w:type="dxa"/>
+                </w:tcMar>
+                <w:vAlign w:val="top"/>
+              </w:tcPr>
+              <w:p>
+                <w:pPr>
+                  <w:rPr>
+                    <w:b w:val="1"/>
+                    <w:bCs w:val="1"/>
+                    <w:color w:val="ffffff"/>
+                  </w:rPr>
+                </w:pPr>
+                <w:r>
+                  <w:rPr>
+                    <w:b w:val="1"/>
+                    <w:bCs w:val="1"/>
+                    <w:color w:val="ffffff"/>
+                    <w:rtl w:val="0"/>
+                  </w:rPr>
+                  <w:t xml:space="preserve">Actor principal</w:t>
+                </w:r>
+              </w:p>
+            </w:tc>
+            <w:tc>
+              <w:tcPr>
+                <w:shd w:fill="auto" w:val="clear"/>
+                <w:tcMar>
+                  <w:top w:w="100.0" w:type="dxa"/>
+                  <w:left w:w="100.0" w:type="dxa"/>
+                  <w:bottom w:w="100.0" w:type="dxa"/>
+                  <w:right w:w="100.0" w:type="dxa"/>
+                </w:tcMar>
+                <w:vAlign w:val="top"/>
+              </w:tcPr>
+              <w:p>
+                <w:pPr>
+                  <w:widowControl w:val="0"/>
+                  <w:spacing w:after="0" w:line="240" w:lineRule="auto"/>
+                  <w:rPr/>
+                </w:pPr>
+                <w:r>
+                  <w:rPr>
+                    <w:rtl w:val="0"/>
+                  </w:rPr>
+                  <w:t xml:space="preserve">Administrador </w:t>
+                </w:r>
+                <w:r>
+                  <w:rPr>
+                    <w:rtl w:val="0"/>
+                  </w:rPr>
+                </w:r>
+              </w:p>
+            </w:tc>
+          </w:tr>
+          <w:tr>
+            <w:trPr>
+              <w:cantSplit w:val="0"/>
+              <w:tblHeader w:val="0"/>
+            </w:trPr>
+            <w:tc>
+              <w:tcPr>
+                <w:shd w:fill="366091" w:val="clear"/>
+                <w:tcMar>
+                  <w:top w:w="100.0" w:type="dxa"/>
+                  <w:left w:w="100.0" w:type="dxa"/>
+                  <w:bottom w:w="100.0" w:type="dxa"/>
+                  <w:right w:w="100.0" w:type="dxa"/>
+                </w:tcMar>
+                <w:vAlign w:val="top"/>
+              </w:tcPr>
+              <w:p>
+                <w:pPr>
+                  <w:rPr>
+                    <w:b w:val="1"/>
+                    <w:bCs w:val="1"/>
+                    <w:color w:val="ffffff"/>
+                  </w:rPr>
+                </w:pPr>
+                <w:r>
+                  <w:rPr>
+                    <w:b w:val="1"/>
+                    <w:bCs w:val="1"/>
+                    <w:color w:val="ffffff"/>
+                    <w:rtl w:val="0"/>
+                  </w:rPr>
+                  <w:t xml:space="preserve">Actores secundarios</w:t>
+                </w:r>
+              </w:p>
+            </w:tc>
+            <w:tc>
+              <w:tcPr>
+                <w:shd w:fill="auto" w:val="clear"/>
+                <w:tcMar>
+                  <w:top w:w="100.0" w:type="dxa"/>
+                  <w:left w:w="100.0" w:type="dxa"/>
+                  <w:bottom w:w="100.0" w:type="dxa"/>
+                  <w:right w:w="100.0" w:type="dxa"/>
+                </w:tcMar>
+                <w:vAlign w:val="top"/>
+              </w:tcPr>
+              <w:p>
+                <w:pPr>
+                  <w:widowControl w:val="0"/>
+                  <w:spacing w:after="0" w:line="240" w:lineRule="auto"/>
+                  <w:rPr/>
+                </w:pPr>
+                <w:r>
+                  <w:rPr>
+                    <w:rtl w:val="0"/>
+                  </w:rPr>
+                  <w:t xml:space="preserve">Sistema de Base de Datos</w:t>
+                </w:r>
+              </w:p>
+            </w:tc>
+          </w:tr>
+          <w:tr>
+            <w:trPr>
+              <w:cantSplit w:val="0"/>
+              <w:tblHeader w:val="0"/>
+            </w:trPr>
+            <w:tc>
+              <w:tcPr>
+                <w:shd w:fill="366091" w:val="clear"/>
+                <w:tcMar>
+                  <w:top w:w="100.0" w:type="dxa"/>
+                  <w:left w:w="100.0" w:type="dxa"/>
+                  <w:bottom w:w="100.0" w:type="dxa"/>
+                  <w:right w:w="100.0" w:type="dxa"/>
+                </w:tcMar>
+                <w:vAlign w:val="top"/>
+              </w:tcPr>
+              <w:p>
+                <w:pPr>
+                  <w:rPr>
+                    <w:b w:val="1"/>
+                    <w:bCs w:val="1"/>
+                    <w:color w:val="ffffff"/>
+                  </w:rPr>
+                </w:pPr>
+                <w:r>
+                  <w:rPr>
+                    <w:b w:val="1"/>
+                    <w:bCs w:val="1"/>
+                    <w:color w:val="ffffff"/>
+                    <w:rtl w:val="0"/>
+                  </w:rPr>
+                  <w:t xml:space="preserve">Prioridad</w:t>
+                </w:r>
+              </w:p>
+            </w:tc>
+            <w:tc>
+              <w:tcPr>
+                <w:shd w:fill="auto" w:val="clear"/>
+                <w:tcMar>
+                  <w:top w:w="100.0" w:type="dxa"/>
+                  <w:left w:w="100.0" w:type="dxa"/>
+                  <w:bottom w:w="100.0" w:type="dxa"/>
+                  <w:right w:w="100.0" w:type="dxa"/>
+                </w:tcMar>
+                <w:vAlign w:val="top"/>
+              </w:tcPr>
+              <w:p>
+                <w:pPr>
+                  <w:widowControl w:val="0"/>
+                  <w:spacing w:after="0" w:line="240" w:lineRule="auto"/>
+                  <w:rPr/>
+                </w:pPr>
+                <w:r>
+                  <w:rPr>
+                    <w:rtl w:val="0"/>
+                  </w:rPr>
+                  <w:t xml:space="preserve">Alta</w:t>
+                </w:r>
+              </w:p>
+            </w:tc>
+          </w:tr>
+          <w:tr>
+            <w:trPr>
+              <w:cantSplit w:val="0"/>
+              <w:tblHeader w:val="0"/>
+            </w:trPr>
+            <w:tc>
+              <w:tcPr>
+                <w:shd w:fill="366091" w:val="clear"/>
+                <w:tcMar>
+                  <w:top w:w="100.0" w:type="dxa"/>
+                  <w:left w:w="100.0" w:type="dxa"/>
+                  <w:bottom w:w="100.0" w:type="dxa"/>
+                  <w:right w:w="100.0" w:type="dxa"/>
+                </w:tcMar>
+                <w:vAlign w:val="top"/>
+              </w:tcPr>
+              <w:p>
+                <w:pPr>
+                  <w:rPr>
+                    <w:b w:val="1"/>
+                    <w:bCs w:val="1"/>
+                    <w:color w:val="ffffff"/>
+                  </w:rPr>
+                </w:pPr>
+                <w:r>
+                  <w:rPr>
+                    <w:b w:val="1"/>
+                    <w:bCs w:val="1"/>
+                    <w:color w:val="ffffff"/>
+                    <w:rtl w:val="0"/>
+                  </w:rPr>
+                  <w:t xml:space="preserve">Estado</w:t>
+                </w:r>
+              </w:p>
+            </w:tc>
+            <w:tc>
+              <w:tcPr>
+                <w:shd w:fill="auto" w:val="clear"/>
+                <w:tcMar>
+                  <w:top w:w="100.0" w:type="dxa"/>
+                  <w:left w:w="100.0" w:type="dxa"/>
+                  <w:bottom w:w="100.0" w:type="dxa"/>
+                  <w:right w:w="100.0" w:type="dxa"/>
+                </w:tcMar>
+                <w:vAlign w:val="top"/>
+              </w:tcPr>
+              <w:p>
+                <w:pPr>
+                  <w:widowControl w:val="0"/>
+                  <w:spacing w:after="0" w:line="240" w:lineRule="auto"/>
+                  <w:rPr/>
+                </w:pPr>
+                <w:r>
+                  <w:rPr>
+                    <w:rtl w:val="0"/>
+                  </w:rPr>
+                  <w:t xml:space="preserve">Aprobado / En revisión </w:t>
+                </w:r>
+              </w:p>
+            </w:tc>
+          </w:tr>
+          <w:tr>
+            <w:trPr>
+              <w:cantSplit w:val="0"/>
+              <w:tblHeader w:val="0"/>
+            </w:trPr>
+            <w:tc>
+              <w:tcPr>
+                <w:shd w:fill="366091" w:val="clear"/>
+                <w:tcMar>
+                  <w:top w:w="100.0" w:type="dxa"/>
+                  <w:left w:w="100.0" w:type="dxa"/>
+                  <w:bottom w:w="100.0" w:type="dxa"/>
+                  <w:right w:w="100.0" w:type="dxa"/>
+                </w:tcMar>
+                <w:vAlign w:val="top"/>
+              </w:tcPr>
+              <w:p>
+                <w:pPr>
+                  <w:rPr>
+                    <w:b w:val="1"/>
+                    <w:bCs w:val="1"/>
+                    <w:color w:val="ffffff"/>
+                  </w:rPr>
+                </w:pPr>
+                <w:r>
+                  <w:rPr>
+                    <w:b w:val="1"/>
+                    <w:bCs w:val="1"/>
+                    <w:color w:val="ffffff"/>
+                    <w:rtl w:val="0"/>
+                  </w:rPr>
+                  <w:t xml:space="preserve">Versión</w:t>
+                </w:r>
+              </w:p>
+            </w:tc>
+            <w:tc>
+              <w:tcPr>
+                <w:shd w:fill="auto" w:val="clear"/>
+                <w:tcMar>
+                  <w:top w:w="100.0" w:type="dxa"/>
+                  <w:left w:w="100.0" w:type="dxa"/>
+                  <w:bottom w:w="100.0" w:type="dxa"/>
+                  <w:right w:w="100.0" w:type="dxa"/>
+                </w:tcMar>
+                <w:vAlign w:val="top"/>
+              </w:tcPr>
+              <w:p>
+                <w:pPr>
+                  <w:widowControl w:val="0"/>
+                  <w:spacing w:after="0" w:line="240" w:lineRule="auto"/>
+                  <w:rPr/>
+                </w:pPr>
+                <w:r>
+                  <w:rPr>
+                    <w:rtl w:val="0"/>
+                  </w:rPr>
+                  <w:t xml:space="preserve">1.0 </w:t>
+                </w:r>
+              </w:p>
+            </w:tc>
+          </w:tr>
+          <w:tr>
+            <w:trPr>
+              <w:cantSplit w:val="0"/>
+              <w:tblHeader w:val="0"/>
+            </w:trPr>
+            <w:tc>
+              <w:tcPr>
+                <w:shd w:fill="366091" w:val="clear"/>
+                <w:tcMar>
+                  <w:top w:w="100.0" w:type="dxa"/>
+                  <w:left w:w="100.0" w:type="dxa"/>
+                  <w:bottom w:w="100.0" w:type="dxa"/>
+                  <w:right w:w="100.0" w:type="dxa"/>
+                </w:tcMar>
+                <w:vAlign w:val="top"/>
+              </w:tcPr>
+              <w:p>
+                <w:pPr>
+                  <w:rPr>
+                    <w:b w:val="1"/>
+                    <w:bCs w:val="1"/>
+                    <w:color w:val="ffffff"/>
+                  </w:rPr>
+                </w:pPr>
+                <w:r>
+                  <w:rPr>
+                    <w:b w:val="1"/>
+                    <w:bCs w:val="1"/>
+                    <w:color w:val="ffffff"/>
+                    <w:rtl w:val="0"/>
+                  </w:rPr>
+                  <w:t xml:space="preserve">Autor</w:t>
+                </w:r>
+              </w:p>
+            </w:tc>
+            <w:tc>
+              <w:tcPr>
+                <w:shd w:fill="auto" w:val="clear"/>
+                <w:tcMar>
+                  <w:top w:w="100.0" w:type="dxa"/>
+                  <w:left w:w="100.0" w:type="dxa"/>
+                  <w:bottom w:w="100.0" w:type="dxa"/>
+                  <w:right w:w="100.0" w:type="dxa"/>
+                </w:tcMar>
+                <w:vAlign w:val="top"/>
+              </w:tcPr>
+              <w:p>
+                <w:pPr>
+                  <w:widowControl w:val="0"/>
+                  <w:spacing w:after="0" w:line="240" w:lineRule="auto"/>
+                  <w:rPr/>
+                </w:pPr>
+                <w:r>
+                  <w:rPr>
+                    <w:rtl w:val="0"/>
+                  </w:rPr>
+                  <w:t xml:space="preserve">Karen Rodríguez, Santiago Medina, Mauricio Rojas</w:t>
+                </w:r>
+              </w:p>
+            </w:tc>
+          </w:tr>
+          <w:tr>
+            <w:trPr>
+              <w:cantSplit w:val="0"/>
+              <w:tblHeader w:val="0"/>
+            </w:trPr>
+            <w:tc>
+              <w:tcPr>
+                <w:shd w:fill="366091" w:val="clear"/>
+                <w:tcMar>
+                  <w:top w:w="100.0" w:type="dxa"/>
+                  <w:left w:w="100.0" w:type="dxa"/>
+                  <w:bottom w:w="100.0" w:type="dxa"/>
+                  <w:right w:w="100.0" w:type="dxa"/>
+                </w:tcMar>
+                <w:vAlign w:val="top"/>
+              </w:tcPr>
+              <w:p>
+                <w:pPr>
+                  <w:rPr>
+                    <w:b w:val="1"/>
+                    <w:bCs w:val="1"/>
+                    <w:color w:val="ffffff"/>
+                  </w:rPr>
+                </w:pPr>
+                <w:r>
+                  <w:rPr>
+                    <w:b w:val="1"/>
+                    <w:bCs w:val="1"/>
+                    <w:color w:val="ffffff"/>
+                    <w:rtl w:val="0"/>
+                  </w:rPr>
+                  <w:t xml:space="preserve">Fecha</w:t>
+                </w:r>
+              </w:p>
+            </w:tc>
+            <w:tc>
+              <w:tcPr>
+                <w:shd w:fill="auto" w:val="clear"/>
+                <w:tcMar>
+                  <w:top w:w="100.0" w:type="dxa"/>
+                  <w:left w:w="100.0" w:type="dxa"/>
+                  <w:bottom w:w="100.0" w:type="dxa"/>
+                  <w:right w:w="100.0" w:type="dxa"/>
+                </w:tcMar>
+                <w:vAlign w:val="top"/>
+              </w:tcPr>
+              <w:p>
+                <w:pPr>
+                  <w:widowControl w:val="0"/>
+                  <w:spacing w:after="0" w:line="240" w:lineRule="auto"/>
+                  <w:rPr/>
+                </w:pPr>
+                <w:r>
+                  <w:rPr>
+                    <w:rtl w:val="0"/>
+                  </w:rPr>
+                  <w:t xml:space="preserve">24/07/2026 </w:t>
+                </w:r>
+              </w:p>
+            </w:tc>
+          </w:tr>
+          <w:tr>
+            <w:trPr>
+              <w:cantSplit w:val="0"/>
+              <w:tblHeader w:val="0"/>
+            </w:trPr>
+            <w:tc>
+              <w:tcPr>
+                <w:shd w:fill="366091" w:val="clear"/>
+                <w:tcMar>
+                  <w:top w:w="100.0" w:type="dxa"/>
+                  <w:left w:w="100.0" w:type="dxa"/>
+                  <w:bottom w:w="100.0" w:type="dxa"/>
+                  <w:right w:w="100.0" w:type="dxa"/>
+                </w:tcMar>
+                <w:vAlign w:val="top"/>
+              </w:tcPr>
+              <w:p>
+                <w:pPr>
+                  <w:rPr>
+                    <w:b w:val="1"/>
+                    <w:bCs w:val="1"/>
+                    <w:color w:val="ffffff"/>
+                  </w:rPr>
+                </w:pPr>
+                <w:r>
+                  <w:rPr>
+                    <w:b w:val="1"/>
+                    <w:bCs w:val="1"/>
+                    <w:color w:val="ffffff"/>
+                    <w:rtl w:val="0"/>
+                  </w:rPr>
+                  <w:t xml:space="preserve">Objetivo del Negocio</w:t>
+                </w:r>
+              </w:p>
+            </w:tc>
+            <w:tc>
+              <w:tcPr>
+                <w:shd w:fill="auto" w:val="clear"/>
+                <w:tcMar>
+                  <w:top w:w="100.0" w:type="dxa"/>
+                  <w:left w:w="100.0" w:type="dxa"/>
+                  <w:bottom w:w="100.0" w:type="dxa"/>
+                  <w:right w:w="100.0" w:type="dxa"/>
+                </w:tcMar>
+                <w:vAlign w:val="top"/>
+              </w:tcPr>
+              <w:p>
+                <w:pPr>
+                  <w:widowControl w:val="0"/>
+                  <w:spacing w:after="0" w:line="240" w:lineRule="auto"/>
+                  <w:rPr/>
+                </w:pPr>
+                <w:r>
+                  <w:rPr>
+                    <w:rtl w:val="0"/>
+                  </w:rPr>
+                  <w:t xml:space="preserve">Actualizar la información de las prendas existentes en el inventario (precios, stock, tallas o descripciones) cuando sea requerido. </w:t>
+                </w:r>
+                <w:r>
+                  <w:rPr>
+                    <w:rtl w:val="0"/>
+                  </w:rPr>
+                </w:r>
+              </w:p>
+            </w:tc>
+          </w:tr>
+          <w:tr>
+            <w:trPr>
+              <w:cantSplit w:val="0"/>
+              <w:tblHeader w:val="0"/>
+            </w:trPr>
+            <w:tc>
+              <w:tcPr>
+                <w:shd w:fill="366091" w:val="clear"/>
+                <w:tcMar>
+                  <w:top w:w="100.0" w:type="dxa"/>
+                  <w:left w:w="100.0" w:type="dxa"/>
+                  <w:bottom w:w="100.0" w:type="dxa"/>
+                  <w:right w:w="100.0" w:type="dxa"/>
+                </w:tcMar>
+                <w:vAlign w:val="top"/>
+              </w:tcPr>
+              <w:p>
+                <w:pPr>
+                  <w:rPr>
+                    <w:b w:val="1"/>
+                    <w:bCs w:val="1"/>
+                    <w:color w:val="ffffff"/>
+                  </w:rPr>
+                </w:pPr>
+                <w:r>
+                  <w:rPr>
+                    <w:b w:val="1"/>
+                    <w:bCs w:val="1"/>
+                    <w:color w:val="ffffff"/>
+                    <w:rtl w:val="0"/>
+                  </w:rPr>
+                  <w:t xml:space="preserve">Descripción General</w:t>
+                </w:r>
+              </w:p>
+            </w:tc>
+            <w:tc>
+              <w:tcPr>
+                <w:shd w:fill="auto" w:val="clear"/>
+                <w:tcMar>
+                  <w:top w:w="100.0" w:type="dxa"/>
+                  <w:left w:w="100.0" w:type="dxa"/>
+                  <w:bottom w:w="100.0" w:type="dxa"/>
+                  <w:right w:w="100.0" w:type="dxa"/>
+                </w:tcMar>
+                <w:vAlign w:val="top"/>
+              </w:tcPr>
+              <w:p>
+                <w:pPr>
+                  <w:widowControl w:val="0"/>
+                  <w:spacing w:after="0" w:line="240" w:lineRule="auto"/>
+                  <w:rPr/>
+                </w:pPr>
+                <w:r>
+                  <w:rPr>
+                    <w:rtl w:val="0"/>
+                  </w:rPr>
+                  <w:t xml:space="preserve">Permite modificar los datos de un producto previamente registrado en el inventario (como nombre, cantidad disponible, categoría, talla, género, precio o imagen) mediante la interfaz de administración. </w:t>
+                </w:r>
+                <w:r>
+                  <w:rPr>
+                    <w:rtl w:val="0"/>
+                  </w:rPr>
+                </w:r>
+              </w:p>
+            </w:tc>
+          </w:tr>
+          <w:tr>
+            <w:trPr>
+              <w:cantSplit w:val="0"/>
+              <w:trHeight w:val="420" w:hRule="atLeast"/>
+              <w:tblHeader w:val="0"/>
+            </w:trPr>
+            <w:tc>
+              <w:tcPr>
+                <w:vMerge w:val="restart"/>
+                <w:shd w:fill="366091" w:val="clear"/>
+                <w:tcMar>
+                  <w:top w:w="100.0" w:type="dxa"/>
+                  <w:left w:w="100.0" w:type="dxa"/>
+                  <w:bottom w:w="100.0" w:type="dxa"/>
+                  <w:right w:w="100.0" w:type="dxa"/>
+                </w:tcMar>
+                <w:vAlign w:val="top"/>
+              </w:tcPr>
+              <w:p>
+                <w:pPr>
+                  <w:rPr>
+                    <w:b w:val="1"/>
+                    <w:bCs w:val="1"/>
+                    <w:color w:val="ffffff"/>
+                  </w:rPr>
+                </w:pPr>
+                <w:r>
+                  <w:rPr>
+                    <w:b w:val="1"/>
+                    <w:bCs w:val="1"/>
+                    <w:color w:val="ffffff"/>
+                    <w:rtl w:val="0"/>
+                  </w:rPr>
+                  <w:t xml:space="preserve">Alcance</w:t>
+                </w:r>
+              </w:p>
+            </w:tc>
+            <w:tc>
+              <w:tcPr>
+                <w:shd w:fill="auto" w:val="clear"/>
+                <w:tcMar>
+                  <w:top w:w="100.0" w:type="dxa"/>
+                  <w:left w:w="100.0" w:type="dxa"/>
+                  <w:bottom w:w="100.0" w:type="dxa"/>
+                  <w:right w:w="100.0" w:type="dxa"/>
+                </w:tcMar>
+                <w:vAlign w:val="top"/>
+              </w:tcPr>
+              <w:p>
+                <w:pPr>
+                  <w:rPr/>
+                </w:pPr>
+                <w:r>
+                  <w:rPr>
+                    <w:b w:val="1"/>
+                    <w:bCs w:val="1"/>
+                    <w:rtl w:val="0"/>
+                  </w:rPr>
+                  <w:t xml:space="preserve">Incluye:</w:t>
+                </w:r>
+                <w:r>
+                  <w:rPr>
+                    <w:rtl w:val="0"/>
+                  </w:rPr>
+                  <w:t xml:space="preserve"> Carga de datos actuales del producto en el formulario, modificación de campos y guardado de cambios en la base de datos.</w:t>
+                </w:r>
+                <w:r>
+                  <w:rPr>
+                    <w:rtl w:val="0"/>
+                  </w:rPr>
+                </w:r>
+              </w:p>
+            </w:tc>
+          </w:tr>
+          <w:tr>
+            <w:trPr>
+              <w:cantSplit w:val="0"/>
+              <w:trHeight w:val="420" w:hRule="atLeast"/>
+              <w:tblHeader w:val="0"/>
+            </w:trPr>
+            <w:tc>
+              <w:tcPr>
+                <w:vMerge w:val="continue"/>
+                <w:shd w:fill="366091" w:val="clear"/>
+                <w:tcMar>
+                  <w:top w:w="100.0" w:type="dxa"/>
+                  <w:left w:w="100.0" w:type="dxa"/>
+                  <w:bottom w:w="100.0" w:type="dxa"/>
+                  <w:right w:w="100.0" w:type="dxa"/>
+                </w:tcMar>
+                <w:vAlign w:val="top"/>
+              </w:tcPr>
+              <w:p>
+                <w:pPr>
+                  <w:widowControl w:val="0"/>
+                  <w:spacing w:after="0" w:line="276" w:lineRule="auto"/>
+                  <w:rPr/>
+                </w:pPr>
+                <w:r>
+                  <w:rPr>
+                    <w:rtl w:val="0"/>
+                  </w:rPr>
+                </w:r>
+              </w:p>
+            </w:tc>
+            <w:tc>
+              <w:tcPr>
+                <w:shd w:fill="auto" w:val="clear"/>
+                <w:tcMar>
+                  <w:top w:w="100.0" w:type="dxa"/>
+                  <w:left w:w="100.0" w:type="dxa"/>
+                  <w:bottom w:w="100.0" w:type="dxa"/>
+                  <w:right w:w="100.0" w:type="dxa"/>
+                </w:tcMar>
+                <w:vAlign w:val="top"/>
+              </w:tcPr>
+              <w:p>
+                <w:pPr>
+                  <w:spacing w:after="240" w:before="240" w:lineRule="auto"/>
+                  <w:ind w:left="0" w:firstLine="0"/>
+                  <w:rPr/>
+                </w:pPr>
+                <w:r>
+                  <w:rPr>
+                    <w:b w:val="1"/>
+                    <w:bCs w:val="1"/>
+                    <w:rtl w:val="0"/>
+                  </w:rPr>
+                  <w:t xml:space="preserve">No incluye:</w:t>
+                </w:r>
+                <w:r>
+                  <w:rPr>
+                    <w:rtl w:val="0"/>
+                  </w:rPr>
+                  <w:t xml:space="preserve"> Creación de nuevos registros desde cero.</w:t>
+                </w:r>
+              </w:p>
+            </w:tc>
+          </w:tr>
+          <w:tr>
+            <w:trPr>
+              <w:cantSplit w:val="0"/>
+              <w:tblHeader w:val="0"/>
+            </w:trPr>
+            <w:tc>
+              <w:tcPr>
+                <w:shd w:fill="366091" w:val="clear"/>
+                <w:tcMar>
+                  <w:top w:w="100.0" w:type="dxa"/>
+                  <w:left w:w="100.0" w:type="dxa"/>
+                  <w:bottom w:w="100.0" w:type="dxa"/>
+                  <w:right w:w="100.0" w:type="dxa"/>
+                </w:tcMar>
+                <w:vAlign w:val="top"/>
+              </w:tcPr>
+              <w:p>
+                <w:pPr>
+                  <w:rPr>
+                    <w:b w:val="1"/>
+                    <w:bCs w:val="1"/>
+                    <w:color w:val="ffffff"/>
+                  </w:rPr>
+                </w:pPr>
+                <w:r>
+                  <w:rPr>
+                    <w:b w:val="1"/>
+                    <w:bCs w:val="1"/>
+                    <w:color w:val="ffffff"/>
+                    <w:rtl w:val="0"/>
+                  </w:rPr>
+                  <w:t xml:space="preserve">Actores Involucrados</w:t>
+                </w:r>
+              </w:p>
+            </w:tc>
+            <w:tc>
+              <w:tcPr>
+                <w:shd w:fill="auto" w:val="clear"/>
+                <w:tcMar>
+                  <w:top w:w="100.0" w:type="dxa"/>
+                  <w:left w:w="100.0" w:type="dxa"/>
+                  <w:bottom w:w="100.0" w:type="dxa"/>
+                  <w:right w:w="100.0" w:type="dxa"/>
+                </w:tcMar>
+                <w:vAlign w:val="top"/>
+              </w:tcPr>
+              <w:p>
+                <w:pPr>
+                  <w:rPr/>
+                </w:pPr>
+                <w:r>
+                  <w:rPr>
+                    <w:rtl w:val="0"/>
+                  </w:rPr>
+                  <w:t xml:space="preserve">Administrador </w:t>
+                </w:r>
+              </w:p>
+            </w:tc>
+          </w:tr>
+          <w:tr>
+            <w:trPr>
+              <w:cantSplit w:val="0"/>
+              <w:tblHeader w:val="0"/>
+            </w:trPr>
+            <w:tc>
+              <w:tcPr>
+                <w:shd w:fill="366091" w:val="clear"/>
+                <w:tcMar>
+                  <w:top w:w="100.0" w:type="dxa"/>
+                  <w:left w:w="100.0" w:type="dxa"/>
+                  <w:bottom w:w="100.0" w:type="dxa"/>
+                  <w:right w:w="100.0" w:type="dxa"/>
+                </w:tcMar>
+                <w:vAlign w:val="top"/>
+              </w:tcPr>
+              <w:p>
+                <w:pPr>
+                  <w:rPr>
+                    <w:b w:val="1"/>
+                    <w:bCs w:val="1"/>
+                    <w:color w:val="ffffff"/>
+                  </w:rPr>
+                </w:pPr>
+                <w:r>
+                  <w:rPr>
+                    <w:b w:val="1"/>
+                    <w:bCs w:val="1"/>
+                    <w:color w:val="ffffff"/>
+                    <w:rtl w:val="0"/>
+                  </w:rPr>
+                  <w:t xml:space="preserve">Reglas de Negocio</w:t>
+                </w:r>
+              </w:p>
+              <w:p>
+                <w:pPr>
+                  <w:rPr>
+                    <w:b w:val="1"/>
+                    <w:bCs w:val="1"/>
+                    <w:color w:val="ffffff"/>
+                  </w:rPr>
+                </w:pPr>
+                <w:r>
+                  <w:rPr>
+                    <w:b w:val="1"/>
+                    <w:bCs w:val="1"/>
+                    <w:color w:val="ffffff"/>
+                    <w:rtl w:val="0"/>
+                  </w:rPr>
+                  <w:t xml:space="preserve">| ID | Regla | Justificación | Prioridad |</w:t>
+                </w:r>
+              </w:p>
+            </w:tc>
+            <w:tc>
+              <w:tcPr>
+                <w:shd w:fill="auto" w:val="clear"/>
+                <w:tcMar>
+                  <w:top w:w="100.0" w:type="dxa"/>
+                  <w:left w:w="100.0" w:type="dxa"/>
+                  <w:bottom w:w="100.0" w:type="dxa"/>
+                  <w:right w:w="100.0" w:type="dxa"/>
+                </w:tcMar>
+                <w:vAlign w:val="top"/>
+              </w:tcPr>
+              <w:p>
+                <w:pPr>
+                  <w:rPr/>
+                </w:pPr>
+                <w:r>
+                  <w:rPr>
+                    <w:rtl w:val="0"/>
+                  </w:rPr>
+                  <w:t xml:space="preserve">RN-001: Toda modificación de precios o stock realizada por el administrador debe actualizarse en tiempo real para los usuarios que visualizan el catálogo.Evitar discrepancias comerciales al momento de la compra</w:t>
+                </w:r>
+                <w:r>
+                  <w:rPr>
+                    <w:rtl w:val="0"/>
+                  </w:rPr>
+                  <w:t xml:space="preserve"> (Prioridad: Alta).</w:t>
+                </w:r>
+              </w:p>
+            </w:tc>
+          </w:tr>
+          <w:tr>
+            <w:trPr>
+              <w:cantSplit w:val="0"/>
+              <w:tblHeader w:val="0"/>
+            </w:trPr>
+            <w:tc>
+              <w:tcPr>
+                <w:shd w:fill="366091" w:val="clear"/>
+                <w:tcMar>
+                  <w:top w:w="100.0" w:type="dxa"/>
+                  <w:left w:w="100.0" w:type="dxa"/>
+                  <w:bottom w:w="100.0" w:type="dxa"/>
+                  <w:right w:w="100.0" w:type="dxa"/>
+                </w:tcMar>
+                <w:vAlign w:val="top"/>
+              </w:tcPr>
+              <w:p>
+                <w:pPr>
+                  <w:rPr>
+                    <w:b w:val="1"/>
+                    <w:bCs w:val="1"/>
+                    <w:color w:val="ffffff"/>
+                  </w:rPr>
+                </w:pPr>
+                <w:r>
+                  <w:rPr>
+                    <w:b w:val="1"/>
+                    <w:bCs w:val="1"/>
+                    <w:color w:val="ffffff"/>
+                    <w:rtl w:val="0"/>
+                  </w:rPr>
+                  <w:t xml:space="preserve">Requisitos No Funcionales Asociados</w:t>
+                </w:r>
+              </w:p>
+            </w:tc>
+            <w:tc>
+              <w:tcPr>
+                <w:shd w:fill="auto" w:val="clear"/>
+                <w:tcMar>
+                  <w:top w:w="100.0" w:type="dxa"/>
+                  <w:left w:w="100.0" w:type="dxa"/>
+                  <w:bottom w:w="100.0" w:type="dxa"/>
+                  <w:right w:w="100.0" w:type="dxa"/>
+                </w:tcMar>
+                <w:vAlign w:val="top"/>
+              </w:tcPr>
+              <w:p>
+                <w:pPr>
+                  <w:rPr/>
+                </w:pPr>
+                <w:r>
+                  <w:rPr>
+                    <w:rtl w:val="0"/>
+                  </w:rPr>
+                  <w:t xml:space="preserve">RNF-001 (Disponibilidad), RNF-005 (Mantenibilidad). </w:t>
+                </w:r>
+                <w:r>
+                  <w:rPr>
+                    <w:rtl w:val="0"/>
+                  </w:rPr>
+                </w:r>
+              </w:p>
+            </w:tc>
+          </w:tr>
+          <w:tr>
+            <w:trPr>
+              <w:cantSplit w:val="0"/>
+              <w:tblHeader w:val="0"/>
+            </w:trPr>
+            <w:tc>
+              <w:tcPr>
+                <w:shd w:fill="366091" w:val="clear"/>
+                <w:tcMar>
+                  <w:top w:w="100.0" w:type="dxa"/>
+                  <w:left w:w="100.0" w:type="dxa"/>
+                  <w:bottom w:w="100.0" w:type="dxa"/>
+                  <w:right w:w="100.0" w:type="dxa"/>
+                </w:tcMar>
+                <w:vAlign w:val="top"/>
+              </w:tcPr>
+              <w:p>
+                <w:pPr>
+                  <w:rPr>
+                    <w:b w:val="1"/>
+                    <w:bCs w:val="1"/>
+                    <w:color w:val="ffffff"/>
+                  </w:rPr>
+                </w:pPr>
+                <w:r>
+                  <w:rPr>
+                    <w:b w:val="1"/>
+                    <w:bCs w:val="1"/>
+                    <w:color w:val="ffffff"/>
+                    <w:rtl w:val="0"/>
+                  </w:rPr>
+                  <w:t xml:space="preserve">Subrequisitos Relacionados</w:t>
+                </w:r>
+              </w:p>
+            </w:tc>
+            <w:tc>
+              <w:tcPr>
+                <w:shd w:fill="auto" w:val="clear"/>
+                <w:tcMar>
+                  <w:top w:w="100.0" w:type="dxa"/>
+                  <w:left w:w="100.0" w:type="dxa"/>
+                  <w:bottom w:w="100.0" w:type="dxa"/>
+                  <w:right w:w="100.0" w:type="dxa"/>
+                </w:tcMar>
+                <w:vAlign w:val="top"/>
+              </w:tcPr>
+              <w:p>
+                <w:pPr>
+                  <w:rPr/>
+                </w:pPr>
+                <w:r>
+                  <w:rPr>
+                    <w:rtl w:val="0"/>
+                  </w:rPr>
+                  <w:t xml:space="preserve">RF-015, RF-016. </w:t>
+                </w:r>
+                <w:r>
+                  <w:rPr>
+                    <w:rtl w:val="0"/>
+                  </w:rPr>
+                </w:r>
+              </w:p>
+            </w:tc>
+          </w:tr>
+          <w:tr>
+            <w:trPr>
+              <w:cantSplit w:val="0"/>
+              <w:tblHeader w:val="0"/>
+            </w:trPr>
+            <w:tc>
+              <w:tcPr>
+                <w:shd w:fill="366091" w:val="clear"/>
+                <w:tcMar>
+                  <w:top w:w="100.0" w:type="dxa"/>
+                  <w:left w:w="100.0" w:type="dxa"/>
+                  <w:bottom w:w="100.0" w:type="dxa"/>
+                  <w:right w:w="100.0" w:type="dxa"/>
+                </w:tcMar>
+                <w:vAlign w:val="top"/>
+              </w:tcPr>
+              <w:p>
+                <w:pPr>
+                  <w:rPr>
+                    <w:b w:val="1"/>
+                    <w:bCs w:val="1"/>
+                    <w:color w:val="ffffff"/>
+                  </w:rPr>
+                </w:pPr>
+                <w:r>
+                  <w:rPr>
+                    <w:b w:val="1"/>
+                    <w:bCs w:val="1"/>
+                    <w:color w:val="ffffff"/>
+                    <w:rtl w:val="0"/>
+                  </w:rPr>
+                  <w:t xml:space="preserve"> Dependencias</w:t>
+                </w:r>
+              </w:p>
+            </w:tc>
+            <w:tc>
+              <w:tcPr>
+                <w:shd w:fill="auto" w:val="clear"/>
+                <w:tcMar>
+                  <w:top w:w="100.0" w:type="dxa"/>
+                  <w:left w:w="100.0" w:type="dxa"/>
+                  <w:bottom w:w="100.0" w:type="dxa"/>
+                  <w:right w:w="100.0" w:type="dxa"/>
+                </w:tcMar>
+                <w:vAlign w:val="top"/>
+              </w:tcPr>
+              <w:p>
+                <w:pPr>
+                  <w:rPr/>
+                </w:pPr>
+                <w:r>
+                  <w:rPr>
+                    <w:rtl w:val="0"/>
+                  </w:rPr>
+                  <w:t xml:space="preserve">RF-015. </w:t>
+                </w:r>
+                <w:r>
+                  <w:rPr>
+                    <w:rtl w:val="0"/>
+                  </w:rPr>
+                </w:r>
+              </w:p>
+            </w:tc>
+          </w:tr>
+          <w:tr>
+            <w:trPr>
+              <w:cantSplit w:val="0"/>
+              <w:tblHeader w:val="0"/>
+            </w:trPr>
+            <w:tc>
+              <w:tcPr>
+                <w:shd w:fill="366091" w:val="clear"/>
+                <w:tcMar>
+                  <w:top w:w="100.0" w:type="dxa"/>
+                  <w:left w:w="100.0" w:type="dxa"/>
+                  <w:bottom w:w="100.0" w:type="dxa"/>
+                  <w:right w:w="100.0" w:type="dxa"/>
+                </w:tcMar>
+                <w:vAlign w:val="top"/>
+              </w:tcPr>
+              <w:p>
+                <w:pPr>
+                  <w:rPr>
+                    <w:b w:val="1"/>
+                    <w:bCs w:val="1"/>
+                    <w:color w:val="ffffff"/>
+                  </w:rPr>
+                </w:pPr>
+                <w:r>
+                  <w:rPr>
+                    <w:b w:val="1"/>
+                    <w:bCs w:val="1"/>
+                    <w:color w:val="ffffff"/>
+                    <w:rtl w:val="0"/>
+                  </w:rPr>
+                  <w:t xml:space="preserve">Riesgos</w:t>
+                </w:r>
+              </w:p>
+            </w:tc>
+            <w:tc>
+              <w:tcPr>
+                <w:shd w:fill="auto" w:val="clear"/>
+                <w:tcMar>
+                  <w:top w:w="100.0" w:type="dxa"/>
+                  <w:left w:w="100.0" w:type="dxa"/>
+                  <w:bottom w:w="100.0" w:type="dxa"/>
+                  <w:right w:w="100.0" w:type="dxa"/>
+                </w:tcMar>
+                <w:vAlign w:val="top"/>
+              </w:tcPr>
+              <w:p>
+                <w:pPr>
+                  <w:spacing w:after="240" w:before="240" w:lineRule="auto"/>
+                  <w:rPr/>
+                </w:pPr>
+                <w:r>
+                  <w:rPr>
+                    <w:rtl w:val="0"/>
+                  </w:rPr>
+                  <w:t xml:space="preserve">Sobrescribir información por error (Medio). </w:t>
+                </w:r>
+                <w:r>
+                  <w:rPr>
+                    <w:rtl w:val="0"/>
+                  </w:rPr>
+                </w:r>
+              </w:p>
+            </w:tc>
+          </w:tr>
+          <w:tr>
+            <w:trPr>
+              <w:cantSplit w:val="0"/>
+              <w:tblHeader w:val="0"/>
+            </w:trPr>
+            <w:tc>
+              <w:tcPr>
+                <w:shd w:fill="366091" w:val="clear"/>
+                <w:tcMar>
+                  <w:top w:w="100.0" w:type="dxa"/>
+                  <w:left w:w="100.0" w:type="dxa"/>
+                  <w:bottom w:w="100.0" w:type="dxa"/>
+                  <w:right w:w="100.0" w:type="dxa"/>
+                </w:tcMar>
+                <w:vAlign w:val="top"/>
+              </w:tcPr>
+              <w:p>
+                <w:pPr>
+                  <w:rPr>
+                    <w:b w:val="1"/>
+                    <w:bCs w:val="1"/>
+                    <w:color w:val="ffffff"/>
+                  </w:rPr>
+                </w:pPr>
+                <w:r>
+                  <w:rPr>
+                    <w:b w:val="1"/>
+                    <w:bCs w:val="1"/>
+                    <w:color w:val="ffffff"/>
+                    <w:rtl w:val="0"/>
+                  </w:rPr>
+                  <w:t xml:space="preserve">Criterios Generales de Aceptación</w:t>
+                </w:r>
+              </w:p>
+            </w:tc>
+            <w:tc>
+              <w:tcPr>
+                <w:shd w:fill="auto" w:val="clear"/>
+                <w:tcMar>
+                  <w:top w:w="100.0" w:type="dxa"/>
+                  <w:left w:w="100.0" w:type="dxa"/>
+                  <w:bottom w:w="100.0" w:type="dxa"/>
+                  <w:right w:w="100.0" w:type="dxa"/>
+                </w:tcMar>
+                <w:vAlign w:val="top"/>
+              </w:tcPr>
+              <w:p>
+                <w:pPr>
+                  <w:rPr/>
+                </w:pPr>
+                <w:r>
+                  <w:rPr>
+                    <w:rtl w:val="0"/>
+                  </w:rPr>
+                  <w:t xml:space="preserve">Los cambios realizados sobre un producto se guardan exitosamente y se reflejan de inmediato tanto en el inventario como en el catálogo web. </w:t>
+                </w:r>
+                <w:r>
+                  <w:rPr>
+                    <w:rtl w:val="0"/>
+                  </w:rPr>
+                </w:r>
+              </w:p>
+            </w:tc>
+          </w:tr>
+          <w:tr>
+            <w:trPr>
+              <w:cantSplit w:val="0"/>
+              <w:tblHeader w:val="0"/>
+            </w:trPr>
+            <w:tc>
+              <w:tcPr>
+                <w:shd w:fill="366091" w:val="clear"/>
+                <w:tcMar>
+                  <w:top w:w="100.0" w:type="dxa"/>
+                  <w:left w:w="100.0" w:type="dxa"/>
+                  <w:bottom w:w="100.0" w:type="dxa"/>
+                  <w:right w:w="100.0" w:type="dxa"/>
+                </w:tcMar>
+                <w:vAlign w:val="top"/>
+              </w:tcPr>
+              <w:p>
+                <w:pPr>
+                  <w:rPr>
+                    <w:b w:val="1"/>
+                    <w:bCs w:val="1"/>
+                    <w:color w:val="ffffff"/>
+                  </w:rPr>
+                </w:pPr>
+                <w:r>
+                  <w:rPr>
+                    <w:b w:val="1"/>
+                    <w:bCs w:val="1"/>
+                    <w:color w:val="ffffff"/>
+                    <w:rtl w:val="0"/>
+                  </w:rPr>
+                  <w:t xml:space="preserve">Trazabilidad</w:t>
+                </w:r>
+              </w:p>
+            </w:tc>
+            <w:tc>
+              <w:tcPr>
+                <w:shd w:fill="auto" w:val="clear"/>
+                <w:tcMar>
+                  <w:top w:w="100.0" w:type="dxa"/>
+                  <w:left w:w="100.0" w:type="dxa"/>
+                  <w:bottom w:w="100.0" w:type="dxa"/>
+                  <w:right w:w="100.0" w:type="dxa"/>
+                </w:tcMar>
+                <w:vAlign w:val="top"/>
+              </w:tcPr>
+              <w:p>
+                <w:pPr>
+                  <w:rPr/>
+                </w:pPr>
+                <w:r>
+                  <w:rPr>
+                    <w:rtl w:val="0"/>
+                  </w:rPr>
+                  <w:t xml:space="preserve">Casos de uso: CUU005. </w:t>
+                </w:r>
+                <w:r>
+                  <w:rPr>
+                    <w:rtl w:val="0"/>
+                  </w:rPr>
+                </w:r>
+              </w:p>
+            </w:tc>
+          </w:tr>
+          <w:tr>
+            <w:trPr>
+              <w:cantSplit w:val="0"/>
+              <w:tblHeader w:val="0"/>
+            </w:trPr>
+            <w:tc>
+              <w:tcPr>
+                <w:shd w:fill="366091" w:val="clear"/>
+                <w:tcMar>
+                  <w:top w:w="100.0" w:type="dxa"/>
+                  <w:left w:w="100.0" w:type="dxa"/>
+                  <w:bottom w:w="100.0" w:type="dxa"/>
+                  <w:right w:w="100.0" w:type="dxa"/>
+                </w:tcMar>
+                <w:vAlign w:val="top"/>
+              </w:tcPr>
+              <w:p>
+                <w:pPr>
+                  <w:rPr>
+                    <w:b w:val="1"/>
+                    <w:bCs w:val="1"/>
+                    <w:color w:val="ffffff"/>
+                  </w:rPr>
+                </w:pPr>
+                <w:r>
+                  <w:rPr>
+                    <w:b w:val="1"/>
+                    <w:bCs w:val="1"/>
+                    <w:color w:val="ffffff"/>
+                    <w:rtl w:val="0"/>
+                  </w:rPr>
+                  <w:t xml:space="preserve">Observaciones</w:t>
+                </w:r>
+              </w:p>
+            </w:tc>
+            <w:tc>
+              <w:tcPr>
+                <w:shd w:fill="auto" w:val="clear"/>
+                <w:tcMar>
+                  <w:top w:w="100.0" w:type="dxa"/>
+                  <w:left w:w="100.0" w:type="dxa"/>
+                  <w:bottom w:w="100.0" w:type="dxa"/>
+                  <w:right w:w="100.0" w:type="dxa"/>
+                </w:tcMar>
+                <w:vAlign w:val="top"/>
+              </w:tcPr>
+              <w:p>
+                <w:pPr>
+                  <w:rPr/>
+                </w:pPr>
+                <w:r>
+                  <w:rPr>
+                    <w:rtl w:val="0"/>
+                  </w:rPr>
+                  <w:t xml:space="preserve">Esencial para corregir errores de digitación o ajustar precios y existencias de stock. </w:t>
+                </w:r>
+                <w:r>
+                  <w:rPr>
+                    <w:rtl w:val="0"/>
+                  </w:rPr>
+                </w:r>
+              </w:p>
+            </w:tc>
+          </w:tr>
+        </w:tbl>
+      </w:sdtContent>
+    </w:sdt>
+    <w:p>
+      <w:pPr>
+        <w:rPr/>
+      </w:pPr>
+      <w:r>
+        <w:rPr>
+          <w:rtl w:val="0"/>
+        </w:rPr>
+      </w:r>
+    </w:p>
+    <w:p>
+      <w:pPr>
+        <w:pStyle w:val="Heading1"/>
+        <w:rPr/>
+      </w:pPr>
+      <w:bookmarkStart w:colFirst="0" w:colLast="0" w:name="_heading=h.o1f7a9vxy0xh" w:id="8"/>
+      <w:bookmarkEnd w:id="8"/>
+      <w:r>
+        <w:rPr>
+          <w:color w:val="000000"/>
+          <w:rtl w:val="0"/>
+        </w:rPr>
+        <w:t xml:space="preserve">RF-018 : ELIMINAR PRODUCTOS. </w:t>
+      </w:r>
+      <w:r>
+        <w:rPr>
+          <w:rtl w:val="0"/>
+        </w:rPr>
+      </w:r>
+    </w:p>
+    <w:p>
+      <w:pPr>
+        <w:rPr>
+          <w:b w:val="1"/>
+          <w:bCs w:val="1"/>
+        </w:rPr>
+      </w:pPr>
+      <w:r>
+        <w:rPr>
+          <w:rtl w:val="0"/>
+        </w:rPr>
+      </w:r>
+    </w:p>
+    <w:sdt>
+      <w:sdtPr>
+        <w:lock w:val="contentLocked"/>
+        <w:id w:val="-792602617"/>
+        <w:tag w:val="goog_rdk_8"/>
+      </w:sdtPr>
+      <w:sdtContent>
+        <w:tbl>
+          <w:tblPr>
+            <w:tblStyle w:val="Table9"/>
+            <w:tblW w:w="8640.0" w:type="dxa"/>
+            <w:jc w:val="left"/>
+            <w:tblBorders>
+              <w:top w:color="000000" w:space="0" w:sz="8" w:val="single"/>
+              <w:left w:color="000000" w:space="0" w:sz="8" w:val="single"/>
+              <w:bottom w:color="000000" w:space="0" w:sz="8" w:val="single"/>
+              <w:right w:color="000000" w:space="0" w:sz="8" w:val="single"/>
+              <w:insideH w:color="000000" w:space="0" w:sz="8" w:val="single"/>
+              <w:insideV w:color="000000" w:space="0" w:sz="8" w:val="single"/>
+            </w:tblBorders>
+            <w:tblLayout w:type="fixed"/>
+            <w:tblLook w:val="0600"/>
+          </w:tblPr>
+          <w:tblGrid>
+            <w:gridCol w:w="4320"/>
+            <w:gridCol w:w="4320"/>
+            <w:tblGridChange w:id="0">
+              <w:tblGrid>
+                <w:gridCol w:w="4320"/>
+                <w:gridCol w:w="4320"/>
+              </w:tblGrid>
+            </w:tblGridChange>
+          </w:tblGrid>
+          <w:tr>
+            <w:trPr>
+              <w:cantSplit w:val="0"/>
+              <w:tblHeader w:val="0"/>
+            </w:trPr>
+            <w:tc>
+              <w:tcPr>
+                <w:shd w:fill="366091" w:val="clear"/>
+                <w:tcMar>
+                  <w:top w:w="100.0" w:type="dxa"/>
+                  <w:left w:w="100.0" w:type="dxa"/>
+                  <w:bottom w:w="100.0" w:type="dxa"/>
+                  <w:right w:w="100.0" w:type="dxa"/>
+                </w:tcMar>
+                <w:vAlign w:val="top"/>
+              </w:tcPr>
+              <w:p>
+                <w:pPr>
+                  <w:rPr>
+                    <w:b w:val="1"/>
+                    <w:bCs w:val="1"/>
+                    <w:color w:val="ffffff"/>
+                  </w:rPr>
+                </w:pPr>
+                <w:r>
+                  <w:rPr>
+                    <w:b w:val="1"/>
+                    <w:bCs w:val="1"/>
+                    <w:color w:val="ffffff"/>
+                    <w:rtl w:val="0"/>
+                  </w:rPr>
+                  <w:t xml:space="preserve">ID:</w:t>
+                </w:r>
+              </w:p>
+            </w:tc>
+            <w:tc>
+              <w:tcPr>
+                <w:shd w:fill="auto" w:val="clear"/>
+                <w:tcMar>
+                  <w:top w:w="100.0" w:type="dxa"/>
+                  <w:left w:w="100.0" w:type="dxa"/>
+                  <w:bottom w:w="100.0" w:type="dxa"/>
+                  <w:right w:w="100.0" w:type="dxa"/>
+                </w:tcMar>
+                <w:vAlign w:val="top"/>
+              </w:tcPr>
+              <w:p>
+                <w:pPr>
+                  <w:rPr/>
+                </w:pPr>
+                <w:r>
+                  <w:rPr>
+                    <w:rtl w:val="0"/>
+                  </w:rPr>
+                  <w:t xml:space="preserve">RF-018</w:t>
+                </w:r>
+              </w:p>
+            </w:tc>
+          </w:tr>
+          <w:tr>
+            <w:trPr>
+              <w:cantSplit w:val="0"/>
+              <w:tblHeader w:val="0"/>
+            </w:trPr>
+            <w:tc>
+              <w:tcPr>
+                <w:shd w:fill="366091" w:val="clear"/>
+                <w:tcMar>
+                  <w:top w:w="100.0" w:type="dxa"/>
+                  <w:left w:w="100.0" w:type="dxa"/>
+                  <w:bottom w:w="100.0" w:type="dxa"/>
+                  <w:right w:w="100.0" w:type="dxa"/>
+                </w:tcMar>
+                <w:vAlign w:val="top"/>
+              </w:tcPr>
+              <w:p>
+                <w:pPr>
+                  <w:rPr>
+                    <w:b w:val="1"/>
+                    <w:bCs w:val="1"/>
+                    <w:color w:val="ffffff"/>
+                  </w:rPr>
+                </w:pPr>
+                <w:r>
+                  <w:rPr>
+                    <w:b w:val="1"/>
+                    <w:bCs w:val="1"/>
+                    <w:color w:val="ffffff"/>
+                    <w:rtl w:val="0"/>
+                  </w:rPr>
+                  <w:t xml:space="preserve">Nombre:</w:t>
+                </w:r>
+              </w:p>
+            </w:tc>
+            <w:tc>
+              <w:tcPr>
+                <w:shd w:fill="auto" w:val="clear"/>
+                <w:tcMar>
+                  <w:top w:w="100.0" w:type="dxa"/>
+                  <w:left w:w="100.0" w:type="dxa"/>
+                  <w:bottom w:w="100.0" w:type="dxa"/>
+                  <w:right w:w="100.0" w:type="dxa"/>
+                </w:tcMar>
+                <w:vAlign w:val="top"/>
+              </w:tcPr>
+              <w:p>
+                <w:pPr>
+                  <w:widowControl w:val="0"/>
+                  <w:spacing w:after="0" w:line="240" w:lineRule="auto"/>
+                  <w:rPr/>
+                </w:pPr>
+                <w:r>
+                  <w:rPr>
+                    <w:rtl w:val="0"/>
+                  </w:rPr>
+                  <w:t xml:space="preserve">Eliminar productos </w:t>
+                </w:r>
+                <w:r>
+                  <w:rPr>
+                    <w:rtl w:val="0"/>
+                  </w:rPr>
+                </w:r>
+              </w:p>
+            </w:tc>
+          </w:tr>
+          <w:tr>
+            <w:trPr>
+              <w:cantSplit w:val="0"/>
+              <w:tblHeader w:val="0"/>
+            </w:trPr>
+            <w:tc>
+              <w:tcPr>
+                <w:shd w:fill="366091" w:val="clear"/>
+                <w:tcMar>
+                  <w:top w:w="100.0" w:type="dxa"/>
+                  <w:left w:w="100.0" w:type="dxa"/>
+                  <w:bottom w:w="100.0" w:type="dxa"/>
+                  <w:right w:w="100.0" w:type="dxa"/>
+                </w:tcMar>
+                <w:vAlign w:val="top"/>
+              </w:tcPr>
+              <w:p>
+                <w:pPr>
+                  <w:rPr>
+                    <w:b w:val="1"/>
+                    <w:bCs w:val="1"/>
+                    <w:color w:val="ffffff"/>
+                  </w:rPr>
+                </w:pPr>
+                <w:r>
+                  <w:rPr>
+                    <w:b w:val="1"/>
+                    <w:bCs w:val="1"/>
+                    <w:color w:val="ffffff"/>
+                    <w:rtl w:val="0"/>
+                  </w:rPr>
+                  <w:t xml:space="preserve">Tipo </w:t>
+                </w:r>
+              </w:p>
+            </w:tc>
+            <w:tc>
+              <w:tcPr>
+                <w:shd w:fill="auto" w:val="clear"/>
+                <w:tcMar>
+                  <w:top w:w="100.0" w:type="dxa"/>
+                  <w:left w:w="100.0" w:type="dxa"/>
+                  <w:bottom w:w="100.0" w:type="dxa"/>
+                  <w:right w:w="100.0" w:type="dxa"/>
+                </w:tcMar>
+                <w:vAlign w:val="top"/>
+              </w:tcPr>
+              <w:p>
+                <w:pPr>
+                  <w:widowControl w:val="0"/>
+                  <w:spacing w:after="0" w:line="240" w:lineRule="auto"/>
+                  <w:rPr/>
+                </w:pPr>
+                <w:r>
+                  <w:rPr>
+                    <w:rtl w:val="0"/>
+                  </w:rPr>
+                  <w:t xml:space="preserve">Gestión </w:t>
+                </w:r>
+              </w:p>
+            </w:tc>
+          </w:tr>
+          <w:tr>
+            <w:trPr>
+              <w:cantSplit w:val="0"/>
+              <w:tblHeader w:val="0"/>
+            </w:trPr>
+            <w:tc>
+              <w:tcPr>
+                <w:shd w:fill="366091" w:val="clear"/>
+                <w:tcMar>
+                  <w:top w:w="100.0" w:type="dxa"/>
+                  <w:left w:w="100.0" w:type="dxa"/>
+                  <w:bottom w:w="100.0" w:type="dxa"/>
+                  <w:right w:w="100.0" w:type="dxa"/>
+                </w:tcMar>
+                <w:vAlign w:val="top"/>
+              </w:tcPr>
+              <w:p>
+                <w:pPr>
+                  <w:rPr>
+                    <w:b w:val="1"/>
+                    <w:bCs w:val="1"/>
+                    <w:color w:val="ffffff"/>
+                  </w:rPr>
+                </w:pPr>
+                <w:r>
+                  <w:rPr>
+                    <w:b w:val="1"/>
+                    <w:bCs w:val="1"/>
+                    <w:color w:val="ffffff"/>
+                    <w:rtl w:val="0"/>
+                  </w:rPr>
+                  <w:t xml:space="preserve">Módulo</w:t>
+                </w:r>
+              </w:p>
+            </w:tc>
+            <w:tc>
+              <w:tcPr>
+                <w:shd w:fill="auto" w:val="clear"/>
+                <w:tcMar>
+                  <w:top w:w="100.0" w:type="dxa"/>
+                  <w:left w:w="100.0" w:type="dxa"/>
+                  <w:bottom w:w="100.0" w:type="dxa"/>
+                  <w:right w:w="100.0" w:type="dxa"/>
+                </w:tcMar>
+                <w:vAlign w:val="top"/>
+              </w:tcPr>
+              <w:p>
+                <w:pPr>
+                  <w:widowControl w:val="0"/>
+                  <w:spacing w:after="0" w:line="240" w:lineRule="auto"/>
+                  <w:rPr/>
+                </w:pPr>
+                <w:r>
+                  <w:rPr>
+                    <w:rtl w:val="0"/>
+                  </w:rPr>
+                  <w:t xml:space="preserve">Gestión de Inventario (Administración) </w:t>
+                </w:r>
+                <w:r>
+                  <w:rPr>
+                    <w:rtl w:val="0"/>
+                  </w:rPr>
+                </w:r>
+              </w:p>
+            </w:tc>
+          </w:tr>
+          <w:tr>
+            <w:trPr>
+              <w:cantSplit w:val="0"/>
+              <w:tblHeader w:val="0"/>
+            </w:trPr>
+            <w:tc>
+              <w:tcPr>
+                <w:shd w:fill="366091" w:val="clear"/>
+                <w:tcMar>
+                  <w:top w:w="100.0" w:type="dxa"/>
+                  <w:left w:w="100.0" w:type="dxa"/>
+                  <w:bottom w:w="100.0" w:type="dxa"/>
+                  <w:right w:w="100.0" w:type="dxa"/>
+                </w:tcMar>
+                <w:vAlign w:val="top"/>
+              </w:tcPr>
+              <w:p>
+                <w:pPr>
+                  <w:rPr>
+                    <w:b w:val="1"/>
+                    <w:bCs w:val="1"/>
+                    <w:color w:val="ffffff"/>
+                  </w:rPr>
+                </w:pPr>
+                <w:r>
+                  <w:rPr>
+                    <w:b w:val="1"/>
+                    <w:bCs w:val="1"/>
+                    <w:color w:val="ffffff"/>
+                    <w:rtl w:val="0"/>
+                  </w:rPr>
+                  <w:t xml:space="preserve">Actor principal</w:t>
+                </w:r>
+              </w:p>
+            </w:tc>
+            <w:tc>
+              <w:tcPr>
+                <w:shd w:fill="auto" w:val="clear"/>
+                <w:tcMar>
+                  <w:top w:w="100.0" w:type="dxa"/>
+                  <w:left w:w="100.0" w:type="dxa"/>
+                  <w:bottom w:w="100.0" w:type="dxa"/>
+                  <w:right w:w="100.0" w:type="dxa"/>
+                </w:tcMar>
+                <w:vAlign w:val="top"/>
+              </w:tcPr>
+              <w:p>
+                <w:pPr>
+                  <w:widowControl w:val="0"/>
+                  <w:spacing w:after="0" w:line="240" w:lineRule="auto"/>
+                  <w:rPr/>
+                </w:pPr>
+                <w:r>
+                  <w:rPr>
+                    <w:rtl w:val="0"/>
+                  </w:rPr>
+                  <w:t xml:space="preserve">Administrador </w:t>
+                </w:r>
+                <w:r>
+                  <w:rPr>
+                    <w:rtl w:val="0"/>
+                  </w:rPr>
+                </w:r>
+              </w:p>
+            </w:tc>
+          </w:tr>
+          <w:tr>
+            <w:trPr>
+              <w:cantSplit w:val="0"/>
+              <w:tblHeader w:val="0"/>
+            </w:trPr>
+            <w:tc>
+              <w:tcPr>
+                <w:shd w:fill="366091" w:val="clear"/>
+                <w:tcMar>
+                  <w:top w:w="100.0" w:type="dxa"/>
+                  <w:left w:w="100.0" w:type="dxa"/>
+                  <w:bottom w:w="100.0" w:type="dxa"/>
+                  <w:right w:w="100.0" w:type="dxa"/>
+                </w:tcMar>
+                <w:vAlign w:val="top"/>
+              </w:tcPr>
+              <w:p>
+                <w:pPr>
+                  <w:rPr>
+                    <w:b w:val="1"/>
+                    <w:bCs w:val="1"/>
+                    <w:color w:val="ffffff"/>
+                  </w:rPr>
+                </w:pPr>
+                <w:r>
+                  <w:rPr>
+                    <w:b w:val="1"/>
+                    <w:bCs w:val="1"/>
+                    <w:color w:val="ffffff"/>
+                    <w:rtl w:val="0"/>
+                  </w:rPr>
+                  <w:t xml:space="preserve">Actores secundarios</w:t>
+                </w:r>
+              </w:p>
+            </w:tc>
+            <w:tc>
+              <w:tcPr>
+                <w:shd w:fill="auto" w:val="clear"/>
+                <w:tcMar>
+                  <w:top w:w="100.0" w:type="dxa"/>
+                  <w:left w:w="100.0" w:type="dxa"/>
+                  <w:bottom w:w="100.0" w:type="dxa"/>
+                  <w:right w:w="100.0" w:type="dxa"/>
+                </w:tcMar>
+                <w:vAlign w:val="top"/>
+              </w:tcPr>
+              <w:p>
+                <w:pPr>
+                  <w:widowControl w:val="0"/>
+                  <w:spacing w:after="0" w:line="240" w:lineRule="auto"/>
+                  <w:rPr/>
+                </w:pPr>
+                <w:r>
+                  <w:rPr>
+                    <w:rtl w:val="0"/>
+                  </w:rPr>
+                  <w:t xml:space="preserve">Sistema de Base de Datos </w:t>
+                </w:r>
+              </w:p>
+            </w:tc>
+          </w:tr>
+          <w:tr>
+            <w:trPr>
+              <w:cantSplit w:val="0"/>
+              <w:tblHeader w:val="0"/>
+            </w:trPr>
+            <w:tc>
+              <w:tcPr>
+                <w:shd w:fill="366091" w:val="clear"/>
+                <w:tcMar>
+                  <w:top w:w="100.0" w:type="dxa"/>
+                  <w:left w:w="100.0" w:type="dxa"/>
+                  <w:bottom w:w="100.0" w:type="dxa"/>
+                  <w:right w:w="100.0" w:type="dxa"/>
+                </w:tcMar>
+                <w:vAlign w:val="top"/>
+              </w:tcPr>
+              <w:p>
+                <w:pPr>
+                  <w:rPr>
+                    <w:b w:val="1"/>
+                    <w:bCs w:val="1"/>
+                    <w:color w:val="ffffff"/>
+                  </w:rPr>
+                </w:pPr>
+                <w:r>
+                  <w:rPr>
+                    <w:b w:val="1"/>
+                    <w:bCs w:val="1"/>
+                    <w:color w:val="ffffff"/>
+                    <w:rtl w:val="0"/>
+                  </w:rPr>
+                  <w:t xml:space="preserve">Prioridad</w:t>
+                </w:r>
+              </w:p>
+            </w:tc>
+            <w:tc>
+              <w:tcPr>
+                <w:shd w:fill="auto" w:val="clear"/>
+                <w:tcMar>
+                  <w:top w:w="100.0" w:type="dxa"/>
+                  <w:left w:w="100.0" w:type="dxa"/>
+                  <w:bottom w:w="100.0" w:type="dxa"/>
+                  <w:right w:w="100.0" w:type="dxa"/>
+                </w:tcMar>
+                <w:vAlign w:val="top"/>
+              </w:tcPr>
+              <w:p>
+                <w:pPr>
+                  <w:widowControl w:val="0"/>
+                  <w:spacing w:after="0" w:line="240" w:lineRule="auto"/>
+                  <w:rPr/>
+                </w:pPr>
+                <w:r>
+                  <w:rPr>
+                    <w:rtl w:val="0"/>
+                  </w:rPr>
+                  <w:t xml:space="preserve">Media</w:t>
+                </w:r>
+              </w:p>
+            </w:tc>
+          </w:tr>
+          <w:tr>
+            <w:trPr>
+              <w:cantSplit w:val="0"/>
+              <w:tblHeader w:val="0"/>
+            </w:trPr>
+            <w:tc>
+              <w:tcPr>
+                <w:shd w:fill="366091" w:val="clear"/>
+                <w:tcMar>
+                  <w:top w:w="100.0" w:type="dxa"/>
+                  <w:left w:w="100.0" w:type="dxa"/>
+                  <w:bottom w:w="100.0" w:type="dxa"/>
+                  <w:right w:w="100.0" w:type="dxa"/>
+                </w:tcMar>
+                <w:vAlign w:val="top"/>
+              </w:tcPr>
+              <w:p>
+                <w:pPr>
+                  <w:rPr>
+                    <w:b w:val="1"/>
+                    <w:bCs w:val="1"/>
+                    <w:color w:val="ffffff"/>
+                  </w:rPr>
+                </w:pPr>
+                <w:r>
+                  <w:rPr>
+                    <w:b w:val="1"/>
+                    <w:bCs w:val="1"/>
+                    <w:color w:val="ffffff"/>
+                    <w:rtl w:val="0"/>
+                  </w:rPr>
+                  <w:t xml:space="preserve">Estado</w:t>
+                </w:r>
+              </w:p>
+            </w:tc>
+            <w:tc>
+              <w:tcPr>
+                <w:shd w:fill="auto" w:val="clear"/>
+                <w:tcMar>
+                  <w:top w:w="100.0" w:type="dxa"/>
+                  <w:left w:w="100.0" w:type="dxa"/>
+                  <w:bottom w:w="100.0" w:type="dxa"/>
+                  <w:right w:w="100.0" w:type="dxa"/>
+                </w:tcMar>
+                <w:vAlign w:val="top"/>
+              </w:tcPr>
+              <w:p>
+                <w:pPr>
+                  <w:widowControl w:val="0"/>
+                  <w:spacing w:after="0" w:line="240" w:lineRule="auto"/>
+                  <w:rPr/>
+                </w:pPr>
+                <w:r>
+                  <w:rPr>
+                    <w:rtl w:val="0"/>
+                  </w:rPr>
+                  <w:t xml:space="preserve">Aprobado / En revisión </w:t>
+                </w:r>
+              </w:p>
+            </w:tc>
+          </w:tr>
+          <w:tr>
+            <w:trPr>
+              <w:cantSplit w:val="0"/>
+              <w:tblHeader w:val="0"/>
+            </w:trPr>
+            <w:tc>
+              <w:tcPr>
+                <w:shd w:fill="366091" w:val="clear"/>
+                <w:tcMar>
+                  <w:top w:w="100.0" w:type="dxa"/>
+                  <w:left w:w="100.0" w:type="dxa"/>
+                  <w:bottom w:w="100.0" w:type="dxa"/>
+                  <w:right w:w="100.0" w:type="dxa"/>
+                </w:tcMar>
+                <w:vAlign w:val="top"/>
+              </w:tcPr>
+              <w:p>
+                <w:pPr>
+                  <w:rPr>
+                    <w:b w:val="1"/>
+                    <w:bCs w:val="1"/>
+                    <w:color w:val="ffffff"/>
+                  </w:rPr>
+                </w:pPr>
+                <w:r>
+                  <w:rPr>
+                    <w:b w:val="1"/>
+                    <w:bCs w:val="1"/>
+                    <w:color w:val="ffffff"/>
+                    <w:rtl w:val="0"/>
+                  </w:rPr>
+                  <w:t xml:space="preserve">Versión</w:t>
+                </w:r>
+              </w:p>
+            </w:tc>
+            <w:tc>
+              <w:tcPr>
+                <w:shd w:fill="auto" w:val="clear"/>
+                <w:tcMar>
+                  <w:top w:w="100.0" w:type="dxa"/>
+                  <w:left w:w="100.0" w:type="dxa"/>
+                  <w:bottom w:w="100.0" w:type="dxa"/>
+                  <w:right w:w="100.0" w:type="dxa"/>
+                </w:tcMar>
+                <w:vAlign w:val="top"/>
+              </w:tcPr>
+              <w:p>
+                <w:pPr>
+                  <w:widowControl w:val="0"/>
+                  <w:spacing w:after="0" w:line="240" w:lineRule="auto"/>
+                  <w:rPr/>
+                </w:pPr>
+                <w:r>
+                  <w:rPr>
+                    <w:rtl w:val="0"/>
+                  </w:rPr>
+                  <w:t xml:space="preserve">1.0 </w:t>
+                </w:r>
+              </w:p>
+            </w:tc>
+          </w:tr>
+          <w:tr>
+            <w:trPr>
+              <w:cantSplit w:val="0"/>
+              <w:tblHeader w:val="0"/>
+            </w:trPr>
+            <w:tc>
+              <w:tcPr>
+                <w:shd w:fill="366091" w:val="clear"/>
+                <w:tcMar>
+                  <w:top w:w="100.0" w:type="dxa"/>
+                  <w:left w:w="100.0" w:type="dxa"/>
+                  <w:bottom w:w="100.0" w:type="dxa"/>
+                  <w:right w:w="100.0" w:type="dxa"/>
+                </w:tcMar>
+                <w:vAlign w:val="top"/>
+              </w:tcPr>
+              <w:p>
+                <w:pPr>
+                  <w:rPr>
+                    <w:b w:val="1"/>
+                    <w:bCs w:val="1"/>
+                    <w:color w:val="ffffff"/>
+                  </w:rPr>
+                </w:pPr>
+                <w:r>
+                  <w:rPr>
+                    <w:b w:val="1"/>
+                    <w:bCs w:val="1"/>
+                    <w:color w:val="ffffff"/>
+                    <w:rtl w:val="0"/>
+                  </w:rPr>
+                  <w:t xml:space="preserve">Autor</w:t>
+                </w:r>
+              </w:p>
+            </w:tc>
+            <w:tc>
+              <w:tcPr>
+                <w:shd w:fill="auto" w:val="clear"/>
+                <w:tcMar>
+                  <w:top w:w="100.0" w:type="dxa"/>
+                  <w:left w:w="100.0" w:type="dxa"/>
+                  <w:bottom w:w="100.0" w:type="dxa"/>
+                  <w:right w:w="100.0" w:type="dxa"/>
+                </w:tcMar>
+                <w:vAlign w:val="top"/>
+              </w:tcPr>
+              <w:p>
+                <w:pPr>
+                  <w:widowControl w:val="0"/>
+                  <w:spacing w:after="0" w:line="240" w:lineRule="auto"/>
+                  <w:rPr/>
+                </w:pPr>
+                <w:r>
+                  <w:rPr>
+                    <w:rtl w:val="0"/>
+                  </w:rPr>
+                  <w:t xml:space="preserve">Karen Rodríguez, Santiago Medina, Mauricio Rojas</w:t>
+                </w:r>
+              </w:p>
+            </w:tc>
+          </w:tr>
+          <w:tr>
+            <w:trPr>
+              <w:cantSplit w:val="0"/>
+              <w:tblHeader w:val="0"/>
+            </w:trPr>
+            <w:tc>
+              <w:tcPr>
+                <w:shd w:fill="366091" w:val="clear"/>
+                <w:tcMar>
+                  <w:top w:w="100.0" w:type="dxa"/>
+                  <w:left w:w="100.0" w:type="dxa"/>
+                  <w:bottom w:w="100.0" w:type="dxa"/>
+                  <w:right w:w="100.0" w:type="dxa"/>
+                </w:tcMar>
+                <w:vAlign w:val="top"/>
+              </w:tcPr>
+              <w:p>
+                <w:pPr>
+                  <w:rPr>
+                    <w:b w:val="1"/>
+                    <w:bCs w:val="1"/>
+                    <w:color w:val="ffffff"/>
+                  </w:rPr>
+                </w:pPr>
+                <w:r>
+                  <w:rPr>
+                    <w:b w:val="1"/>
+                    <w:bCs w:val="1"/>
+                    <w:color w:val="ffffff"/>
+                    <w:rtl w:val="0"/>
+                  </w:rPr>
+                  <w:t xml:space="preserve">Fecha</w:t>
+                </w:r>
+              </w:p>
+            </w:tc>
+            <w:tc>
+              <w:tcPr>
+                <w:shd w:fill="auto" w:val="clear"/>
+                <w:tcMar>
+                  <w:top w:w="100.0" w:type="dxa"/>
+                  <w:left w:w="100.0" w:type="dxa"/>
+                  <w:bottom w:w="100.0" w:type="dxa"/>
+                  <w:right w:w="100.0" w:type="dxa"/>
+                </w:tcMar>
+                <w:vAlign w:val="top"/>
+              </w:tcPr>
+              <w:p>
+                <w:pPr>
+                  <w:widowControl w:val="0"/>
+                  <w:spacing w:after="0" w:line="240" w:lineRule="auto"/>
+                  <w:rPr/>
+                </w:pPr>
+                <w:r>
+                  <w:rPr>
+                    <w:rtl w:val="0"/>
+                  </w:rPr>
+                  <w:t xml:space="preserve">24/07/2026 </w:t>
+                </w:r>
+              </w:p>
+            </w:tc>
+          </w:tr>
+          <w:tr>
+            <w:trPr>
+              <w:cantSplit w:val="0"/>
+              <w:tblHeader w:val="0"/>
+            </w:trPr>
+            <w:tc>
+              <w:tcPr>
+                <w:shd w:fill="366091" w:val="clear"/>
+                <w:tcMar>
+                  <w:top w:w="100.0" w:type="dxa"/>
+                  <w:left w:w="100.0" w:type="dxa"/>
+                  <w:bottom w:w="100.0" w:type="dxa"/>
+                  <w:right w:w="100.0" w:type="dxa"/>
+                </w:tcMar>
+                <w:vAlign w:val="top"/>
+              </w:tcPr>
+              <w:p>
+                <w:pPr>
+                  <w:rPr>
+                    <w:b w:val="1"/>
+                    <w:bCs w:val="1"/>
+                    <w:color w:val="ffffff"/>
+                  </w:rPr>
+                </w:pPr>
+                <w:r>
+                  <w:rPr>
+                    <w:b w:val="1"/>
+                    <w:bCs w:val="1"/>
+                    <w:color w:val="ffffff"/>
+                    <w:rtl w:val="0"/>
+                  </w:rPr>
+                  <w:t xml:space="preserve">Objetivo del Negocio</w:t>
+                </w:r>
+              </w:p>
+            </w:tc>
+            <w:tc>
+              <w:tcPr>
+                <w:shd w:fill="auto" w:val="clear"/>
+                <w:tcMar>
+                  <w:top w:w="100.0" w:type="dxa"/>
+                  <w:left w:w="100.0" w:type="dxa"/>
+                  <w:bottom w:w="100.0" w:type="dxa"/>
+                  <w:right w:w="100.0" w:type="dxa"/>
+                </w:tcMar>
+                <w:vAlign w:val="top"/>
+              </w:tcPr>
+              <w:p>
+                <w:pPr>
+                  <w:widowControl w:val="0"/>
+                  <w:spacing w:after="0" w:line="240" w:lineRule="auto"/>
+                  <w:rPr/>
+                </w:pPr>
+                <w:r>
+                  <w:rPr>
+                    <w:rtl w:val="0"/>
+                  </w:rPr>
+                  <w:t xml:space="preserve">Retirar del sistema o del inventario aquellas prendas que ya no se comercializarán. </w:t>
+                </w:r>
+                <w:r>
+                  <w:rPr>
+                    <w:rtl w:val="0"/>
+                  </w:rPr>
+                </w:r>
+              </w:p>
+            </w:tc>
+          </w:tr>
+          <w:tr>
+            <w:trPr>
+              <w:cantSplit w:val="0"/>
+              <w:tblHeader w:val="0"/>
+            </w:trPr>
+            <w:tc>
+              <w:tcPr>
+                <w:shd w:fill="366091" w:val="clear"/>
+                <w:tcMar>
+                  <w:top w:w="100.0" w:type="dxa"/>
+                  <w:left w:w="100.0" w:type="dxa"/>
+                  <w:bottom w:w="100.0" w:type="dxa"/>
+                  <w:right w:w="100.0" w:type="dxa"/>
+                </w:tcMar>
+                <w:vAlign w:val="top"/>
+              </w:tcPr>
+              <w:p>
+                <w:pPr>
+                  <w:rPr>
+                    <w:b w:val="1"/>
+                    <w:bCs w:val="1"/>
+                    <w:color w:val="ffffff"/>
+                  </w:rPr>
+                </w:pPr>
+                <w:r>
+                  <w:rPr>
+                    <w:b w:val="1"/>
+                    <w:bCs w:val="1"/>
+                    <w:color w:val="ffffff"/>
+                    <w:rtl w:val="0"/>
+                  </w:rPr>
+                  <w:t xml:space="preserve">Descripción General</w:t>
+                </w:r>
+              </w:p>
+            </w:tc>
+            <w:tc>
+              <w:tcPr>
+                <w:shd w:fill="auto" w:val="clear"/>
+                <w:tcMar>
+                  <w:top w:w="100.0" w:type="dxa"/>
+                  <w:left w:w="100.0" w:type="dxa"/>
+                  <w:bottom w:w="100.0" w:type="dxa"/>
+                  <w:right w:w="100.0" w:type="dxa"/>
+                </w:tcMar>
+                <w:vAlign w:val="top"/>
+              </w:tcPr>
+              <w:p>
+                <w:pPr>
+                  <w:widowControl w:val="0"/>
+                  <w:spacing w:after="0" w:line="240" w:lineRule="auto"/>
+                  <w:rPr/>
+                </w:pPr>
+                <w:r>
+                  <w:rPr>
+                    <w:rtl w:val="0"/>
+                  </w:rPr>
+                  <w:t xml:space="preserve">Permite eliminar una prenda del inventario desde el apartado correspondiente, asegurando que el producto deje de estar disponible para su visualización y compra en la plataforma. </w:t>
+                </w:r>
+                <w:r>
+                  <w:rPr>
+                    <w:rtl w:val="0"/>
+                  </w:rPr>
+                </w:r>
+              </w:p>
+            </w:tc>
+          </w:tr>
+          <w:tr>
+            <w:trPr>
+              <w:cantSplit w:val="0"/>
+              <w:trHeight w:val="420" w:hRule="atLeast"/>
+              <w:tblHeader w:val="0"/>
+            </w:trPr>
+            <w:tc>
+              <w:tcPr>
+                <w:vMerge w:val="restart"/>
+                <w:shd w:fill="366091" w:val="clear"/>
+                <w:tcMar>
+                  <w:top w:w="100.0" w:type="dxa"/>
+                  <w:left w:w="100.0" w:type="dxa"/>
+                  <w:bottom w:w="100.0" w:type="dxa"/>
+                  <w:right w:w="100.0" w:type="dxa"/>
+                </w:tcMar>
+                <w:vAlign w:val="top"/>
+              </w:tcPr>
+              <w:p>
+                <w:pPr>
+                  <w:rPr>
+                    <w:b w:val="1"/>
+                    <w:bCs w:val="1"/>
+                    <w:color w:val="ffffff"/>
+                  </w:rPr>
+                </w:pPr>
+                <w:r>
+                  <w:rPr>
+                    <w:b w:val="1"/>
+                    <w:bCs w:val="1"/>
+                    <w:color w:val="ffffff"/>
+                    <w:rtl w:val="0"/>
+                  </w:rPr>
+                  <w:t xml:space="preserve">Alcance</w:t>
+                </w:r>
+              </w:p>
+            </w:tc>
+            <w:tc>
+              <w:tcPr>
+                <w:shd w:fill="auto" w:val="clear"/>
+                <w:tcMar>
+                  <w:top w:w="100.0" w:type="dxa"/>
+                  <w:left w:w="100.0" w:type="dxa"/>
+                  <w:bottom w:w="100.0" w:type="dxa"/>
+                  <w:right w:w="100.0" w:type="dxa"/>
+                </w:tcMar>
+                <w:vAlign w:val="top"/>
+              </w:tcPr>
+              <w:p>
+                <w:pPr>
+                  <w:rPr/>
+                </w:pPr>
+                <w:r>
+                  <w:rPr>
+                    <w:b w:val="1"/>
+                    <w:bCs w:val="1"/>
+                    <w:rtl w:val="0"/>
+                  </w:rPr>
+                  <w:t xml:space="preserve">Incluye:</w:t>
+                </w:r>
+                <w:r>
+                  <w:rPr>
+                    <w:rtl w:val="0"/>
+                  </w:rPr>
+                  <w:t xml:space="preserve"> Opción de eliminación de registros de prendas del inventario. </w:t>
+                </w:r>
+                <w:r>
+                  <w:rPr>
+                    <w:rtl w:val="0"/>
+                  </w:rPr>
+                </w:r>
+              </w:p>
+            </w:tc>
+          </w:tr>
+          <w:tr>
+            <w:trPr>
+              <w:cantSplit w:val="0"/>
+              <w:trHeight w:val="420" w:hRule="atLeast"/>
+              <w:tblHeader w:val="0"/>
+            </w:trPr>
+            <w:tc>
+              <w:tcPr>
+                <w:vMerge w:val="continue"/>
+                <w:shd w:fill="366091" w:val="clear"/>
+                <w:tcMar>
+                  <w:top w:w="100.0" w:type="dxa"/>
+                  <w:left w:w="100.0" w:type="dxa"/>
+                  <w:bottom w:w="100.0" w:type="dxa"/>
+                  <w:right w:w="100.0" w:type="dxa"/>
+                </w:tcMar>
+                <w:vAlign w:val="top"/>
+              </w:tcPr>
+              <w:p>
+                <w:pPr>
+                  <w:widowControl w:val="0"/>
+                  <w:spacing w:after="0" w:line="276" w:lineRule="auto"/>
+                  <w:rPr/>
+                </w:pPr>
+                <w:r>
+                  <w:rPr>
+                    <w:rtl w:val="0"/>
+                  </w:rPr>
+                </w:r>
+              </w:p>
+            </w:tc>
+            <w:tc>
+              <w:tcPr>
+                <w:shd w:fill="auto" w:val="clear"/>
+                <w:tcMar>
+                  <w:top w:w="100.0" w:type="dxa"/>
+                  <w:left w:w="100.0" w:type="dxa"/>
+                  <w:bottom w:w="100.0" w:type="dxa"/>
+                  <w:right w:w="100.0" w:type="dxa"/>
+                </w:tcMar>
+                <w:vAlign w:val="top"/>
+              </w:tcPr>
+              <w:p>
+                <w:pPr>
+                  <w:spacing w:after="240" w:before="240" w:lineRule="auto"/>
+                  <w:ind w:left="0" w:firstLine="0"/>
+                  <w:rPr/>
+                </w:pPr>
+                <w:r>
+                  <w:rPr>
+                    <w:b w:val="1"/>
+                    <w:bCs w:val="1"/>
+                    <w:rtl w:val="0"/>
+                  </w:rPr>
+                  <w:t xml:space="preserve">No incluye:</w:t>
+                </w:r>
+                <w:r>
+                  <w:rPr>
+                    <w:rtl w:val="0"/>
+                  </w:rPr>
+                  <w:t xml:space="preserve"> Borrado de registros históricos de ventas asociadas a dicho producto.</w:t>
+                </w:r>
+              </w:p>
+            </w:tc>
+          </w:tr>
+          <w:tr>
+            <w:trPr>
+              <w:cantSplit w:val="0"/>
+              <w:tblHeader w:val="0"/>
+            </w:trPr>
+            <w:tc>
+              <w:tcPr>
+                <w:shd w:fill="366091" w:val="clear"/>
+                <w:tcMar>
+                  <w:top w:w="100.0" w:type="dxa"/>
+                  <w:left w:w="100.0" w:type="dxa"/>
+                  <w:bottom w:w="100.0" w:type="dxa"/>
+                  <w:right w:w="100.0" w:type="dxa"/>
+                </w:tcMar>
+                <w:vAlign w:val="top"/>
+              </w:tcPr>
+              <w:p>
+                <w:pPr>
+                  <w:rPr>
+                    <w:b w:val="1"/>
+                    <w:bCs w:val="1"/>
+                    <w:color w:val="ffffff"/>
+                  </w:rPr>
+                </w:pPr>
+                <w:r>
+                  <w:rPr>
+                    <w:b w:val="1"/>
+                    <w:bCs w:val="1"/>
+                    <w:color w:val="ffffff"/>
+                    <w:rtl w:val="0"/>
+                  </w:rPr>
+                  <w:t xml:space="preserve">Actores Involucrados</w:t>
+                </w:r>
+              </w:p>
+            </w:tc>
+            <w:tc>
+              <w:tcPr>
+                <w:shd w:fill="auto" w:val="clear"/>
+                <w:tcMar>
+                  <w:top w:w="100.0" w:type="dxa"/>
+                  <w:left w:w="100.0" w:type="dxa"/>
+                  <w:bottom w:w="100.0" w:type="dxa"/>
+                  <w:right w:w="100.0" w:type="dxa"/>
+                </w:tcMar>
+                <w:vAlign w:val="top"/>
+              </w:tcPr>
+              <w:p>
+                <w:pPr>
+                  <w:rPr/>
+                </w:pPr>
+                <w:r>
+                  <w:rPr>
+                    <w:rtl w:val="0"/>
+                  </w:rPr>
+                  <w:t xml:space="preserve">Administrador. </w:t>
+                </w:r>
+                <w:r>
+                  <w:rPr>
+                    <w:rtl w:val="0"/>
+                  </w:rPr>
+                </w:r>
+              </w:p>
+            </w:tc>
+          </w:tr>
+          <w:tr>
+            <w:trPr>
+              <w:cantSplit w:val="0"/>
+              <w:tblHeader w:val="0"/>
+            </w:trPr>
+            <w:tc>
+              <w:tcPr>
+                <w:shd w:fill="366091" w:val="clear"/>
+                <w:tcMar>
+                  <w:top w:w="100.0" w:type="dxa"/>
+                  <w:left w:w="100.0" w:type="dxa"/>
+                  <w:bottom w:w="100.0" w:type="dxa"/>
+                  <w:right w:w="100.0" w:type="dxa"/>
+                </w:tcMar>
+                <w:vAlign w:val="top"/>
+              </w:tcPr>
+              <w:p>
+                <w:pPr>
+                  <w:rPr>
+                    <w:b w:val="1"/>
+                    <w:bCs w:val="1"/>
+                    <w:color w:val="ffffff"/>
+                  </w:rPr>
+                </w:pPr>
+                <w:r>
+                  <w:rPr>
+                    <w:b w:val="1"/>
+                    <w:bCs w:val="1"/>
+                    <w:color w:val="ffffff"/>
+                    <w:rtl w:val="0"/>
+                  </w:rPr>
+                  <w:t xml:space="preserve">Reglas de Negocio</w:t>
+                </w:r>
+              </w:p>
+              <w:p>
+                <w:pPr>
+                  <w:rPr>
+                    <w:b w:val="1"/>
+                    <w:bCs w:val="1"/>
+                    <w:color w:val="ffffff"/>
+                  </w:rPr>
+                </w:pPr>
+                <w:r>
+                  <w:rPr>
+                    <w:b w:val="1"/>
+                    <w:bCs w:val="1"/>
+                    <w:color w:val="ffffff"/>
+                    <w:rtl w:val="0"/>
+                  </w:rPr>
+                  <w:t xml:space="preserve">| ID | Regla | Justificación | Prioridad |</w:t>
+                </w:r>
+              </w:p>
+            </w:tc>
+            <w:tc>
+              <w:tcPr>
+                <w:shd w:fill="auto" w:val="clear"/>
+                <w:tcMar>
+                  <w:top w:w="100.0" w:type="dxa"/>
+                  <w:left w:w="100.0" w:type="dxa"/>
+                  <w:bottom w:w="100.0" w:type="dxa"/>
+                  <w:right w:w="100.0" w:type="dxa"/>
+                </w:tcMar>
+                <w:vAlign w:val="top"/>
+              </w:tcPr>
+              <w:p>
+                <w:pPr>
+                  <w:rPr/>
+                </w:pPr>
+                <w:r>
+                  <w:rPr>
+                    <w:rtl w:val="0"/>
+                  </w:rPr>
+                  <w:t xml:space="preserve">RN-001: La eliminación de un producto debe validar que no existan dependencias críticas activas en carritos de compras pendientes de pago.Prevenir fallas o inconsistencias en los </w:t>
+                </w:r>
+                <w:r>
+                  <w:rPr>
+                    <w:rtl w:val="0"/>
+                  </w:rPr>
+                  <w:t xml:space="preserve">(Prioridad: Media).</w:t>
+                </w:r>
+              </w:p>
+            </w:tc>
+          </w:tr>
+          <w:tr>
+            <w:trPr>
+              <w:cantSplit w:val="0"/>
+              <w:tblHeader w:val="0"/>
+            </w:trPr>
+            <w:tc>
+              <w:tcPr>
+                <w:shd w:fill="366091" w:val="clear"/>
+                <w:tcMar>
+                  <w:top w:w="100.0" w:type="dxa"/>
+                  <w:left w:w="100.0" w:type="dxa"/>
+                  <w:bottom w:w="100.0" w:type="dxa"/>
+                  <w:right w:w="100.0" w:type="dxa"/>
+                </w:tcMar>
+                <w:vAlign w:val="top"/>
+              </w:tcPr>
+              <w:p>
+                <w:pPr>
+                  <w:rPr>
+                    <w:b w:val="1"/>
+                    <w:bCs w:val="1"/>
+                    <w:color w:val="ffffff"/>
+                  </w:rPr>
+                </w:pPr>
+                <w:r>
+                  <w:rPr>
+                    <w:b w:val="1"/>
+                    <w:bCs w:val="1"/>
+                    <w:color w:val="ffffff"/>
+                    <w:rtl w:val="0"/>
+                  </w:rPr>
+                  <w:t xml:space="preserve">Requisitos No Funcionales Asociados</w:t>
+                </w:r>
+              </w:p>
+            </w:tc>
+            <w:tc>
+              <w:tcPr>
+                <w:shd w:fill="auto" w:val="clear"/>
+                <w:tcMar>
+                  <w:top w:w="100.0" w:type="dxa"/>
+                  <w:left w:w="100.0" w:type="dxa"/>
+                  <w:bottom w:w="100.0" w:type="dxa"/>
+                  <w:right w:w="100.0" w:type="dxa"/>
+                </w:tcMar>
+                <w:vAlign w:val="top"/>
+              </w:tcPr>
+              <w:p>
+                <w:pPr>
+                  <w:rPr/>
+                </w:pPr>
+                <w:r>
+                  <w:rPr>
+                    <w:rtl w:val="0"/>
+                  </w:rPr>
+                  <w:t xml:space="preserve">RNF-002 (Seguridad), RNF-008 (Respaldo). </w:t>
+                </w:r>
+                <w:r>
+                  <w:rPr>
+                    <w:rtl w:val="0"/>
+                  </w:rPr>
+                </w:r>
+              </w:p>
+            </w:tc>
+          </w:tr>
+          <w:tr>
+            <w:trPr>
+              <w:cantSplit w:val="0"/>
+              <w:tblHeader w:val="0"/>
+            </w:trPr>
+            <w:tc>
+              <w:tcPr>
+                <w:shd w:fill="366091" w:val="clear"/>
+                <w:tcMar>
+                  <w:top w:w="100.0" w:type="dxa"/>
+                  <w:left w:w="100.0" w:type="dxa"/>
+                  <w:bottom w:w="100.0" w:type="dxa"/>
+                  <w:right w:w="100.0" w:type="dxa"/>
+                </w:tcMar>
+                <w:vAlign w:val="top"/>
+              </w:tcPr>
+              <w:p>
+                <w:pPr>
+                  <w:rPr>
+                    <w:b w:val="1"/>
+                    <w:bCs w:val="1"/>
+                    <w:color w:val="ffffff"/>
+                  </w:rPr>
+                </w:pPr>
+                <w:r>
+                  <w:rPr>
+                    <w:b w:val="1"/>
+                    <w:bCs w:val="1"/>
+                    <w:color w:val="ffffff"/>
+                    <w:rtl w:val="0"/>
+                  </w:rPr>
+                  <w:t xml:space="preserve">Subrequisitos Relacionados</w:t>
+                </w:r>
+              </w:p>
+            </w:tc>
+            <w:tc>
+              <w:tcPr>
+                <w:shd w:fill="auto" w:val="clear"/>
+                <w:tcMar>
+                  <w:top w:w="100.0" w:type="dxa"/>
+                  <w:left w:w="100.0" w:type="dxa"/>
+                  <w:bottom w:w="100.0" w:type="dxa"/>
+                  <w:right w:w="100.0" w:type="dxa"/>
+                </w:tcMar>
+                <w:vAlign w:val="top"/>
+              </w:tcPr>
+              <w:p>
+                <w:pPr>
+                  <w:rPr/>
+                </w:pPr>
+                <w:r>
+                  <w:rPr>
+                    <w:rtl w:val="0"/>
+                  </w:rPr>
+                  <w:t xml:space="preserve">RF-015 (Ver inventario). </w:t>
+                </w:r>
+                <w:r>
+                  <w:rPr>
+                    <w:rtl w:val="0"/>
+                  </w:rPr>
+                </w:r>
+              </w:p>
+            </w:tc>
+          </w:tr>
+          <w:tr>
+            <w:trPr>
+              <w:cantSplit w:val="0"/>
+              <w:tblHeader w:val="0"/>
+            </w:trPr>
+            <w:tc>
+              <w:tcPr>
+                <w:shd w:fill="366091" w:val="clear"/>
+                <w:tcMar>
+                  <w:top w:w="100.0" w:type="dxa"/>
+                  <w:left w:w="100.0" w:type="dxa"/>
+                  <w:bottom w:w="100.0" w:type="dxa"/>
+                  <w:right w:w="100.0" w:type="dxa"/>
+                </w:tcMar>
+                <w:vAlign w:val="top"/>
+              </w:tcPr>
+              <w:p>
+                <w:pPr>
+                  <w:rPr>
+                    <w:b w:val="1"/>
+                    <w:bCs w:val="1"/>
+                    <w:color w:val="ffffff"/>
+                  </w:rPr>
+                </w:pPr>
+                <w:r>
+                  <w:rPr>
+                    <w:b w:val="1"/>
+                    <w:bCs w:val="1"/>
+                    <w:color w:val="ffffff"/>
+                    <w:rtl w:val="0"/>
+                  </w:rPr>
+                  <w:t xml:space="preserve"> Dependencias</w:t>
+                </w:r>
+              </w:p>
+            </w:tc>
+            <w:tc>
+              <w:tcPr>
+                <w:shd w:fill="auto" w:val="clear"/>
+                <w:tcMar>
+                  <w:top w:w="100.0" w:type="dxa"/>
+                  <w:left w:w="100.0" w:type="dxa"/>
+                  <w:bottom w:w="100.0" w:type="dxa"/>
+                  <w:right w:w="100.0" w:type="dxa"/>
+                </w:tcMar>
+                <w:vAlign w:val="top"/>
+              </w:tcPr>
+              <w:p>
+                <w:pPr>
+                  <w:rPr/>
+                </w:pPr>
+                <w:r>
+                  <w:rPr>
+                    <w:rtl w:val="0"/>
+                  </w:rPr>
+                  <w:t xml:space="preserve">RF-015, RF-016. </w:t>
+                </w:r>
+                <w:r>
+                  <w:rPr>
+                    <w:rtl w:val="0"/>
+                  </w:rPr>
+                </w:r>
+              </w:p>
+            </w:tc>
+          </w:tr>
+          <w:tr>
+            <w:trPr>
+              <w:cantSplit w:val="0"/>
+              <w:tblHeader w:val="0"/>
+            </w:trPr>
+            <w:tc>
+              <w:tcPr>
+                <w:shd w:fill="366091" w:val="clear"/>
+                <w:tcMar>
+                  <w:top w:w="100.0" w:type="dxa"/>
+                  <w:left w:w="100.0" w:type="dxa"/>
+                  <w:bottom w:w="100.0" w:type="dxa"/>
+                  <w:right w:w="100.0" w:type="dxa"/>
+                </w:tcMar>
+                <w:vAlign w:val="top"/>
+              </w:tcPr>
+              <w:p>
+                <w:pPr>
+                  <w:rPr>
+                    <w:b w:val="1"/>
+                    <w:bCs w:val="1"/>
+                    <w:color w:val="ffffff"/>
+                  </w:rPr>
+                </w:pPr>
+                <w:r>
+                  <w:rPr>
+                    <w:b w:val="1"/>
+                    <w:bCs w:val="1"/>
+                    <w:color w:val="ffffff"/>
+                    <w:rtl w:val="0"/>
+                  </w:rPr>
+                  <w:t xml:space="preserve">Riesgos</w:t>
+                </w:r>
+              </w:p>
+            </w:tc>
+            <w:tc>
+              <w:tcPr>
+                <w:shd w:fill="auto" w:val="clear"/>
+                <w:tcMar>
+                  <w:top w:w="100.0" w:type="dxa"/>
+                  <w:left w:w="100.0" w:type="dxa"/>
+                  <w:bottom w:w="100.0" w:type="dxa"/>
+                  <w:right w:w="100.0" w:type="dxa"/>
+                </w:tcMar>
+                <w:vAlign w:val="top"/>
+              </w:tcPr>
+              <w:p>
+                <w:pPr>
+                  <w:spacing w:after="240" w:before="240" w:lineRule="auto"/>
+                  <w:rPr/>
+                </w:pPr>
+                <w:r>
+                  <w:rPr>
+                    <w:rtl w:val="0"/>
+                  </w:rPr>
+                  <w:t xml:space="preserve">Pérdida accidental de referencias de catálogo (Medio). </w:t>
+                </w:r>
+                <w:r>
+                  <w:rPr>
+                    <w:rtl w:val="0"/>
+                  </w:rPr>
+                </w:r>
+              </w:p>
+            </w:tc>
+          </w:tr>
+          <w:tr>
+            <w:trPr>
+              <w:cantSplit w:val="0"/>
+              <w:tblHeader w:val="0"/>
+            </w:trPr>
+            <w:tc>
+              <w:tcPr>
+                <w:shd w:fill="366091" w:val="clear"/>
+                <w:tcMar>
+                  <w:top w:w="100.0" w:type="dxa"/>
+                  <w:left w:w="100.0" w:type="dxa"/>
+                  <w:bottom w:w="100.0" w:type="dxa"/>
+                  <w:right w:w="100.0" w:type="dxa"/>
+                </w:tcMar>
+                <w:vAlign w:val="top"/>
+              </w:tcPr>
+              <w:p>
+                <w:pPr>
+                  <w:rPr>
+                    <w:b w:val="1"/>
+                    <w:bCs w:val="1"/>
+                    <w:color w:val="ffffff"/>
+                  </w:rPr>
+                </w:pPr>
+                <w:r>
+                  <w:rPr>
+                    <w:b w:val="1"/>
+                    <w:bCs w:val="1"/>
+                    <w:color w:val="ffffff"/>
+                    <w:rtl w:val="0"/>
+                  </w:rPr>
+                  <w:t xml:space="preserve">Criterios Generales de Aceptación</w:t>
+                </w:r>
+              </w:p>
+            </w:tc>
+            <w:tc>
+              <w:tcPr>
+                <w:shd w:fill="auto" w:val="clear"/>
+                <w:tcMar>
+                  <w:top w:w="100.0" w:type="dxa"/>
+                  <w:left w:w="100.0" w:type="dxa"/>
+                  <w:bottom w:w="100.0" w:type="dxa"/>
+                  <w:right w:w="100.0" w:type="dxa"/>
+                </w:tcMar>
+                <w:vAlign w:val="top"/>
+              </w:tcPr>
+              <w:p>
+                <w:pPr>
+                  <w:rPr/>
+                </w:pPr>
+                <w:r>
+                  <w:rPr>
+                    <w:rtl w:val="0"/>
+                  </w:rPr>
+                  <w:t xml:space="preserve">El producto seleccionado se remueve del inventario y deja de mostrarse en el catálogo general de la tienda. </w:t>
+                </w:r>
+                <w:r>
+                  <w:rPr>
+                    <w:rtl w:val="0"/>
+                  </w:rPr>
+                </w:r>
+              </w:p>
+            </w:tc>
+          </w:tr>
+          <w:tr>
+            <w:trPr>
+              <w:cantSplit w:val="0"/>
+              <w:tblHeader w:val="0"/>
+            </w:trPr>
+            <w:tc>
+              <w:tcPr>
+                <w:shd w:fill="366091" w:val="clear"/>
+                <w:tcMar>
+                  <w:top w:w="100.0" w:type="dxa"/>
+                  <w:left w:w="100.0" w:type="dxa"/>
+                  <w:bottom w:w="100.0" w:type="dxa"/>
+                  <w:right w:w="100.0" w:type="dxa"/>
+                </w:tcMar>
+                <w:vAlign w:val="top"/>
+              </w:tcPr>
+              <w:p>
+                <w:pPr>
+                  <w:rPr>
+                    <w:b w:val="1"/>
+                    <w:bCs w:val="1"/>
+                    <w:color w:val="ffffff"/>
+                  </w:rPr>
+                </w:pPr>
+                <w:r>
+                  <w:rPr>
+                    <w:b w:val="1"/>
+                    <w:bCs w:val="1"/>
+                    <w:color w:val="ffffff"/>
+                    <w:rtl w:val="0"/>
+                  </w:rPr>
+                  <w:t xml:space="preserve">Trazabilidad</w:t>
+                </w:r>
+              </w:p>
+            </w:tc>
+            <w:tc>
+              <w:tcPr>
+                <w:shd w:fill="auto" w:val="clear"/>
+                <w:tcMar>
+                  <w:top w:w="100.0" w:type="dxa"/>
+                  <w:left w:w="100.0" w:type="dxa"/>
+                  <w:bottom w:w="100.0" w:type="dxa"/>
+                  <w:right w:w="100.0" w:type="dxa"/>
+                </w:tcMar>
+                <w:vAlign w:val="top"/>
+              </w:tcPr>
+              <w:p>
+                <w:pPr>
+                  <w:rPr/>
+                </w:pPr>
+                <w:r>
+                  <w:rPr>
+                    <w:rtl w:val="0"/>
+                  </w:rPr>
+                  <w:t xml:space="preserve">Casos de uso: CUU005. </w:t>
+                </w:r>
+                <w:r>
+                  <w:rPr>
+                    <w:rtl w:val="0"/>
+                  </w:rPr>
+                </w:r>
+              </w:p>
+            </w:tc>
+          </w:tr>
+          <w:tr>
+            <w:trPr>
+              <w:cantSplit w:val="0"/>
+              <w:tblHeader w:val="0"/>
+            </w:trPr>
+            <w:tc>
+              <w:tcPr>
+                <w:shd w:fill="366091" w:val="clear"/>
+                <w:tcMar>
+                  <w:top w:w="100.0" w:type="dxa"/>
+                  <w:left w:w="100.0" w:type="dxa"/>
+                  <w:bottom w:w="100.0" w:type="dxa"/>
+                  <w:right w:w="100.0" w:type="dxa"/>
+                </w:tcMar>
+                <w:vAlign w:val="top"/>
+              </w:tcPr>
+              <w:p>
+                <w:pPr>
+                  <w:rPr>
+                    <w:b w:val="1"/>
+                    <w:bCs w:val="1"/>
+                    <w:color w:val="ffffff"/>
+                  </w:rPr>
+                </w:pPr>
+                <w:r>
+                  <w:rPr>
+                    <w:b w:val="1"/>
+                    <w:bCs w:val="1"/>
+                    <w:color w:val="ffffff"/>
+                    <w:rtl w:val="0"/>
+                  </w:rPr>
+                  <w:t xml:space="preserve">Observaciones</w:t>
+                </w:r>
+              </w:p>
+            </w:tc>
+            <w:tc>
+              <w:tcPr>
+                <w:shd w:fill="auto" w:val="clear"/>
+                <w:tcMar>
+                  <w:top w:w="100.0" w:type="dxa"/>
+                  <w:left w:w="100.0" w:type="dxa"/>
+                  <w:bottom w:w="100.0" w:type="dxa"/>
+                  <w:right w:w="100.0" w:type="dxa"/>
+                </w:tcMar>
+                <w:vAlign w:val="top"/>
+              </w:tcPr>
+              <w:p>
+                <w:pPr>
+                  <w:rPr/>
+                </w:pPr>
+                <w:r>
+                  <w:rPr>
+                    <w:rtl w:val="0"/>
+                  </w:rPr>
+                  <w:t xml:space="preserve">Permite un mantenimiento y depuración adecuada del stock de la tienda. </w:t>
+                </w:r>
+                <w:r>
+                  <w:rPr>
+                    <w:rtl w:val="0"/>
+                  </w:rPr>
+                </w:r>
+              </w:p>
+            </w:tc>
+          </w:tr>
+        </w:tbl>
+      </w:sdtContent>
+    </w:sdt>
+    <w:p>
+      <w:pPr>
+        <w:rPr/>
+      </w:pPr>
+      <w:r>
+        <w:rPr>
+          <w:rtl w:val="0"/>
+        </w:rPr>
+      </w:r>
+    </w:p>
+    <w:p>
+      <w:pPr>
+        <w:rPr/>
+      </w:pPr>
+      <w:r>
+        <w:rPr>
+          <w:rtl w:val="0"/>
+        </w:rPr>
+      </w:r>
+    </w:p>
     <w:p>
       <w:pPr>
         <w:rPr/>
@@ -6843,13 +15088,13 @@
     <w:sdt>
       <w:sdtPr>
         <w:lock w:val="contentLocked"/>
-        <w:id w:val="557033566"/>
-        <w:tag w:val="goog_rdk_4"/>
+        <w:id w:val="2145487383"/>
+        <w:tag w:val="goog_rdk_9"/>
       </w:sdtPr>
       <w:sdtContent>
         <w:tbl>
           <w:tblPr>
-            <w:tblStyle w:val="Table5"/>
+            <w:tblStyle w:val="Table10"/>
             <w:tblW w:w="8640.0" w:type="dxa"/>
             <w:jc w:val="left"/>
             <w:tblBorders>
@@ -7390,13 +15635,13 @@
     <w:sdt>
       <w:sdtPr>
         <w:lock w:val="contentLocked"/>
-        <w:id w:val="-650703925"/>
-        <w:tag w:val="goog_rdk_5"/>
+        <w:id w:val="-1093583970"/>
+        <w:tag w:val="goog_rdk_10"/>
       </w:sdtPr>
       <w:sdtContent>
         <w:tbl>
           <w:tblPr>
-            <w:tblStyle w:val="Table6"/>
+            <w:tblStyle w:val="Table11"/>
             <w:tblW w:w="8640.0" w:type="dxa"/>
             <w:jc w:val="left"/>
             <w:tblBorders>
@@ -7990,13 +16235,13 @@
     <w:sdt>
       <w:sdtPr>
         <w:lock w:val="contentLocked"/>
-        <w:id w:val="-1679412224"/>
-        <w:tag w:val="goog_rdk_6"/>
+        <w:id w:val="229627810"/>
+        <w:tag w:val="goog_rdk_11"/>
       </w:sdtPr>
       <w:sdtContent>
         <w:tbl>
           <w:tblPr>
-            <w:tblStyle w:val="Table7"/>
+            <w:tblStyle w:val="Table12"/>
             <w:tblW w:w="8640.0" w:type="dxa"/>
             <w:jc w:val="left"/>
             <w:tblBorders>
@@ -9025,13 +17270,13 @@
     <w:sdt>
       <w:sdtPr>
         <w:lock w:val="contentLocked"/>
-        <w:id w:val="528534475"/>
-        <w:tag w:val="goog_rdk_7"/>
+        <w:id w:val="-4119128"/>
+        <w:tag w:val="goog_rdk_12"/>
       </w:sdtPr>
       <w:sdtContent>
         <w:tbl>
           <w:tblPr>
-            <w:tblStyle w:val="Table8"/>
+            <w:tblStyle w:val="Table13"/>
             <w:tblW w:w="8640.0" w:type="dxa"/>
             <w:jc w:val="left"/>
             <w:tblBorders>
@@ -10831,116 +19076,6 @@
       </w:rPr>
     </w:lvl>
   </w:abstractNum>
-  <w:abstractNum w:abstractNumId="4">
-    <w:lvl w:ilvl="0">
-      <w:start w:val="1"/>
-      <w:numFmt w:val="bullet"/>
-      <w:lvlText w:val="●"/>
-      <w:lvlJc w:val="left"/>
-      <w:pPr>
-        <w:ind w:left="720" w:hanging="360"/>
-      </w:pPr>
-      <w:rPr>
-        <w:u w:val="none"/>
-      </w:rPr>
-    </w:lvl>
-    <w:lvl w:ilvl="1">
-      <w:start w:val="1"/>
-      <w:numFmt w:val="bullet"/>
-      <w:lvlText w:val="○"/>
-      <w:lvlJc w:val="left"/>
-      <w:pPr>
-        <w:ind w:left="1440" w:hanging="360"/>
-      </w:pPr>
-      <w:rPr>
-        <w:u w:val="none"/>
-      </w:rPr>
-    </w:lvl>
-    <w:lvl w:ilvl="2">
-      <w:start w:val="1"/>
-      <w:numFmt w:val="bullet"/>
-      <w:lvlText w:val="■"/>
-      <w:lvlJc w:val="left"/>
-      <w:pPr>
-        <w:ind w:left="2160" w:hanging="360"/>
-      </w:pPr>
-      <w:rPr>
-        <w:u w:val="none"/>
-      </w:rPr>
-    </w:lvl>
-    <w:lvl w:ilvl="3">
-      <w:start w:val="1"/>
-      <w:numFmt w:val="bullet"/>
-      <w:lvlText w:val="●"/>
-      <w:lvlJc w:val="left"/>
-      <w:pPr>
-        <w:ind w:left="2880" w:hanging="360"/>
-      </w:pPr>
-      <w:rPr>
-        <w:u w:val="none"/>
-      </w:rPr>
-    </w:lvl>
-    <w:lvl w:ilvl="4">
-      <w:start w:val="1"/>
-      <w:numFmt w:val="bullet"/>
-      <w:lvlText w:val="○"/>
-      <w:lvlJc w:val="left"/>
-      <w:pPr>
-        <w:ind w:left="3600" w:hanging="360"/>
-      </w:pPr>
-      <w:rPr>
-        <w:u w:val="none"/>
-      </w:rPr>
-    </w:lvl>
-    <w:lvl w:ilvl="5">
-      <w:start w:val="1"/>
-      <w:numFmt w:val="bullet"/>
-      <w:lvlText w:val="■"/>
-      <w:lvlJc w:val="left"/>
-      <w:pPr>
-        <w:ind w:left="4320" w:hanging="360"/>
-      </w:pPr>
-      <w:rPr>
-        <w:u w:val="none"/>
-      </w:rPr>
-    </w:lvl>
-    <w:lvl w:ilvl="6">
-      <w:start w:val="1"/>
-      <w:numFmt w:val="bullet"/>
-      <w:lvlText w:val="●"/>
-      <w:lvlJc w:val="left"/>
-      <w:pPr>
-        <w:ind w:left="5040" w:hanging="360"/>
-      </w:pPr>
-      <w:rPr>
-        <w:u w:val="none"/>
-      </w:rPr>
-    </w:lvl>
-    <w:lvl w:ilvl="7">
-      <w:start w:val="1"/>
-      <w:numFmt w:val="bullet"/>
-      <w:lvlText w:val="○"/>
-      <w:lvlJc w:val="left"/>
-      <w:pPr>
-        <w:ind w:left="5760" w:hanging="360"/>
-      </w:pPr>
-      <w:rPr>
-        <w:u w:val="none"/>
-      </w:rPr>
-    </w:lvl>
-    <w:lvl w:ilvl="8">
-      <w:start w:val="1"/>
-      <w:numFmt w:val="bullet"/>
-      <w:lvlText w:val="■"/>
-      <w:lvlJc w:val="left"/>
-      <w:pPr>
-        <w:ind w:left="6480" w:hanging="360"/>
-      </w:pPr>
-      <w:rPr>
-        <w:u w:val="none"/>
-      </w:rPr>
-    </w:lvl>
-  </w:abstractNum>
   <w:num w:numId="1">
     <w:abstractNumId w:val="1"/>
   </w:num>
@@ -10949,9 +19084,6 @@
   </w:num>
   <w:num w:numId="3">
     <w:abstractNumId w:val="3"/>
-  </w:num>
-  <w:num w:numId="4">
-    <w:abstractNumId w:val="4"/>
   </w:num>
 </w:numbering>
 </file>
@@ -11168,6 +19300,41 @@
     </w:tblPr>
   </w:style>
   <w:style w:type="table" w:styleId="Table8">
+    <w:basedOn w:val="TableNormal"/>
+    <w:tblPr>
+      <w:tblStyleRowBandSize w:val="1"/>
+      <w:tblStyleColBandSize w:val="1"/>
+    </w:tblPr>
+  </w:style>
+  <w:style w:type="table" w:styleId="Table9">
+    <w:basedOn w:val="TableNormal"/>
+    <w:tblPr>
+      <w:tblStyleRowBandSize w:val="1"/>
+      <w:tblStyleColBandSize w:val="1"/>
+    </w:tblPr>
+  </w:style>
+  <w:style w:type="table" w:styleId="Table10">
+    <w:basedOn w:val="TableNormal"/>
+    <w:tblPr>
+      <w:tblStyleRowBandSize w:val="1"/>
+      <w:tblStyleColBandSize w:val="1"/>
+    </w:tblPr>
+  </w:style>
+  <w:style w:type="table" w:styleId="Table11">
+    <w:basedOn w:val="TableNormal"/>
+    <w:tblPr>
+      <w:tblStyleRowBandSize w:val="1"/>
+      <w:tblStyleColBandSize w:val="1"/>
+    </w:tblPr>
+  </w:style>
+  <w:style w:type="table" w:styleId="Table12">
+    <w:basedOn w:val="TableNormal"/>
+    <w:tblPr>
+      <w:tblStyleRowBandSize w:val="1"/>
+      <w:tblStyleColBandSize w:val="1"/>
+    </w:tblPr>
+  </w:style>
+  <w:style w:type="table" w:styleId="Table13">
     <w:basedOn w:val="TableNormal"/>
     <w:tblPr>
       <w:tblStyleRowBandSize w:val="1"/>
@@ -11499,7 +19666,7 @@
 
 <file path=customXML/item1.xml><?xml version="1.0" encoding="utf-8"?>
 <go:gDocsCustomXmlDataStorage xmlns:go="http://customooxmlschemas.google.com/" xmlns:r="http://schemas.openxmlformats.org/officeDocument/2006/relationships" uri="GoogleDocsCustomDataVersion2">
-  <go:docsCustomData xmlns:go="http://customooxmlschemas.google.com/" roundtripDataSignature="AMtx7mhy7TV3Iq9r51YMHu8nSJkoi61rIg==">CgMxLjAaHwoBMBIaChgICVIUChJ0YWJsZS5kbnptczE0ZXo0eG8aHwoBMRIaChgICVIUChJ0YWJsZS55ZXdtZWYyMWJ1aGgaHwoBMhIaChgICVIUChJ0YWJsZS4zaGxmaDJmeGVwOHoaHwoBMxIaChgICVIUChJ0YWJsZS5sY3d5aTBmZHVrZGEaHwoBNBIaChgICVIUChJ0YWJsZS5lc3F6d3VsMnViOHEaHwoBNRIaChgICVIUChJ0YWJsZS5pMWo5YXR3YXUxYWUaHgoBNhIZChcICVITChF0YWJsZS55NTh1anhtNnFxYRofCgE3EhoKGAgJUhQKEnRhYmxlLnF0NWYxbHdrcDZ0bDIOaC5iM2F6cDBidjFrMGEyDmgucnVxaHM3YTVsNnVmMg5oLnJvZGRvdDFjbGtsYzIOaC5odTlpNTVkYnhsajM4AHIhMTVpTlRFQ1ZBcDFabGNBWG5NVHdzekFwNlZSa2VyT1BD</go:docsCustomData>
+  <go:docsCustomData xmlns:go="http://customooxmlschemas.google.com/" roundtripDataSignature="AMtx7mi/bUMQrzV45/VVW8AOC35mRxXZAg==">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</go:docsCustomData>
 </go:gDocsCustomXmlDataStorage>
 </file>
 
